--- a/laporan/Assignment_II.docx
+++ b/laporan/Assignment_II.docx
@@ -31,8 +31,6 @@
       <w:r>
         <w:rPr>
           <w:rFonts w:ascii="Times New Roman" w:cs="Times New Roman" w:eastAsia="Times New Roman" w:hAnsi="Times New Roman"/>
-          <w:b w:val="false"/>
-          <w:bCs w:val="false"/>
           <w:sz w:val="26"/>
           <w:szCs w:val="26"/>
         </w:rPr>
@@ -101,7 +99,7 @@
           <w:sz w:val="22"/>
           <w:szCs w:val="22"/>
         </w:rPr>
-        <w:t xml:space="preserve">COMP8035041 - Big Data Analytics</w:t>
+        <w:t xml:space="preserve">COMP8035041 – Big Data Analytics</w:t>
       </w:r>
     </w:p>
     <w:p>
@@ -346,7 +344,7 @@
           <w:sz w:val="22"/>
           <w:szCs w:val="22"/>
         </w:rPr>
-        <w:t xml:space="preserve">12</w:t>
+        <w:t xml:space="preserve">13</w:t>
       </w:r>
     </w:p>
     <w:p>
@@ -376,7 +374,7 @@
           <w:sz w:val="22"/>
           <w:szCs w:val="22"/>
         </w:rPr>
-        <w:t xml:space="preserve">14</w:t>
+        <w:t xml:space="preserve">15</w:t>
       </w:r>
     </w:p>
     <w:p>
@@ -406,7 +404,7 @@
           <w:sz w:val="22"/>
           <w:szCs w:val="22"/>
         </w:rPr>
-        <w:t xml:space="preserve">16</w:t>
+        <w:t xml:space="preserve">17</w:t>
       </w:r>
     </w:p>
     <w:p>
@@ -436,7 +434,7 @@
           <w:sz w:val="22"/>
           <w:szCs w:val="22"/>
         </w:rPr>
-        <w:t xml:space="preserve">16</w:t>
+        <w:t xml:space="preserve">17</w:t>
       </w:r>
     </w:p>
     <w:p>
@@ -466,7 +464,7 @@
           <w:sz w:val="22"/>
           <w:szCs w:val="22"/>
         </w:rPr>
-        <w:t xml:space="preserve">17</w:t>
+        <w:t xml:space="preserve">18</w:t>
       </w:r>
     </w:p>
     <w:p>
@@ -496,7 +494,7 @@
           <w:sz w:val="22"/>
           <w:szCs w:val="22"/>
         </w:rPr>
-        <w:t xml:space="preserve">18</w:t>
+        <w:t xml:space="preserve">19</w:t>
       </w:r>
     </w:p>
     <w:p>
@@ -526,7 +524,7 @@
           <w:sz w:val="22"/>
           <w:szCs w:val="22"/>
         </w:rPr>
-        <w:t xml:space="preserve">19</w:t>
+        <w:t xml:space="preserve">20</w:t>
       </w:r>
     </w:p>
     <w:p>
@@ -556,7 +554,7 @@
           <w:sz w:val="22"/>
           <w:szCs w:val="22"/>
         </w:rPr>
-        <w:t xml:space="preserve">21</w:t>
+        <w:t xml:space="preserve">22</w:t>
       </w:r>
     </w:p>
     <w:p>
@@ -586,7 +584,7 @@
           <w:sz w:val="22"/>
           <w:szCs w:val="22"/>
         </w:rPr>
-        <w:t xml:space="preserve">21</w:t>
+        <w:t xml:space="preserve">22</w:t>
       </w:r>
     </w:p>
     <w:p>
@@ -616,7 +614,7 @@
           <w:sz w:val="22"/>
           <w:szCs w:val="22"/>
         </w:rPr>
-        <w:t xml:space="preserve">23</w:t>
+        <w:t xml:space="preserve">24</w:t>
       </w:r>
     </w:p>
     <w:p>
@@ -646,7 +644,7 @@
           <w:sz w:val="22"/>
           <w:szCs w:val="22"/>
         </w:rPr>
-        <w:t xml:space="preserve">27</w:t>
+        <w:t xml:space="preserve">28</w:t>
       </w:r>
     </w:p>
     <w:p>
@@ -676,7 +674,7 @@
           <w:sz w:val="22"/>
           <w:szCs w:val="22"/>
         </w:rPr>
-        <w:t xml:space="preserve">29</w:t>
+        <w:t xml:space="preserve">30</w:t>
       </w:r>
     </w:p>
     <w:p>
@@ -706,7 +704,7 @@
           <w:sz w:val="22"/>
           <w:szCs w:val="22"/>
         </w:rPr>
-        <w:t xml:space="preserve">29</w:t>
+        <w:t xml:space="preserve">31</w:t>
       </w:r>
     </w:p>
     <w:p>
@@ -736,7 +734,7 @@
           <w:sz w:val="22"/>
           <w:szCs w:val="22"/>
         </w:rPr>
-        <w:t xml:space="preserve">31</w:t>
+        <w:t xml:space="preserve">32</w:t>
       </w:r>
     </w:p>
     <w:p>
@@ -766,7 +764,7 @@
           <w:sz w:val="22"/>
           <w:szCs w:val="22"/>
         </w:rPr>
-        <w:t xml:space="preserve">33</w:t>
+        <w:t xml:space="preserve">37</w:t>
       </w:r>
     </w:p>
     <w:p>
@@ -796,7 +794,7 @@
           <w:sz w:val="22"/>
           <w:szCs w:val="22"/>
         </w:rPr>
-        <w:t xml:space="preserve">35</w:t>
+        <w:t xml:space="preserve">38</w:t>
       </w:r>
     </w:p>
     <w:p>
@@ -826,7 +824,7 @@
           <w:sz w:val="22"/>
           <w:szCs w:val="22"/>
         </w:rPr>
-        <w:t xml:space="preserve">37</w:t>
+        <w:t xml:space="preserve">40</w:t>
       </w:r>
     </w:p>
     <w:p>
@@ -856,7 +854,7 @@
           <w:sz w:val="22"/>
           <w:szCs w:val="22"/>
         </w:rPr>
-        <w:t xml:space="preserve">39</w:t>
+        <w:t xml:space="preserve">42</w:t>
       </w:r>
     </w:p>
     <w:p>
@@ -886,7 +884,7 @@
           <w:sz w:val="22"/>
           <w:szCs w:val="22"/>
         </w:rPr>
-        <w:t xml:space="preserve">42</w:t>
+        <w:t xml:space="preserve">46</w:t>
       </w:r>
     </w:p>
     <w:p>
@@ -916,7 +914,7 @@
           <w:sz w:val="22"/>
           <w:szCs w:val="22"/>
         </w:rPr>
-        <w:t xml:space="preserve">42</w:t>
+        <w:t xml:space="preserve">46</w:t>
       </w:r>
     </w:p>
     <w:p>
@@ -946,7 +944,7 @@
           <w:sz w:val="22"/>
           <w:szCs w:val="22"/>
         </w:rPr>
-        <w:t xml:space="preserve">45</w:t>
+        <w:t xml:space="preserve">49</w:t>
       </w:r>
     </w:p>
     <w:p>
@@ -1028,7 +1026,7 @@
           <w:sz w:val="22"/>
           <w:szCs w:val="22"/>
         </w:rPr>
-        <w:t xml:space="preserve">11</w:t>
+        <w:t xml:space="preserve">12</w:t>
       </w:r>
     </w:p>
     <w:p>
@@ -1042,7 +1040,7 @@
           <w:sz w:val="22"/>
           <w:szCs w:val="22"/>
         </w:rPr>
-        <w:t xml:space="preserve">Gambar 3. Distribusi Magnitude, Kedalaman, dan Jumlah Event per Tahun</w:t>
+        <w:t xml:space="preserve">Gambar 3. Distribusi Magnitude, Kedalaman, dan Jumlah Kejadian per Tahun</w:t>
       </w:r>
       <w:r>
         <w:rPr>
@@ -1058,7 +1056,7 @@
           <w:sz w:val="22"/>
           <w:szCs w:val="22"/>
         </w:rPr>
-        <w:t xml:space="preserve">22</w:t>
+        <w:t xml:space="preserve">23</w:t>
       </w:r>
     </w:p>
     <w:p>
@@ -1088,7 +1086,7 @@
           <w:sz w:val="22"/>
           <w:szCs w:val="22"/>
         </w:rPr>
-        <w:t xml:space="preserve">38</w:t>
+        <w:t xml:space="preserve">41</w:t>
       </w:r>
     </w:p>
     <w:p>
@@ -1118,7 +1116,7 @@
           <w:sz w:val="22"/>
           <w:szCs w:val="22"/>
         </w:rPr>
-        <w:t xml:space="preserve">40</w:t>
+        <w:t xml:space="preserve">43</w:t>
       </w:r>
     </w:p>
     <w:p>
@@ -1132,7 +1130,7 @@
           <w:sz w:val="22"/>
           <w:szCs w:val="22"/>
         </w:rPr>
-        <w:t xml:space="preserve">Gambar 6. Perbandingan Metrik dan Waktu Training sklearn vs Spark MLlib</w:t>
+        <w:t xml:space="preserve">Gambar 6. Perbandingan Metrik dan Waktu Pelatihan scikit-learn dan Spark MLlib</w:t>
       </w:r>
       <w:r>
         <w:rPr>
@@ -1148,7 +1146,7 @@
           <w:sz w:val="22"/>
           <w:szCs w:val="22"/>
         </w:rPr>
-        <w:t xml:space="preserve">41</w:t>
+        <w:t xml:space="preserve">44</w:t>
       </w:r>
     </w:p>
     <w:p>
@@ -1162,7 +1160,7 @@
           <w:sz w:val="22"/>
           <w:szCs w:val="22"/>
         </w:rPr>
-        <w:t xml:space="preserve">Gambar 7. Graph A - Jaringan Spasial-Temporal Zona Seismik</w:t>
+        <w:t xml:space="preserve">Gambar 7. Graph A – Jaringan Spasial-Temporal Zona Seismik</w:t>
       </w:r>
       <w:r>
         <w:rPr>
@@ -1178,7 +1176,7 @@
           <w:sz w:val="22"/>
           <w:szCs w:val="22"/>
         </w:rPr>
-        <w:t xml:space="preserve">43</w:t>
+        <w:t xml:space="preserve">47</w:t>
       </w:r>
     </w:p>
     <w:p>
@@ -1192,7 +1190,7 @@
           <w:sz w:val="22"/>
           <w:szCs w:val="22"/>
         </w:rPr>
-        <w:t xml:space="preserve">Gambar 8. Graph B - Bipartite Wilayah dan Karakteristik Hazard</w:t>
+        <w:t xml:space="preserve">Gambar 8. Graph B – Bipartit Wilayah dan Karakteristik Hazard</w:t>
       </w:r>
       <w:r>
         <w:rPr>
@@ -1208,7 +1206,7 @@
           <w:sz w:val="22"/>
           <w:szCs w:val="22"/>
         </w:rPr>
-        <w:t xml:space="preserve">44</w:t>
+        <w:t xml:space="preserve">48</w:t>
       </w:r>
     </w:p>
     <w:p>
@@ -1350,7 +1348,7 @@
           <w:sz w:val="22"/>
           <w:szCs w:val="22"/>
         </w:rPr>
-        <w:t xml:space="preserve">12</w:t>
+        <w:t xml:space="preserve">13</w:t>
       </w:r>
     </w:p>
     <w:p>
@@ -1380,7 +1378,7 @@
           <w:sz w:val="22"/>
           <w:szCs w:val="22"/>
         </w:rPr>
-        <w:t xml:space="preserve">14</w:t>
+        <w:t xml:space="preserve">15</w:t>
       </w:r>
     </w:p>
     <w:p>
@@ -1410,7 +1408,7 @@
           <w:sz w:val="22"/>
           <w:szCs w:val="22"/>
         </w:rPr>
-        <w:t xml:space="preserve">19</w:t>
+        <w:t xml:space="preserve">20</w:t>
       </w:r>
     </w:p>
     <w:p>
@@ -1440,7 +1438,7 @@
           <w:sz w:val="22"/>
           <w:szCs w:val="22"/>
         </w:rPr>
-        <w:t xml:space="preserve">21</w:t>
+        <w:t xml:space="preserve">22</w:t>
       </w:r>
     </w:p>
     <w:p>
@@ -1470,7 +1468,7 @@
           <w:sz w:val="22"/>
           <w:szCs w:val="22"/>
         </w:rPr>
-        <w:t xml:space="preserve">24</w:t>
+        <w:t xml:space="preserve">25</w:t>
       </w:r>
     </w:p>
     <w:p>
@@ -1484,7 +1482,7 @@
           <w:sz w:val="22"/>
           <w:szCs w:val="22"/>
         </w:rPr>
-        <w:t xml:space="preserve">Tabel 9. Log Operasi Data - Row Count Before dan After</w:t>
+        <w:t xml:space="preserve">Tabel 9. Log Operasi Data – Jumlah Baris Sebelum dan Sesudah</w:t>
       </w:r>
       <w:r>
         <w:rPr>
@@ -1500,7 +1498,7 @@
           <w:sz w:val="22"/>
           <w:szCs w:val="22"/>
         </w:rPr>
-        <w:t xml:space="preserve">26</w:t>
+        <w:t xml:space="preserve">27</w:t>
       </w:r>
     </w:p>
     <w:p>
@@ -1530,7 +1528,7 @@
           <w:sz w:val="22"/>
           <w:szCs w:val="22"/>
         </w:rPr>
-        <w:t xml:space="preserve">27</w:t>
+        <w:t xml:space="preserve">28</w:t>
       </w:r>
     </w:p>
     <w:p>
@@ -1544,7 +1542,7 @@
           <w:sz w:val="22"/>
           <w:szCs w:val="22"/>
         </w:rPr>
-        <w:t xml:space="preserve">Tabel 11. Distribusi Kelas Label Risiko</w:t>
+        <w:t xml:space="preserve">Tabel 11. Tiga Rancangan Label dan Cacat Metodologisnya</w:t>
       </w:r>
       <w:r>
         <w:rPr>
@@ -1560,7 +1558,7 @@
           <w:sz w:val="22"/>
           <w:szCs w:val="22"/>
         </w:rPr>
-        <w:t xml:space="preserve">32</w:t>
+        <w:t xml:space="preserve">33</w:t>
       </w:r>
     </w:p>
     <w:p>
@@ -1574,7 +1572,7 @@
           <w:sz w:val="22"/>
           <w:szCs w:val="22"/>
         </w:rPr>
-        <w:t xml:space="preserve">Tabel 12. Daftar Fitur Model dan Justifikasinya</w:t>
+        <w:t xml:space="preserve">Tabel 12. Hasil Uji Kebocoran Label</w:t>
       </w:r>
       <w:r>
         <w:rPr>
@@ -1590,7 +1588,7 @@
           <w:sz w:val="22"/>
           <w:szCs w:val="22"/>
         </w:rPr>
-        <w:t xml:space="preserve">33</w:t>
+        <w:t xml:space="preserve">35</w:t>
       </w:r>
     </w:p>
     <w:p>
@@ -1604,7 +1602,7 @@
           <w:sz w:val="22"/>
           <w:szCs w:val="22"/>
         </w:rPr>
-        <w:t xml:space="preserve">Tabel 13. Hasil Evaluasi Model scikit-learn dan Spark MLlib</w:t>
+        <w:t xml:space="preserve">Tabel 13. Distribusi Kelas Label Risiko</w:t>
       </w:r>
       <w:r>
         <w:rPr>
@@ -1620,7 +1618,7 @@
           <w:sz w:val="22"/>
           <w:szCs w:val="22"/>
         </w:rPr>
-        <w:t xml:space="preserve">37</w:t>
+        <w:t xml:space="preserve">36</w:t>
       </w:r>
     </w:p>
     <w:p>
@@ -1634,7 +1632,7 @@
           <w:sz w:val="22"/>
           <w:szCs w:val="22"/>
         </w:rPr>
-        <w:t xml:space="preserve">Tabel 14. Metrik Sentralitas Graph A - 5 Zona Teratas</w:t>
+        <w:t xml:space="preserve">Tabel 14. Daftar Fitur Model dan Justifikasinya</w:t>
       </w:r>
       <w:r>
         <w:rPr>
@@ -1650,7 +1648,67 @@
           <w:sz w:val="22"/>
           <w:szCs w:val="22"/>
         </w:rPr>
-        <w:t xml:space="preserve">45</w:t>
+        <w:t xml:space="preserve">36</w:t>
+      </w:r>
+    </w:p>
+    <w:p>
+      <w:pPr>
+        <w:spacing w:after="40" w:line="260"/>
+        <w:ind w:left="0"/>
+      </w:pPr>
+      <w:r>
+        <w:rPr>
+          <w:rFonts w:ascii="Times New Roman" w:cs="Times New Roman" w:eastAsia="Times New Roman" w:hAnsi="Times New Roman"/>
+          <w:sz w:val="22"/>
+          <w:szCs w:val="22"/>
+        </w:rPr>
+        <w:t xml:space="preserve">Tabel 15. Hasil Evaluasi Model scikit-learn dan Spark MLlib</w:t>
+      </w:r>
+      <w:r>
+        <w:rPr>
+          <w:rFonts w:ascii="Times New Roman" w:cs="Times New Roman" w:eastAsia="Times New Roman" w:hAnsi="Times New Roman"/>
+          <w:sz w:val="22"/>
+          <w:szCs w:val="22"/>
+        </w:rPr>
+        <w:ptab w:alignment="right" w:relativeTo="margin" w:leader="dot"/>
+      </w:r>
+      <w:r>
+        <w:rPr>
+          <w:rFonts w:ascii="Times New Roman" w:cs="Times New Roman" w:eastAsia="Times New Roman" w:hAnsi="Times New Roman"/>
+          <w:sz w:val="22"/>
+          <w:szCs w:val="22"/>
+        </w:rPr>
+        <w:t xml:space="preserve">40</w:t>
+      </w:r>
+    </w:p>
+    <w:p>
+      <w:pPr>
+        <w:spacing w:after="40" w:line="260"/>
+        <w:ind w:left="0"/>
+      </w:pPr>
+      <w:r>
+        <w:rPr>
+          <w:rFonts w:ascii="Times New Roman" w:cs="Times New Roman" w:eastAsia="Times New Roman" w:hAnsi="Times New Roman"/>
+          <w:sz w:val="22"/>
+          <w:szCs w:val="22"/>
+        </w:rPr>
+        <w:t xml:space="preserve">Tabel 16. Metrik Sentralitas Graph A – Lima Zona Teratas</w:t>
+      </w:r>
+      <w:r>
+        <w:rPr>
+          <w:rFonts w:ascii="Times New Roman" w:cs="Times New Roman" w:eastAsia="Times New Roman" w:hAnsi="Times New Roman"/>
+          <w:sz w:val="22"/>
+          <w:szCs w:val="22"/>
+        </w:rPr>
+        <w:ptab w:alignment="right" w:relativeTo="margin" w:leader="dot"/>
+      </w:r>
+      <w:r>
+        <w:rPr>
+          <w:rFonts w:ascii="Times New Roman" w:cs="Times New Roman" w:eastAsia="Times New Roman" w:hAnsi="Times New Roman"/>
+          <w:sz w:val="22"/>
+          <w:szCs w:val="22"/>
+        </w:rPr>
+        <w:t xml:space="preserve">49</w:t>
       </w:r>
     </w:p>
     <w:p>
@@ -1702,7 +1760,7 @@
           <w:sz w:val="24"/>
           <w:szCs w:val="24"/>
         </w:rPr>
-        <w:t xml:space="preserve">Indonesia berada pada pertemuan tiga lempeng tektonik utama, yaitu Lempeng Indo-Australia, Lempeng Eurasia, dan Lempeng Pasifik. Posisi geografis ini menempatkan Indonesia pada jalur Cincin Api Pasifik (Ring of Fire) yang menjadikan wilayah ini sebagai salah satu kawasan dengan aktivitas seismik tertinggi di dunia. Data katalog gempa yang dikumpulkan pada penelitian ini menunjukkan bahwa dalam rentang Januari 2015 hingga Agustus 2026, tercatat 19.266 kejadian gempa bumi dengan magnitude 4,0 atau lebih di wilayah Indonesia. Angka ini setara dengan rata-rata sekitar 1.600 kejadian per tahun, atau lebih dari empat kejadian setiap harinya.</w:t>
+        <w:t xml:space="preserve">Indonesia berada pada pertemuan tiga lempeng tektonik utama, yaitu Lempeng Indo-Australia, Lempeng Eurasia, dan Lempeng Pasifik. Posisi geografis tersebut menempatkan Indonesia pada jalur Cincin Api Pasifik sehingga menjadi salah satu kawasan dengan aktivitas seismik tertinggi di dunia. Katalog gempa yang dikumpulkan pada penelitian ini mencatat 19.266 kejadian dengan magnitudo 4,0 atau lebih di wilayah Indonesia sepanjang Januari 2015 hingga Agustus 2026. Jumlah itu setara dengan rata-rata sekitar 1.600 kejadian per tahun atau lebih dari empat kejadian setiap hari.</w:t>
       </w:r>
     </w:p>
     <w:p>
@@ -1716,7 +1774,7 @@
           <w:sz w:val="24"/>
           <w:szCs w:val="24"/>
         </w:rPr>
-        <w:t xml:space="preserve">Frekuensi kejadian yang sangat tinggi tersebut menimbulkan permasalahan operasional yang spesifik. Badan penanggulangan bencana tidak mungkin memberikan perhatian dan sumber daya yang setara kepada seluruh 19.266 kejadian tersebut. Sebagian besar kejadian merupakan gempa berkekuatan menengah yang tidak menimbulkan dampak berarti, sementara sebagian kecil lainnya berpotensi menyebabkan kerusakan besar. Persoalan yang muncul kemudian bukan sekadar mendeteksi kejadian gempa, melainkan menentukan wilayah mana yang secara sistematis memiliki tingkat risiko lebih tinggi sehingga layak mendapat prioritas mitigasi, penguatan infrastruktur, dan alokasi anggaran kesiapsiagaan.</w:t>
+        <w:t xml:space="preserve">Frekuensi setinggi itu menimbulkan persoalan operasional yang khas. Lembaga penanggulangan bencana tidak mungkin memberikan perhatian dan sumber daya yang setara kepada seluruh 19.266 kejadian. Sebagian besar merupakan gempa berkekuatan menengah yang tidak menimbulkan dampak berarti, sedangkan sebagian kecil lainnya berpotensi menyebabkan kerusakan besar. Persoalan intinya bukan mendeteksi kejadian gempa, melainkan menentukan wilayah yang secara sistematis berisiko lebih tinggi sehingga layak diprioritaskan dalam mitigasi, penguatan infrastruktur, dan alokasi anggaran kesiapsiagaan.</w:t>
       </w:r>
     </w:p>
     <w:p>
@@ -1730,7 +1788,7 @@
           <w:sz w:val="24"/>
           <w:szCs w:val="24"/>
         </w:rPr>
-        <w:t xml:space="preserve">Permasalahan kedua terletak pada fragmentasi sumber data. Informasi kegempaan di Indonesia tersebar pada beberapa penyedia dengan format, cakupan, dan tingkat kelengkapan yang berbeda. Badan Meteorologi, Klimatologi, dan Geofisika (BMKG) menyediakan data gempa terkini melalui antarmuka pemrograman aplikasi publik, namun cakupannya terbatas hanya pada belasan kejadian paling mutakhir dan atribut yang disediakan berupa teks tidak terstruktur seperti "10 km" untuk kedalaman dan "2.80 LS" untuk lintang. Sementara itu, United States Geological Survey (USGS) menyediakan katalog historis lengkap dengan atribut kuantitatif yang kaya, tetapi memerlukan proses penyaringan wilayah karena cakupannya bersifat global. Data kejadian bencana dari Badan Nasional Penanggulangan Bencana (BNPB) melalui portal Data Informasi Bencana Indonesia hanya tersedia dalam bentuk dasbor tanpa antarmuka pemrograman publik.</w:t>
+        <w:t xml:space="preserve">Persoalan kedua terletak pada terpecahnya sumber data. Informasi kegempaan di Indonesia tersebar pada beberapa penyedia dengan format, cakupan, dan tingkat kelengkapan yang berbeda. Badan Meteorologi, Klimatologi, dan Geofisika (BMKG) menyediakan data gempa terkini melalui antarmuka pemrograman aplikasi publik, tetapi cakupannya terbatas pada belasan kejadian paling mutakhir dan atributnya berupa teks tidak terstruktur, misalnya “10 km” untuk kedalaman dan “2.80 LS” untuk lintang. Sebaliknya, United States Geological Survey (USGS) menyediakan katalog historis lengkap dengan atribut kuantitatif yang kaya, tetapi memerlukan penyaringan wilayah karena cakupannya global. Data kejadian bencana dari Badan Nasional Penanggulangan Bencana (BNPB) melalui portal Data Informasi Bencana Indonesia hanya tersedia dalam bentuk dasbor tanpa antarmuka pemrograman publik.</w:t>
       </w:r>
     </w:p>
     <w:p>
@@ -1744,7 +1802,7 @@
           <w:sz w:val="24"/>
           <w:szCs w:val="24"/>
         </w:rPr>
-        <w:t xml:space="preserve">Fragmentasi ini berdampak langsung pada kualitas pengambilan keputusan. Ketika data historis tidak terintegrasi dalam satu pipeline analitik, analisis risiko cenderung dilakukan secara reaktif berdasarkan kejadian terakhir, bukan secara prediktif berdasarkan pola jangka panjang. Akibatnya, wilayah dengan aktivitas seismik yang tinggi namun tidak sedang mengalami kejadian besar berpotensi luput dari perhatian, padahal justru wilayah tersebut yang membutuhkan penguatan mitigasi sebelum kejadian besar terjadi.</w:t>
+        <w:t xml:space="preserve">Keterpecahan tersebut berdampak langsung pada mutu pengambilan keputusan. Ketika data historis tidak terpadu dalam satu pipeline analitik, analisis risiko cenderung dilakukan secara reaktif berdasarkan kejadian terakhir, bukan secara prediktif berdasarkan pola jangka panjang. Akibatnya, wilayah dengan aktivitas seismik tinggi yang sedang tidak mengalami kejadian besar berpotensi luput dari perhatian, padahal wilayah itulah yang membutuhkan penguatan mitigasi sebelum kejadian besar terjadi.</w:t>
       </w:r>
     </w:p>
     <w:p>
@@ -1758,7 +1816,7 @@
           <w:sz w:val="24"/>
           <w:szCs w:val="24"/>
         </w:rPr>
-        <w:t xml:space="preserve">Penelitian ini menawarkan solusi berupa rancangan sistem Big Data yang mengintegrasikan katalog gempa historis dari USGS dan data mutakhir dari BMKG ke dalam satu pipeline analitik, kemudian menerapkan pendekatan Machine Learning untuk mengklasifikasikan tingkat risiko wilayah, serta memanfaatkan graph analytics untuk memetakan keterkaitan spasial-temporal antarwilayah seismik. Dengan pendekatan ini, keputusan mitigasi dapat didasarkan pada pola historis terukur, bukan semata-mata pada kejadian terkini.</w:t>
+        <w:t xml:space="preserve">Penelitian ini menawarkan rancangan sistem Big Data yang memadukan katalog gempa historis USGS dan data mutakhir BMKG ke dalam satu pipeline analitik, menerapkan Machine Learning untuk mengklasifikasikan tingkat risiko wilayah pada horizon waktu tertentu, serta memanfaatkan graph analytics untuk memetakan keterkaitan spasial-temporal antarwilayah seismik. Dengan pendekatan tersebut, keputusan mitigasi dapat berpijak pada pola historis yang terukur.</w:t>
       </w:r>
     </w:p>
     <w:p>
@@ -1788,7 +1846,7 @@
           <w:sz w:val="24"/>
           <w:szCs w:val="24"/>
         </w:rPr>
-        <w:t xml:space="preserve">Kebutuhan akan sistem analitik risiko kebencanaan tidak berdiri sendiri sebagai kebutuhan teknis, melainkan didorong oleh sejumlah faktor bisnis dan kebijakan yang saling berkaitan. Tabel 1 merangkum pendorong utama tersebut beserta penjelasan mengenai bagaimana solusi Big Data yang dirancang menjawab masing-masing kebutuhan.</w:t>
+        <w:t xml:space="preserve">Kebutuhan akan sistem analitik risiko kebencanaan tidak berdiri sendiri sebagai kebutuhan teknis, tetapi didorong oleh sejumlah faktor bisnis dan kebijakan yang saling berkaitan. Tabel 1 merangkum pendorong utama tersebut beserta kontribusi solusi yang dirancang.</w:t>
       </w:r>
     </w:p>
     <w:p>
@@ -1799,8 +1857,6 @@
       <w:r>
         <w:rPr>
           <w:rFonts w:ascii="Times New Roman" w:cs="Times New Roman" w:eastAsia="Times New Roman" w:hAnsi="Times New Roman"/>
-          <w:b w:val="false"/>
-          <w:bCs w:val="false"/>
           <w:sz w:val="20"/>
           <w:szCs w:val="20"/>
         </w:rPr>
@@ -1964,7 +2020,7 @@
                 <w:sz w:val="21"/>
                 <w:szCs w:val="21"/>
               </w:rPr>
-              <w:t xml:space="preserve">Mengurangi jumlah korban jiwa melalui kesiapsiagaan yang terarah</w:t>
+              <w:t xml:space="preserve">Mengurangi korban jiwa melalui kesiapsiagaan yang terarah</w:t>
             </w:r>
           </w:p>
         </w:tc>
@@ -1991,7 +2047,7 @@
                 <w:sz w:val="21"/>
                 <w:szCs w:val="21"/>
               </w:rPr>
-              <w:t xml:space="preserve">Klasifikasi risiko wilayah memungkinkan penempatan sumber daya kesiapsiagaan di zona berisiko tinggi sebelum kejadian terjadi</w:t>
+              <w:t xml:space="preserve">Klasifikasi risiko wilayah memungkinkan penempatan sumber daya kesiapsiagaan di zona berisiko tinggi sebelum kejadian berlangsung</w:t>
             </w:r>
           </w:p>
         </w:tc>
@@ -2047,7 +2103,7 @@
                 <w:sz w:val="21"/>
                 <w:szCs w:val="21"/>
               </w:rPr>
-              <w:t xml:space="preserve">Anggaran mitigasi bencana terbatas dan harus dialokasikan secara selektif</w:t>
+              <w:t xml:space="preserve">Anggaran mitigasi terbatas dan harus dialokasikan secara selektif</w:t>
             </w:r>
           </w:p>
         </w:tc>
@@ -2074,7 +2130,7 @@
                 <w:sz w:val="21"/>
                 <w:szCs w:val="21"/>
               </w:rPr>
-              <w:t xml:space="preserve">Model prediksi mengidentifikasi 15,1% wilayah berisiko tinggi dari total 430 zona, mempersempit fokus alokasi anggaran</w:t>
+              <w:t xml:space="preserve">Model memusatkan perhatian pada sekitar 15,6 persen kejadian berisiko tinggi sehingga fokus alokasi anggaran menyempit</w:t>
             </w:r>
           </w:p>
         </w:tc>
@@ -2130,7 +2186,7 @@
                 <w:sz w:val="21"/>
                 <w:szCs w:val="21"/>
               </w:rPr>
-              <w:t xml:space="preserve">Standar konstruksi tahan gempa perlu diterapkan secara berjenjang sesuai tingkat risiko</w:t>
+              <w:t xml:space="preserve">Standar konstruksi tahan gempa perlu diterapkan secara berjenjang</w:t>
             </w:r>
           </w:p>
         </w:tc>
@@ -2157,7 +2213,7 @@
                 <w:sz w:val="21"/>
                 <w:szCs w:val="21"/>
               </w:rPr>
-              <w:t xml:space="preserve">Peta risiko per zona menjadi dasar penentuan standar konstruksi diferensial per wilayah</w:t>
+              <w:t xml:space="preserve">Peta risiko per zona menjadi dasar penentuan standar konstruksi yang berbeda antarwilayah</w:t>
             </w:r>
           </w:p>
         </w:tc>
@@ -2213,7 +2269,7 @@
                 <w:sz w:val="21"/>
                 <w:szCs w:val="21"/>
               </w:rPr>
-              <w:t xml:space="preserve">Kebijakan berbasis bukti memerlukan data terintegrasi lintas lembaga</w:t>
+              <w:t xml:space="preserve">Kebijakan berbasis bukti memerlukan data terpadu lintas lembaga</w:t>
             </w:r>
           </w:p>
         </w:tc>
@@ -2240,7 +2296,7 @@
                 <w:sz w:val="21"/>
                 <w:szCs w:val="21"/>
               </w:rPr>
-              <w:t xml:space="preserve">Pipeline mengintegrasikan sumber data USGS dan BMKG dengan lineage yang dapat ditelusuri</w:t>
+              <w:t xml:space="preserve">Pipeline memadukan sumber USGS dan BMKG dengan jejak asal data yang dapat ditelusuri</w:t>
             </w:r>
           </w:p>
         </w:tc>
@@ -2323,7 +2379,7 @@
                 <w:sz w:val="21"/>
                 <w:szCs w:val="21"/>
               </w:rPr>
-              <w:t xml:space="preserve">Seluruh operasi data tercatat dengan jumlah baris sebelum dan sesudah, memungkinkan audit menyeluruh</w:t>
+              <w:t xml:space="preserve">Setiap operasi data tercatat beserta jumlah baris sebelum dan sesudah sehingga dapat diaudit</w:t>
             </w:r>
           </w:p>
         </w:tc>
@@ -2379,7 +2435,7 @@
                 <w:sz w:val="21"/>
                 <w:szCs w:val="21"/>
               </w:rPr>
-              <w:t xml:space="preserve">Penetapan premi asuransi properti memerlukan penilaian risiko kuantitatif per lokasi</w:t>
+              <w:t xml:space="preserve">Penetapan premi properti memerlukan penilaian risiko kuantitatif per lokasi</w:t>
             </w:r>
           </w:p>
         </w:tc>
@@ -2423,7 +2479,7 @@
           <w:sz w:val="24"/>
           <w:szCs w:val="24"/>
         </w:rPr>
-        <w:t xml:space="preserve">Driver efisiensi anggaran layak mendapat perhatian khusus karena berkaitan langsung dengan hasil kuantitatif penelitian ini. Dari 430 zona seismik yang teridentifikasi, model mengklasifikasikan sekitar 15,1% kejadian berada pada kategori risiko tinggi. Apabila prioritas mitigasi difokuskan pada kelompok ini, alokasi sumber daya menjadi jauh lebih terarah dibandingkan pendekatan merata yang tidak membedakan tingkat risiko antarwilayah. Perlu ditekankan bahwa penyempitan fokus ini bukan berarti mengabaikan wilayah lain, melainkan menetapkan urutan prioritas ketika sumber daya terbatas.</w:t>
+        <w:t xml:space="preserve">Pendorong efisiensi anggaran layak memperoleh perhatian khusus karena berkaitan langsung dengan hasil kuantitatif penelitian ini. Dari 430 zona seismik yang teridentifikasi, model mengelompokkan sekitar 15,6 persen kejadian pada kategori risiko tinggi. Apabila prioritas mitigasi dipusatkan pada kelompok tersebut, alokasi sumber daya menjadi jauh lebih terarah daripada pendekatan merata yang tidak membedakan tingkat risiko antarwilayah. Penyempitan fokus ini bukan berarti mengabaikan wilayah lain, melainkan menetapkan urutan prioritas ketika sumber daya terbatas.</w:t>
       </w:r>
     </w:p>
     <w:p>
@@ -2437,7 +2493,7 @@
           <w:sz w:val="24"/>
           <w:szCs w:val="24"/>
         </w:rPr>
-        <w:t xml:space="preserve">Driver industri asuransi merepresentasikan potensi pemanfaatan di luar sektor pemerintahan. Penetapan premi asuransi properti di Indonesia saat ini sebagian besar masih menggunakan zonasi risiko yang bersifat statis dan jarang diperbarui. Skor risiko yang dihasilkan sistem ini bersifat dinamis karena dihitung ulang setiap kali data baru masuk ke pipeline, sehingga dapat merefleksikan perubahan pola aktivitas seismik dari waktu ke waktu.</w:t>
+        <w:t xml:space="preserve">Pendorong industri asuransi mewakili potensi pemanfaatan di luar sektor pemerintahan. Penetapan premi asuransi properti di Indonesia sebagian besar masih memakai zonasi risiko yang statis dan jarang diperbarui. Skor risiko yang dihasilkan sistem ini bersifat dinamis karena dihitung ulang setiap kali data baru masuk ke pipeline sehingga dapat mencerminkan perubahan pola aktivitas seismik dari waktu ke waktu.</w:t>
       </w:r>
     </w:p>
     <w:p>
@@ -2467,7 +2523,7 @@
           <w:sz w:val="24"/>
           <w:szCs w:val="24"/>
         </w:rPr>
-        <w:t xml:space="preserve">Sistem yang dirancang melibatkan pemangku kepentingan dengan kebutuhan informasi yang berbeda-beda. Perbedaan kebutuhan ini berimplikasi langsung pada rancangan hak akses dan tingkat granularitas data yang disajikan, sebagaimana dibahas lebih lanjut pada Bab III mengenai tata kelola. Tabel 2 memetakan pemangku kepentingan, perannya, serta kebutuhan data spesifik masing-masing.</w:t>
+        <w:t xml:space="preserve">Sistem yang dirancang melibatkan pemangku kepentingan dengan kebutuhan informasi yang berbeda-beda. Perbedaan tersebut berimplikasi langsung pada rancangan hak akses dan tingkat kerincian data yang disajikan, sebagaimana dibahas pada Bab III. Tabel 2 memetakan pemangku kepentingan, perannya, serta kebutuhan datanya.</w:t>
       </w:r>
     </w:p>
     <w:p>
@@ -2478,8 +2534,6 @@
       <w:r>
         <w:rPr>
           <w:rFonts w:ascii="Times New Roman" w:cs="Times New Roman" w:eastAsia="Times New Roman" w:hAnsi="Times New Roman"/>
-          <w:b w:val="false"/>
-          <w:bCs w:val="false"/>
           <w:sz w:val="20"/>
           <w:szCs w:val="20"/>
         </w:rPr>
@@ -2670,7 +2724,7 @@
                 <w:sz w:val="21"/>
                 <w:szCs w:val="21"/>
               </w:rPr>
-              <w:t xml:space="preserve">Akses penuh terhadap data mentah dan hasil validasi silang untuk keperluan kalibrasi katalog internal</w:t>
+              <w:t xml:space="preserve">Akses penuh terhadap data mentah dan hasil validasi silang untuk kalibrasi katalog internal</w:t>
             </w:r>
           </w:p>
         </w:tc>
@@ -2782,7 +2836,7 @@
                 <w:sz w:val="21"/>
                 <w:szCs w:val="21"/>
               </w:rPr>
-              <w:t xml:space="preserve">BPBD Daerah</w:t>
+              <w:t xml:space="preserve">BPBD daerah</w:t>
             </w:r>
           </w:p>
         </w:tc>
@@ -2865,7 +2919,7 @@
                 <w:sz w:val="21"/>
                 <w:szCs w:val="21"/>
               </w:rPr>
-              <w:t xml:space="preserve">Pemerintah Daerah</w:t>
+              <w:t xml:space="preserve">Pemerintah daerah</w:t>
             </w:r>
           </w:p>
         </w:tc>
@@ -2919,7 +2973,7 @@
                 <w:sz w:val="21"/>
                 <w:szCs w:val="21"/>
               </w:rPr>
-              <w:t xml:space="preserve">Peta risiko wilayah untuk dasar penyusunan rencana tata ruang dan alokasi anggaran</w:t>
+              <w:t xml:space="preserve">Peta risiko wilayah sebagai dasar penyusunan rencana tata ruang dan alokasi anggaran</w:t>
             </w:r>
           </w:p>
         </w:tc>
@@ -3031,7 +3085,7 @@
                 <w:sz w:val="21"/>
                 <w:szCs w:val="21"/>
               </w:rPr>
-              <w:t xml:space="preserve">Masyarakat Umum</w:t>
+              <w:t xml:space="preserve">Masyarakat umum</w:t>
             </w:r>
           </w:p>
         </w:tc>
@@ -3114,7 +3168,7 @@
                 <w:sz w:val="21"/>
                 <w:szCs w:val="21"/>
               </w:rPr>
-              <w:t xml:space="preserve">Akademisi dan Peneliti</w:t>
+              <w:t xml:space="preserve">Akademisi dan peneliti</w:t>
             </w:r>
           </w:p>
         </w:tc>
@@ -3141,7 +3195,7 @@
                 <w:sz w:val="21"/>
                 <w:szCs w:val="21"/>
               </w:rPr>
-              <w:t xml:space="preserve">Validator metodologi dan pengembang model lanjutan</w:t>
+              <w:t xml:space="preserve">Penguji metodologi dan pengembang model lanjutan</w:t>
             </w:r>
           </w:p>
         </w:tc>
@@ -3197,7 +3251,7 @@
                 <w:sz w:val="21"/>
                 <w:szCs w:val="21"/>
               </w:rPr>
-              <w:t xml:space="preserve">Industri Asuransi</w:t>
+              <w:t xml:space="preserve">Industri asuransi</w:t>
             </w:r>
           </w:p>
         </w:tc>
@@ -3268,7 +3322,7 @@
           <w:sz w:val="24"/>
           <w:szCs w:val="24"/>
         </w:rPr>
-        <w:t xml:space="preserve">Pemetaan ini menunjukkan bahwa tidak semua pemangku kepentingan memerlukan tingkat detail yang sama. BMKG sebagai penyedia data sumber memerlukan akses terhadap data mentah untuk keperluan validasi silang, sementara masyarakat umum cukup memperoleh informasi agregat pada tingkat kabupaten. Perbedaan ini menjadi dasar penerapan kontrol akses berbasis peran yang dibahas pada Subbab 3.1.</w:t>
+        <w:t xml:space="preserve">Pemetaan tersebut menunjukkan bahwa tidak semua pemangku kepentingan memerlukan tingkat kerincian yang sama. BMKG sebagai penyedia data sumber memerlukan akses terhadap data mentah untuk validasi silang, sedangkan masyarakat umum cukup memperoleh informasi agregat pada tingkat kabupaten. Perbedaan tersebut menjadi dasar penerapan kontrol akses berbasis peran yang dibahas pada Subbab 3.1.</w:t>
       </w:r>
     </w:p>
     <w:p>
@@ -3304,7 +3358,7 @@
           <w:sz w:val="24"/>
           <w:szCs w:val="24"/>
         </w:rPr>
-        <w:t xml:space="preserve">Rancangan sistem disusun sebagai pipeline end-to-end yang mencakup lima lapisan, yaitu sumber data, ingestion, penyimpanan, pemrosesan, dan penyajian. Pemisahan lapisan ini bertujuan agar setiap komponen dapat dikembangkan, diuji, dan diskalakan secara independen. Perubahan pada satu lapisan, misalnya penambahan sumber data baru, tidak mengharuskan perubahan pada lapisan pemrosesan selama kontrak antarmuka antarlapisan tetap terjaga.</w:t>
+        <w:t xml:space="preserve">Rancangan sistem disusun sebagai pipeline menyeluruh yang mencakup lima lapisan, yaitu sumber data, ingestion, penyimpanan, pemrosesan, dan penyajian. Pemisahan lapisan bertujuan agar setiap komponen dapat dikembangkan, diuji, dan diskalakan secara mandiri. Perubahan pada satu lapisan, misalnya penambahan sumber data baru, tidak mengharuskan perubahan pada lapisan pemrosesan selama kontrak antarmuka antarlapisan tetap terjaga.</w:t>
       </w:r>
     </w:p>
     <w:p>
@@ -3318,7 +3372,7 @@
           <w:sz w:val="24"/>
           <w:szCs w:val="24"/>
         </w:rPr>
-        <w:t xml:space="preserve">Dalam implementasi penelitian ini, kontrak antarlapisan diwujudkan dalam bentuk berkas Parquet bernama earthquake_features.parquet yang dihasilkan oleh lapisan pemrosesan awal dan dikonsumsi oleh seluruh proses analitik selanjutnya. Pendekatan berbasis kontrak ini terbukti bermanfaat ketika terjadi perubahan pada logika pembersihan data. Perubahan tersebut cukup dilakukan pada satu titik, dan seluruh proses hilir secara otomatis mengonsumsi hasil yang telah diperbarui tanpa perlu modifikasi kode.</w:t>
+        <w:t xml:space="preserve">Pada penelitian ini kontrak antarlapisan diwujudkan sebagai berkas Parquet bernama earthquake_features.parquet yang dihasilkan lapisan pemrosesan awal dan dikonsumsi seluruh proses analitik berikutnya. Pendekatan berbasis kontrak tersebut terbukti bermanfaat ketika logika pembersihan data berubah. Perubahan cukup dilakukan pada satu titik, lalu seluruh proses hilir mengonsumsi hasil yang telah diperbarui tanpa modifikasi kode.</w:t>
       </w:r>
     </w:p>
     <w:p>
@@ -3375,8 +3429,6 @@
       <w:r>
         <w:rPr>
           <w:rFonts w:ascii="Times New Roman" w:cs="Times New Roman" w:eastAsia="Times New Roman" w:hAnsi="Times New Roman"/>
-          <w:b w:val="false"/>
-          <w:bCs w:val="false"/>
           <w:sz w:val="20"/>
           <w:szCs w:val="20"/>
         </w:rPr>
@@ -3394,7 +3446,7 @@
           <w:sz w:val="24"/>
           <w:szCs w:val="24"/>
         </w:rPr>
-        <w:t xml:space="preserve">Arsitektur konseptual pada Gambar 1 menunjukkan aliran data dari sumber eksternal menuju lapisan penyajian. Data dari USGS diambil melalui antarmuka pemrograman aplikasi FDSN dengan mekanisme pemecahan permintaan per tahun, sementara data BMKG diambil melalui titik akhir JSON publik. Kedua aliran data disimpan dalam zona mentah yang bersifat tidak dapat diubah, kemudian diproses melalui rangkaian operasi pembersihan sebelum disimpan dalam format Parquet yang teroptimasi untuk analitik.</w:t>
+        <w:t xml:space="preserve">Arsitektur konseptual pada Gambar 1 menunjukkan aliran data dari sumber eksternal menuju lapisan penyajian. Data USGS diambil melalui antarmuka pemrograman aplikasi FDSN dengan pemecahan permintaan per tahun, sedangkan data BMKG diambil melalui titik akhir JSON publik. Kedua aliran disimpan pada zona mentah yang bersifat tidak dapat diubah, lalu diproses melalui rangkaian operasi pembersihan sebelum disimpan dalam format Parquet yang teroptimasi untuk analitik.</w:t>
       </w:r>
     </w:p>
     <w:p>
@@ -3424,7 +3476,7 @@
           <w:sz w:val="24"/>
           <w:szCs w:val="24"/>
         </w:rPr>
-        <w:t xml:space="preserve">Metode pengumpulan data dirancang dengan mempertimbangkan karakteristik dan keterbatasan masing-masing sumber. Tabel 3 merinci sumber data yang digunakan beserta elemen, format, dan klasifikasi tipenya.</w:t>
+        <w:t xml:space="preserve">Metode pengumpulan data dirancang dengan mempertimbangkan ciri dan keterbatasan setiap sumber. Tabel 3 memerinci sumber yang digunakan beserta elemen, format, dan klasifikasi tipenya.</w:t>
       </w:r>
     </w:p>
     <w:p>
@@ -3435,8 +3487,6 @@
       <w:r>
         <w:rPr>
           <w:rFonts w:ascii="Times New Roman" w:cs="Times New Roman" w:eastAsia="Times New Roman" w:hAnsi="Times New Roman"/>
-          <w:b w:val="false"/>
-          <w:bCs w:val="false"/>
           <w:sz w:val="20"/>
           <w:szCs w:val="20"/>
         </w:rPr>
@@ -3658,7 +3708,7 @@
                 <w:sz w:val="19"/>
                 <w:szCs w:val="19"/>
               </w:rPr>
-              <w:t xml:space="preserve">Waktu, magnitude, magType, kedalaman, koordinat, place, tsunami, sig, mmi, cdi, felt, gap, dmin, rms, nst</w:t>
+              <w:t xml:space="preserve">Waktu, magnitudo, magType, kedalaman, koordinat, place, tsunami, sig, mmi, cdi, felt, gap, dmin, rms, nst</w:t>
             </w:r>
           </w:p>
         </w:tc>
@@ -3712,7 +3762,7 @@
                 <w:sz w:val="19"/>
                 <w:szCs w:val="19"/>
               </w:rPr>
-              <w:t xml:space="preserve">Semi-terstruktur</w:t>
+              <w:t xml:space="preserve">Semiterstruktur</w:t>
             </w:r>
           </w:p>
         </w:tc>
@@ -3795,7 +3845,7 @@
                 <w:sz w:val="19"/>
                 <w:szCs w:val="19"/>
               </w:rPr>
-              <w:t xml:space="preserve">Tanggal, jam, koordinat, lintang, bujur, magnitude, kedalaman, wilayah, potensi tsunami</w:t>
+              <w:t xml:space="preserve">Tanggal, jam, koordinat, lintang, bujur, magnitudo, kedalaman, wilayah, potensi tsunami</w:t>
             </w:r>
           </w:p>
         </w:tc>
@@ -3849,7 +3899,7 @@
                 <w:sz w:val="19"/>
                 <w:szCs w:val="19"/>
               </w:rPr>
-              <w:t xml:space="preserve">Semi-terstruktur</w:t>
+              <w:t xml:space="preserve">Semiterstruktur</w:t>
             </w:r>
           </w:p>
         </w:tc>
@@ -3986,7 +4036,7 @@
                 <w:sz w:val="19"/>
                 <w:szCs w:val="19"/>
               </w:rPr>
-              <w:t xml:space="preserve">Semi-terstruktur</w:t>
+              <w:t xml:space="preserve">Semiterstruktur</w:t>
             </w:r>
           </w:p>
         </w:tc>
@@ -4030,7 +4080,7 @@
           <w:sz w:val="24"/>
           <w:szCs w:val="24"/>
         </w:rPr>
-        <w:t xml:space="preserve">Klasifikasi kedua sumber sebagai data semi-terstruktur perlu dijelaskan lebih lanjut karena keduanya memiliki karakteristik yang berbeda meskipun berada pada kategori yang sama. Data USGS berformat GeoJSON dengan struktur bersarang, di mana atribut deskriptif berada pada objek properties sementara koordinat dan kedalaman berada pada larik geometry.coordinates. Nilai-nilai numeriknya sudah bertipe data yang sesuai sehingga tidak memerlukan penguraian tambahan, namun struktur bersarang tersebut memerlukan proses pendataran menjadi bentuk tabular.</w:t>
+        <w:t xml:space="preserve">Klasifikasi kedua sumber sebagai data semiterstruktur perlu dijelaskan lebih lanjut karena keduanya berbeda ciri meskipun berada pada kategori yang sama. Data USGS berformat GeoJSON dengan struktur bersarang: atribut deskriptif berada pada objek properties, sedangkan koordinat dan kedalaman berada pada larik geometry.coordinates. Nilai numeriknya sudah bertipe data yang sesuai sehingga tidak memerlukan penguraian tambahan, tetapi struktur bersarang tersebut tetap perlu didatarkan menjadi bentuk tabular.</w:t>
       </w:r>
     </w:p>
     <w:p>
@@ -4044,7 +4094,7 @@
           <w:sz w:val="24"/>
           <w:szCs w:val="24"/>
         </w:rPr>
-        <w:t xml:space="preserve">Data BMKG memiliki tingkat kompleksitas penguraian yang lebih tinggi. Meskipun berformat JSON, seluruh nilai numeriknya tersimpan sebagai untai teks yang mengandung satuan dan penanda arah. Kedalaman tercatat sebagai "10 km", lintang sebagai "2.80 LS", dan bujur sebagai "130.25 BT". Penguraian nilai-nilai ini memerlukan penanganan khusus, terutama pada konversi lintang selatan menjadi nilai negatif sesuai konvensi sistem koordinat standar. Selain itu, informasi potensi tsunami tercatat sebagai kalimat naratif seperti "Tidak berpotensi tsunami" yang memerlukan pemetaan menjadi indikator biner.</w:t>
+        <w:t xml:space="preserve">Data BMKG memiliki tingkat kerumitan penguraian yang lebih tinggi. Meskipun berformat JSON, seluruh nilai numeriknya tersimpan sebagai untai teks yang memuat satuan dan penanda arah. Kedalaman tercatat sebagai “10 km”, lintang sebagai “2.80 LS”, dan bujur sebagai “130.25 BT”. Penguraian nilai tersebut memerlukan penanganan khusus, terutama konversi lintang selatan menjadi nilai negatif sesuai konvensi sistem koordinat standar. Selain itu, informasi potensi tsunami tercatat sebagai kalimat naratif, misalnya “Tidak berpotensi tsunami”, yang perlu dipetakan menjadi indikator biner.</w:t>
       </w:r>
     </w:p>
     <w:p>
@@ -4074,7 +4124,7 @@
           <w:sz w:val="24"/>
           <w:szCs w:val="24"/>
         </w:rPr>
-        <w:t xml:space="preserve">Pengambilan data USGS menghadapi kendala teknis berupa batas maksimum 20.000 rekaman per permintaan yang ditetapkan oleh penyedia layanan. Berdasarkan pemeriksaan awal, jumlah kejadian gempa dengan magnitude 4,0 ke atas di wilayah Indonesia pada rentang 2015 hingga 2026 mencapai 23.868 kejadian, melebihi batas tersebut. Untuk mengatasi hal ini, permintaan dipecah menjadi satu permintaan per tahun. Sebelum setiap permintaan data dilakukan, sistem terlebih dahulu memanggil titik akhir count untuk memeriksa jumlah rekaman yang akan dikembalikan. Apabila jumlahnya masih melebihi batas, permintaan dipecah lebih lanjut menjadi per kuartal secara otomatis.</w:t>
+        <w:t xml:space="preserve">Pengambilan data USGS menghadapi kendala teknis berupa batas maksimum 20.000 rekaman per permintaan yang ditetapkan penyedia layanan. Berdasarkan pemeriksaan awal, jumlah kejadian gempa dengan magnitudo 4,0 ke atas di wilayah Indonesia sepanjang 2015 hingga 2026 mencapai 23.868 kejadian sehingga melampaui batas tersebut. Untuk mengatasinya, permintaan dipecah menjadi satu permintaan per tahun. Sebelum setiap permintaan data dilakukan, sistem lebih dahulu memanggil titik akhir count untuk memeriksa jumlah rekaman yang akan dikembalikan. Apabila jumlahnya masih melampaui batas, permintaan dipecah lebih lanjut menjadi per kuartal secara otomatis.</w:t>
       </w:r>
     </w:p>
     <w:p>
@@ -4088,7 +4138,7 @@
           <w:sz w:val="24"/>
           <w:szCs w:val="24"/>
         </w:rPr>
-        <w:t xml:space="preserve">Mekanisme percobaan ulang diterapkan dengan strategi backoff eksponensial sebanyak tiga kali percobaan untuk mengantisipasi kegagalan sementara pada jaringan atau layanan penyedia. Apabila seluruh percobaan gagal untuk satu tahun tertentu, proses tidak dihentikan secara keseluruhan melainkan mencatat kegagalan pada log dan melanjutkan ke tahun berikutnya. Keputusan desain ini diambil karena kegagalan parsial pada satu tahun tidak seharusnya membatalkan keseluruhan proses pengumpulan data yang telah berhasil untuk tahun-tahun lainnya.</w:t>
+        <w:t xml:space="preserve">Mekanisme percobaan ulang diterapkan dengan strategi backoff eksponensial sebanyak tiga kali percobaan untuk mengantisipasi kegagalan sementara pada jaringan atau layanan penyedia. Apabila seluruh percobaan gagal untuk satu tahun tertentu, proses tidak dihentikan secara keseluruhan, melainkan mencatat kegagalan pada log dan melanjutkan ke tahun berikutnya. Keputusan rancangan tersebut diambil karena kegagalan sebagian pada satu tahun tidak seharusnya membatalkan keseluruhan proses pengumpulan data yang telah berhasil untuk tahun lain.</w:t>
       </w:r>
     </w:p>
     <w:p>
@@ -4102,7 +4152,7 @@
           <w:sz w:val="24"/>
           <w:szCs w:val="24"/>
         </w:rPr>
-        <w:t xml:space="preserve">Hasil eksekusi menunjukkan seluruh dua belas tahun berhasil diambil tanpa kegagalan, dengan total 23.874 rekaman dari USGS dan 15 rekaman dari BMKG. Selisih enam rekaman dibandingkan hasil pemeriksaan awal disebabkan penambahan kejadian baru pada rentang waktu antara pemeriksaan dan pengambilan data aktual.</w:t>
+        <w:t xml:space="preserve">Hasil eksekusi menunjukkan seluruh dua belas tahun berhasil diambil tanpa kegagalan dengan total 23.874 rekaman dari USGS dan 15 rekaman dari BMKG. Selisih enam rekaman dibandingkan dengan hasil pemeriksaan awal disebabkan oleh penambahan kejadian baru pada rentang waktu antara pemeriksaan dan pengambilan data.</w:t>
       </w:r>
     </w:p>
     <w:p>
@@ -4159,8 +4209,6 @@
       <w:r>
         <w:rPr>
           <w:rFonts w:ascii="Times New Roman" w:cs="Times New Roman" w:eastAsia="Times New Roman" w:hAnsi="Times New Roman"/>
-          <w:b w:val="false"/>
-          <w:bCs w:val="false"/>
           <w:sz w:val="20"/>
           <w:szCs w:val="20"/>
         </w:rPr>
@@ -4178,7 +4226,7 @@
           <w:sz w:val="24"/>
           <w:szCs w:val="24"/>
         </w:rPr>
-        <w:t xml:space="preserve">Gambar 2 menggambarkan alur operasional lengkap. Data mentah disimpan terlebih dahulu pada zona mentah dalam bentuk berkas JSON terpisah per tahun sebelum diproses. Penyimpanan data mentah secara utuh ini memungkinkan pemrosesan ulang dilakukan kapan saja tanpa perlu mengambil ulang data dari sumber, yang penting untuk reproduktibilitas hasil penelitian.</w:t>
+        <w:t xml:space="preserve">Gambar 2 menggambarkan alur operasional secara lengkap. Data mentah disimpan lebih dahulu pada zona mentah sebagai berkas JSON terpisah per tahun sebelum diproses. Penyimpanan data mentah secara utuh memungkinkan pemrosesan ulang dilakukan kapan saja tanpa perlu mengambil ulang data dari sumber. Hal tersebut penting bagi keterulangan hasil penelitian.</w:t>
       </w:r>
     </w:p>
     <w:p>
@@ -4208,7 +4256,7 @@
           <w:sz w:val="24"/>
           <w:szCs w:val="24"/>
         </w:rPr>
-        <w:t xml:space="preserve">Pemilihan teknologi penyimpanan didasarkan pada karakteristik data pada setiap tahap pemrosesan. Tabel 4 merangkum teknologi yang digunakan pada masing-masing lapisan beserta justifikasi pemilihannya.</w:t>
+        <w:t xml:space="preserve">Pemilihan teknologi penyimpanan didasarkan pada ciri data pada setiap tahap pemrosesan. Tabel 4 merangkum teknologi yang digunakan pada masing-masing lapisan beserta alasan pemilihannya.</w:t>
       </w:r>
     </w:p>
     <w:p>
@@ -4219,8 +4267,6 @@
       <w:r>
         <w:rPr>
           <w:rFonts w:ascii="Times New Roman" w:cs="Times New Roman" w:eastAsia="Times New Roman" w:hAnsi="Times New Roman"/>
-          <w:b w:val="false"/>
-          <w:bCs w:val="false"/>
           <w:sz w:val="20"/>
           <w:szCs w:val="20"/>
         </w:rPr>
@@ -4357,7 +4403,7 @@
                 <w:sz w:val="19"/>
                 <w:szCs w:val="19"/>
               </w:rPr>
-              <w:t xml:space="preserve">Justifikasi Pemilihan</w:t>
+              <w:t xml:space="preserve">Alasan Pemilihan</w:t>
             </w:r>
           </w:p>
         </w:tc>
@@ -4386,7 +4432,7 @@
                 <w:sz w:val="19"/>
                 <w:szCs w:val="19"/>
               </w:rPr>
-              <w:t xml:space="preserve">Raw Zone</w:t>
+              <w:t xml:space="preserve">Raw zone</w:t>
             </w:r>
           </w:p>
         </w:tc>
@@ -4496,7 +4542,7 @@
                 <w:sz w:val="19"/>
                 <w:szCs w:val="19"/>
               </w:rPr>
-              <w:t xml:space="preserve">Processed Zone</w:t>
+              <w:t xml:space="preserve">Processed zone</w:t>
             </w:r>
           </w:p>
         </w:tc>
@@ -4550,7 +4596,7 @@
                 <w:sz w:val="19"/>
                 <w:szCs w:val="19"/>
               </w:rPr>
-              <w:t xml:space="preserve">Menyimpan data bersih siap analitik</w:t>
+              <w:t xml:space="preserve">Menyimpan data bersih yang siap dianalisis</w:t>
             </w:r>
           </w:p>
         </w:tc>
@@ -4606,7 +4652,7 @@
                 <w:sz w:val="19"/>
                 <w:szCs w:val="19"/>
               </w:rPr>
-              <w:t xml:space="preserve">Interim Zone</w:t>
+              <w:t xml:space="preserve">Interim zone</w:t>
             </w:r>
           </w:p>
         </w:tc>
@@ -4687,7 +4733,7 @@
                 <w:sz w:val="19"/>
                 <w:szCs w:val="19"/>
               </w:rPr>
-              <w:t xml:space="preserve">Format sederhana yang mudah diperiksa manual saat penelusuran masalah</w:t>
+              <w:t xml:space="preserve">Format sederhana yang mudah diperiksa secara manual saat penelusuran masalah</w:t>
             </w:r>
           </w:p>
         </w:tc>
@@ -4716,7 +4762,7 @@
                 <w:sz w:val="19"/>
                 <w:szCs w:val="19"/>
               </w:rPr>
-              <w:t xml:space="preserve">Data Warehouse</w:t>
+              <w:t xml:space="preserve">Data warehouse</w:t>
             </w:r>
           </w:p>
         </w:tc>
@@ -4826,7 +4872,7 @@
                 <w:sz w:val="19"/>
                 <w:szCs w:val="19"/>
               </w:rPr>
-              <w:t xml:space="preserve">Metadata Catalog</w:t>
+              <w:t xml:space="preserve">Metadata catalog</w:t>
             </w:r>
           </w:p>
         </w:tc>
@@ -4880,7 +4926,7 @@
                 <w:sz w:val="19"/>
                 <w:szCs w:val="19"/>
               </w:rPr>
-              <w:t xml:space="preserve">Mencatat skema, lineage, dan versi dataset</w:t>
+              <w:t xml:space="preserve">Mencatat skema, asal data, dan versi dataset</w:t>
             </w:r>
           </w:p>
         </w:tc>
@@ -4924,7 +4970,7 @@
           <w:sz w:val="24"/>
           <w:szCs w:val="24"/>
         </w:rPr>
-        <w:t xml:space="preserve">Pemilihan format Parquet untuk zona terproses memberikan keuntungan yang terukur. Dataset akhir yang terdiri dari 19.266 baris dengan 31 kolom hanya menempati ruang penyimpanan sebesar 1,3 MB, jauh lebih kecil dibandingkan data mentah JSON yang berukuran puluhan megabita. Efisiensi ini berasal dari dua mekanisme, yaitu penyimpanan kolumnar yang memungkinkan kompresi lebih optimal karena nilai-nilai dalam satu kolom cenderung homogen, serta pemuatan selektif yang memungkinkan proses analitik hanya membaca kolom yang dibutuhkan tanpa memuat keseluruhan baris.</w:t>
+        <w:t xml:space="preserve">Pemilihan format Parquet untuk zona terproses memberikan keuntungan yang terukur. Dataset akhir yang terdiri atas 19.266 baris dengan 31 kolom hanya menempati 1,3 MB, jauh lebih kecil daripada data mentah JSON yang berukuran puluhan megabita. Efisiensi tersebut bersumber pada dua mekanisme, yaitu penyimpanan kolumnar yang memungkinkan kompresi lebih optimal karena nilai dalam satu kolom cenderung seragam, serta pemuatan selektif yang memungkinkan proses analitik hanya membaca kolom yang dibutuhkan.</w:t>
       </w:r>
     </w:p>
     <w:p>
@@ -4938,7 +4984,7 @@
           <w:sz w:val="24"/>
           <w:szCs w:val="24"/>
         </w:rPr>
-        <w:t xml:space="preserve">Keputusan untuk tidak menggunakan basis data NoSQL berorientasi dokumen seperti MongoDB pada zona terproses didasarkan pada karakteristik data setelah pembersihan. Setelah proses pendataran dan standardisasi, struktur data menjadi sepenuhnya tabular dengan skema yang tetap. Keunggulan utama basis data dokumen berupa fleksibilitas skema justru tidak diperlukan pada tahap ini, sementara keunggulan Parquet berupa efisiensi analitik kolumnar sangat relevan dengan pola akses yang didominasi operasi agregasi dan pemindaian kolom.</w:t>
+        <w:t xml:space="preserve">Keputusan untuk tidak memakai basis data NoSQL berorientasi dokumen seperti MongoDB pada zona terproses didasarkan pada ciri data setelah pembersihan. Setelah pendataran dan standardisasi, struktur data menjadi sepenuhnya tabular dengan skema tetap. Keunggulan utama basis data dokumen berupa keluwesan skema justru tidak diperlukan pada tahap tersebut, sedangkan keunggulan Parquet berupa efisiensi analitik kolumnar sangat sesuai dengan pola akses yang didominasi operasi agregasi dan pemindaian kolom.</w:t>
       </w:r>
     </w:p>
     <w:p>
@@ -4952,7 +4998,7 @@
           <w:sz w:val="24"/>
           <w:szCs w:val="24"/>
         </w:rPr>
-        <w:t xml:space="preserve">Adapun PostGIS tetap dipertahankan dalam rancangan meskipun tidak diimplementasikan penuh pada penelitian ini, karena kebutuhan analisis spasial berbasis radius dan poligon administratif akan muncul ketika sistem dikembangkan menjadi dasbor operasional. Pada tahap penelitian saat ini, kebutuhan spasial masih dapat dipenuhi melalui pendekatan grid satu derajat yang dihitung langsung dari koordinat.</w:t>
+        <w:t xml:space="preserve">PostGIS tetap dipertahankan dalam rancangan meskipun belum diimplementasikan sepenuhnya pada penelitian ini karena kebutuhan analisis spasial berbasis radius dan poligon administratif akan muncul ketika sistem dikembangkan menjadi dasbor operasional. Pada tahap saat ini, kebutuhan spasial masih dapat dipenuhi melalui pendekatan grid satu derajat yang dihitung langsung dari koordinat.</w:t>
       </w:r>
     </w:p>
     <w:p>
@@ -4982,7 +5028,7 @@
           <w:sz w:val="24"/>
           <w:szCs w:val="24"/>
         </w:rPr>
-        <w:t xml:space="preserve">Pemilihan kerangka kerja pemrosesan memerlukan pertimbangan yang cermat karena berdampak langsung pada kompleksitas implementasi dan kebutuhan sumber daya komputasi. Tabel 5 membandingkan tiga kerangka kerja utama yang dipertimbangkan dalam penelitian ini.</w:t>
+        <w:t xml:space="preserve">Pemilihan kerangka kerja pemrosesan memerlukan pertimbangan cermat karena berdampak langsung pada kerumitan implementasi dan kebutuhan sumber daya komputasi. Tabel 5 membandingkan tiga kerangka kerja utama yang dipertimbangkan.</w:t>
       </w:r>
     </w:p>
     <w:p>
@@ -4993,8 +5039,6 @@
       <w:r>
         <w:rPr>
           <w:rFonts w:ascii="Times New Roman" w:cs="Times New Roman" w:eastAsia="Times New Roman" w:hAnsi="Times New Roman"/>
-          <w:b w:val="false"/>
-          <w:bCs w:val="false"/>
           <w:sz w:val="20"/>
           <w:szCs w:val="20"/>
         </w:rPr>
@@ -5187,7 +5231,7 @@
                 <w:sz w:val="19"/>
                 <w:szCs w:val="19"/>
               </w:rPr>
-              <w:t xml:space="preserve">Batch murni dengan penulisan ke disk pada setiap tahap</w:t>
+              <w:t xml:space="preserve">Batch murni dengan penulisan ke diska pada setiap tahap</w:t>
             </w:r>
           </w:p>
         </w:tc>
@@ -5407,7 +5451,7 @@
                 <w:sz w:val="19"/>
                 <w:szCs w:val="19"/>
               </w:rPr>
-              <w:t xml:space="preserve">Terbatas, memerlukan Mahout yang sudah tidak aktif dikembangkan</w:t>
+              <w:t xml:space="preserve">Terbatas, memerlukan Mahout yang tidak lagi aktif dikembangkan</w:t>
             </w:r>
           </w:p>
         </w:tc>
@@ -5434,7 +5478,7 @@
                 <w:sz w:val="19"/>
                 <w:szCs w:val="19"/>
               </w:rPr>
-              <w:t xml:space="preserve">MLlib terintegrasi dengan cakupan algoritma luas</w:t>
+              <w:t xml:space="preserve">MLlib terpadu dengan cakupan algoritme luas</w:t>
             </w:r>
           </w:p>
         </w:tc>
@@ -5461,7 +5505,7 @@
                 <w:sz w:val="19"/>
                 <w:szCs w:val="19"/>
               </w:rPr>
-              <w:t xml:space="preserve">FlinkML dengan cakupan algoritma lebih terbatas</w:t>
+              <w:t xml:space="preserve">FlinkML dengan cakupan algoritme lebih terbatas</w:t>
             </w:r>
           </w:p>
         </w:tc>
@@ -5517,7 +5561,7 @@
                 <w:sz w:val="19"/>
                 <w:szCs w:val="19"/>
               </w:rPr>
-              <w:t xml:space="preserve">Rendah, karena beban kerja didominasi iterasi pelatihan model</w:t>
+              <w:t xml:space="preserve">Rendah karena beban kerja didominasi iterasi pelatihan model</w:t>
             </w:r>
           </w:p>
         </w:tc>
@@ -5544,7 +5588,7 @@
                 <w:sz w:val="19"/>
                 <w:szCs w:val="19"/>
               </w:rPr>
-              <w:t xml:space="preserve">Tinggi, karena mendukung pemrosesan batch dan pelatihan model dalam satu kerangka</w:t>
+              <w:t xml:space="preserve">Tinggi karena mendukung pemrosesan batch dan pelatihan model dalam satu kerangka</w:t>
             </w:r>
           </w:p>
         </w:tc>
@@ -5571,7 +5615,7 @@
                 <w:sz w:val="19"/>
                 <w:szCs w:val="19"/>
               </w:rPr>
-              <w:t xml:space="preserve">Menengah, karena kebutuhan streaming belum menjadi prioritas utama</w:t>
+              <w:t xml:space="preserve">Menengah karena kebutuhan streaming belum menjadi prioritas utama</w:t>
             </w:r>
           </w:p>
         </w:tc>
@@ -5588,7 +5632,7 @@
           <w:sz w:val="24"/>
           <w:szCs w:val="24"/>
         </w:rPr>
-        <w:t xml:space="preserve">Apache Spark dipilih sebagai kerangka kerja utama berdasarkan tiga pertimbangan. Pertama, karakteristik beban kerja penelitian ini didominasi oleh pemrosesan batch atas data historis dan pelatihan model yang bersifat iteratif. Hadoop MapReduce menuliskan hasil antara ke disk pada setiap tahap, sehingga menjadi tidak efisien untuk algoritma iteratif seperti Random Forest yang memerlukan pembacaan berulang atas data yang sama. Spark menyimpan data antara dalam memori sehingga iterasi berikutnya tidak memerlukan pembacaan ulang dari disk.</w:t>
+        <w:t xml:space="preserve">Apache Spark dipilih sebagai kerangka kerja utama berdasarkan tiga pertimbangan. Pertama, beban kerja penelitian ini didominasi pemrosesan batch atas data historis dan pelatihan model yang bersifat iteratif. Hadoop MapReduce menuliskan hasil antara ke diska pada setiap tahap sehingga tidak efisien untuk algoritme iteratif seperti Random Forest yang memerlukan pembacaan berulang atas data yang sama. Spark menyimpan data antara dalam memori sehingga iterasi berikutnya tidak perlu membaca ulang dari diska.</w:t>
       </w:r>
     </w:p>
     <w:p>
@@ -5602,7 +5646,7 @@
           <w:sz w:val="24"/>
           <w:szCs w:val="24"/>
         </w:rPr>
-        <w:t xml:space="preserve">Kedua, Spark menyediakan MLlib yang terintegrasi dalam kerangka yang sama, sehingga proses pembersihan data, rekayasa fitur, dan pelatihan model dapat dilakukan dalam satu pipeline tanpa perpindahan antarsistem. Ketiga, konsep Pipeline pada Spark memungkinkan seluruh tahap transformasi dan pelatihan dirangkai sebagai satu objek yang dapat divalidasi silang secara utuh, sehingga mencegah kebocoran data antara tahap transformasi dan tahap pelatihan.</w:t>
+        <w:t xml:space="preserve">Kedua, Spark menyediakan MLlib yang terpadu dalam kerangka yang sama sehingga pembersihan data, rekayasa fitur, dan pelatihan model dapat dilakukan dalam satu pipeline tanpa perpindahan antarsistem. Ketiga, konsep Pipeline pada Spark memungkinkan seluruh tahap transformasi dan pelatihan dirangkai sebagai satu objek yang dapat divalidasi silang secara utuh sehingga mencegah kebocoran data antara tahap transformasi dan tahap pelatihan.</w:t>
       </w:r>
     </w:p>
     <w:p>
@@ -5616,7 +5660,7 @@
           <w:sz w:val="24"/>
           <w:szCs w:val="24"/>
         </w:rPr>
-        <w:t xml:space="preserve">Apache Flink tidak dipilih meskipun memiliki keunggulan pada latensi streaming, karena kebutuhan utama penelitian ini adalah analisis pola historis jangka panjang, bukan deteksi kejadian secara langsung. Namun demikian, Flink tetap relevan untuk pengembangan lanjutan apabila sistem dikembangkan menjadi sistem peringatan dini yang memerlukan pemrosesan aliran data secara berkelanjutan.</w:t>
+        <w:t xml:space="preserve">Apache Flink tidak dipilih meskipun unggul pada latensi streaming karena kebutuhan utama penelitian ini adalah analisis pola historis jangka panjang, bukan deteksi kejadian secara langsung. Meskipun demikian, Flink tetap relevan untuk pengembangan lanjutan apabila sistem dikembangkan menjadi sistem peringatan dini yang memerlukan pemrosesan aliran data secara berkelanjutan.</w:t>
       </w:r>
     </w:p>
     <w:p>
@@ -5630,7 +5674,7 @@
           <w:sz w:val="24"/>
           <w:szCs w:val="24"/>
         </w:rPr>
-        <w:t xml:space="preserve">Perlu dicatat secara jujur bahwa pada skala data penelitian ini, yaitu 19.266 baris, keunggulan Spark belum terwujud secara nyata dalam bentuk waktu eksekusi yang lebih cepat. Sebagaimana dibahas pada Subbab 5.6, pelatihan model menggunakan Spark MLlib justru memerlukan waktu jauh lebih lama dibandingkan scikit-learn karena adanya beban tambahan inisialisasi Java Virtual Machine dan koordinasi tugas terdistribusi. Pemilihan Spark pada rancangan ini didasarkan pada pertimbangan skalabilitas untuk pengembangan jangka panjang, bukan pada efisiensi pada skala data saat ini.</w:t>
+        <w:t xml:space="preserve">Perlu dicatat secara terbuka bahwa pada skala data penelitian ini, yaitu 19.266 baris, keunggulan Spark belum terwujud sebagai waktu eksekusi yang lebih cepat. Sebagaimana dibahas pada Subbab 5.6, pelatihan model dengan Spark MLlib justru memerlukan waktu jauh lebih lama daripada scikit-learn karena beban tambahan berupa penyiapan Java Virtual Machine dan koordinasi tugas terdistribusi. Pemilihan Spark pada rancangan ini berpijak pada pertimbangan skalabilitas jangka panjang, bukan pada efisiensi pada skala data saat ini.</w:t>
       </w:r>
     </w:p>
     <w:p>
@@ -5666,7 +5710,7 @@
           <w:sz w:val="24"/>
           <w:szCs w:val="24"/>
         </w:rPr>
-        <w:t xml:space="preserve">Tata kelola teknologi informasi pada sistem ini mencakup empat aspek yang saling berkaitan, yaitu keamanan, kepatuhan terhadap regulasi, perlindungan privasi, dan penjaminan kualitas data. Meskipun data kegempaan pada dasarnya merupakan data publik yang tidak mengandung informasi pribadi, sistem tetap memerlukan tata kelola yang memadai karena hasil analisisnya digunakan sebagai dasar pengambilan keputusan yang berdampak pada alokasi sumber daya publik.</w:t>
+        <w:t xml:space="preserve">Tata kelola teknologi informasi pada sistem ini mencakup empat aspek yang saling berkaitan, yaitu keamanan, kepatuhan terhadap regulasi, perlindungan privasi, dan penjaminan mutu data. Meskipun data kegempaan pada dasarnya merupakan data publik yang tidak memuat informasi pribadi, sistem tetap memerlukan tata kelola yang memadai karena hasil analisisnya dipakai sebagai dasar pengambilan keputusan yang berdampak pada alokasi sumber daya publik.</w:t>
       </w:r>
     </w:p>
     <w:p>
@@ -5696,7 +5740,7 @@
           <w:sz w:val="24"/>
           <w:szCs w:val="24"/>
         </w:rPr>
-        <w:t xml:space="preserve">Aspek keamanan diterapkan pada tiga lapisan. Pada lapisan transmisi data, seluruh komunikasi dengan sumber eksternal menggunakan protokol HTTPS dengan enkripsi TLS. Hal ini penting bukan karena kerahasiaan data kegempaan, melainkan untuk menjamin integritas data selama transmisi. Tanpa enkripsi transmisi, data dapat dimodifikasi di tengah jalur komunikasi, dan modifikasi pada nilai magnitude atau koordinat akan menghasilkan kesimpulan analitik yang keliru.</w:t>
+        <w:t xml:space="preserve">Aspek keamanan diterapkan pada tiga lapisan. Pada lapisan transmisi, seluruh komunikasi dengan sumber eksternal memakai protokol HTTPS dengan enkripsi TLS. Hal tersebut penting bukan karena kerahasiaan data kegempaan, melainkan untuk menjamin keutuhan data selama transmisi. Tanpa enkripsi transmisi, data dapat diubah di tengah jalur komunikasi, dan perubahan pada nilai magnitudo atau koordinat akan menghasilkan simpulan analitik yang keliru.</w:t>
       </w:r>
     </w:p>
     <w:p>
@@ -5710,7 +5754,7 @@
           <w:sz w:val="24"/>
           <w:szCs w:val="24"/>
         </w:rPr>
-        <w:t xml:space="preserve">Pada lapisan penyimpanan, enkripsi diterapkan terhadap data yang tersimpan baik pada zona mentah maupun zona terproses. Kunci enkripsi dikelola melalui layanan manajemen kunci terpisah dan tidak disimpan bersama data. Pada lapisan akses, kontrol berbasis peran diterapkan sesuai pemetaan pemangku kepentingan pada Tabel 2. Peran administrator sistem memiliki akses penuh terhadap seluruh lapisan, peran analis data memiliki akses baca terhadap zona terproses, peran petugas daerah memiliki akses terbatas pada wilayah kewenangannya, sementara peran pengguna publik hanya dapat mengakses data agregat melalui antarmuka dasbor.</w:t>
+        <w:t xml:space="preserve">Pada lapisan penyimpanan, enkripsi diterapkan terhadap data yang tersimpan, baik pada zona mentah maupun zona terproses. Kunci enkripsi dikelola melalui layanan manajemen kunci terpisah dan tidak disimpan bersama data. Pada lapisan akses, kontrol berbasis peran diterapkan sesuai pemetaan pemangku kepentingan pada Tabel 2. Peran administrator sistem memiliki akses penuh terhadap seluruh lapisan, peran analis data memiliki akses baca terhadap zona terproses, peran petugas daerah memiliki akses terbatas pada wilayah kewenangannya, sedangkan peran pengguna publik hanya dapat mengakses data agregat melalui antarmuka dasbor.</w:t>
       </w:r>
     </w:p>
     <w:p>
@@ -5724,7 +5768,7 @@
           <w:sz w:val="24"/>
           <w:szCs w:val="24"/>
         </w:rPr>
-        <w:t xml:space="preserve">Prinsip hak akses minimum diterapkan pada akun layanan yang menjalankan pipeline. Akun yang melakukan ingestion hanya memiliki izin tulis terhadap zona mentah dan tidak memiliki izin baca terhadap zona terproses, sementara akun yang menjalankan pemrosesan memiliki izin baca terhadap zona mentah dan izin tulis terhadap zona terproses. Pemisahan ini membatasi dampak apabila salah satu kredensial akun terkompromi.</w:t>
+        <w:t xml:space="preserve">Prinsip hak akses minimum diterapkan pada akun layanan yang menjalankan pipeline. Akun yang melakukan ingestion hanya memiliki izin tulis terhadap zona mentah dan tidak memiliki izin baca terhadap zona terproses, sedangkan akun yang menjalankan pemrosesan memiliki izin baca terhadap zona mentah dan izin tulis terhadap zona terproses. Pemisahan tersebut membatasi dampak apabila salah satu kredensial akun terkompromi.</w:t>
       </w:r>
     </w:p>
     <w:p>
@@ -5738,7 +5782,7 @@
           <w:sz w:val="24"/>
           <w:szCs w:val="24"/>
         </w:rPr>
-        <w:t xml:space="preserve">Selama pengembangan penelitian ini, ditemukan satu insiden keamanan yang layak dicatat sebagai pembelajaran. Token akses pribadi GitHub sempat tertulis secara langsung dalam kode notebook untuk keperluan otentikasi repositori. Praktik ini berisiko karena token tersebut akan ikut tersimpan dalam riwayat versi dan dapat diakses oleh siapa pun yang memiliki akses terhadap repositori. Perbaikan dilakukan dengan memindahkan penyimpanan token ke fasilitas Secrets pada lingkungan pengembangan, sehingga token tidak lagi muncul dalam kode sumber. Insiden ini menegaskan pentingnya pemisahan antara kode dan kredensial sebagai praktik baku pengembangan.</w:t>
+        <w:t xml:space="preserve">Selama pengembangan penelitian ini ditemukan satu insiden keamanan yang layak dicatat sebagai pembelajaran. Token akses pribadi GitHub sempat ditulis langsung di dalam kode notebook untuk keperluan otentikasi repositori. Praktik tersebut berisiko karena token akan ikut tersimpan dalam riwayat versi dan dapat diakses siapa pun yang memiliki akses terhadap repositori. Perbaikan dilakukan dengan memindahkan penyimpanan token ke fasilitas Secrets pada lingkungan pengembangan sehingga token tidak lagi muncul dalam kode sumber. Insiden tersebut menegaskan pentingnya pemisahan antara kode dan kredensial sebagai praktik baku pengembangan.</w:t>
       </w:r>
     </w:p>
     <w:p>
@@ -5768,7 +5812,7 @@
           <w:sz w:val="24"/>
           <w:szCs w:val="24"/>
         </w:rPr>
-        <w:t xml:space="preserve">Kepatuhan sistem terhadap regulasi mencakup dua dimensi, yaitu kepatuhan terhadap ketentuan penggunaan sumber data dan kepatuhan terhadap regulasi perlindungan data nasional. Pada dimensi pertama, data USGS berada dalam domain publik sebagai produk lembaga pemerintah Amerika Serikat, namun tetap mensyaratkan pencantuman atribusi sumber. Data BMKG merupakan data publik yang disediakan untuk kepentingan umum dengan ketentuan penggunaan yang menekankan pada tidak diperkenankannya klaim sebagai sumber primer.</w:t>
+        <w:t xml:space="preserve">Kepatuhan sistem terhadap regulasi mencakup dua dimensi, yaitu kepatuhan terhadap ketentuan penggunaan sumber data dan kepatuhan terhadap regulasi perlindungan data nasional. Pada dimensi pertama, data USGS berada dalam domain publik sebagai produk lembaga pemerintah Amerika Serikat, tetapi tetap mensyaratkan pencantuman atribusi sumber. Data BMKG merupakan data publik yang disediakan untuk kepentingan umum dengan ketentuan penggunaan yang menekankan larangan mengklaim diri sebagai sumber primer.</w:t>
       </w:r>
     </w:p>
     <w:p>
@@ -5782,7 +5826,7 @@
           <w:sz w:val="24"/>
           <w:szCs w:val="24"/>
         </w:rPr>
-        <w:t xml:space="preserve">Sistem menerapkan pencatatan asal data untuk setiap rekaman melalui kolom source yang menandai apakah suatu rekaman berasal dari USGS atau BMKG. Pencatatan ini memungkinkan atribusi dilakukan secara tepat pada setiap hasil analisis. Selain itu, kolom sig_estimated menandai rekaman yang nilai signifikansinya merupakan hasil estimasi, bukan nilai asli dari sumber, sehingga pengguna hasil analisis dapat membedakan antara nilai terukur dan nilai turunan.</w:t>
+        <w:t xml:space="preserve">Sistem menerapkan pencatatan asal data untuk setiap rekaman melalui kolom source yang menandai apakah suatu rekaman berasal dari USGS atau BMKG. Pencatatan tersebut memungkinkan atribusi dilakukan secara tepat pada setiap hasil analisis. Selain itu, kolom sig_estimated menandai rekaman yang nilai signifikansinya merupakan hasil estimasi, bukan nilai asli dari sumber, sehingga pengguna hasil analisis dapat membedakan nilai terukur dan nilai turunan.</w:t>
       </w:r>
     </w:p>
     <w:p>
@@ -5796,7 +5840,7 @@
           <w:sz w:val="24"/>
           <w:szCs w:val="24"/>
         </w:rPr>
-        <w:t xml:space="preserve">Pada dimensi kedua, Undang-Undang Nomor 27 Tahun 2022 tentang Pelindungan Data Pribadi mengatur pemrosesan data yang dapat mengidentifikasi orang perseorangan. Dataset kegempaan yang digunakan pada penelitian ini tidak mengandung data pribadi karena hanya berisi atribut fisik kejadian geologi. Namun demikian, pengembangan sistem ke tahap berikutnya yang mengintegrasikan data korban dan pengungsi dari BNPB akan memasukkan sistem ini ke dalam cakupan regulasi tersebut, sehingga kesiapan mekanisme perlindungan privasi perlu dibangun sejak tahap perancangan.</w:t>
+        <w:t xml:space="preserve">Pada dimensi kedua, Undang-Undang Nomor 27 Tahun 2022 tentang Pelindungan Data Pribadi mengatur pemrosesan data yang dapat mengidentifikasi orang perseorangan. Dataset kegempaan yang digunakan pada penelitian ini tidak memuat data pribadi karena hanya berisi atribut fisik kejadian geologi. Meskipun demikian, pengembangan sistem ke tahap berikutnya yang memadukan data korban dan pengungsi dari BNPB akan memasukkan sistem ini ke dalam cakupan regulasi tersebut sehingga kesiapan mekanisme perlindungan privasi perlu dibangun sejak tahap perancangan.</w:t>
       </w:r>
     </w:p>
     <w:p>
@@ -5826,7 +5870,7 @@
           <w:sz w:val="24"/>
           <w:szCs w:val="24"/>
         </w:rPr>
-        <w:t xml:space="preserve">Meskipun dataset saat ini tidak mengandung data pribadi, rancangan sistem menerapkan prinsip privasi sejak perancangan sebagai persiapan untuk integrasi data dampak bencana pada tahap pengembangan berikutnya. Prinsip minimisasi data diterapkan dengan hanya menyimpan atribut yang memiliki relevansi analitik. Atribut seperti alamat lengkap, nomor identitas kependudukan, atau nomor kontak tidak akan disimpan meskipun tersedia pada sumber data.</w:t>
+        <w:t xml:space="preserve">Meskipun dataset saat ini tidak memuat data pribadi, rancangan sistem menerapkan prinsip privasi sejak perancangan sebagai persiapan bagi pemaduan data dampak bencana pada tahap berikutnya. Prinsip minimisasi data diterapkan dengan hanya menyimpan atribut yang memiliki keterkaitan analitik. Atribut seperti alamat lengkap, nomor induk kependudukan, atau nomor kontak tidak akan disimpan meskipun tersedia pada sumber data.</w:t>
       </w:r>
     </w:p>
     <w:p>
@@ -5840,7 +5884,7 @@
           <w:sz w:val="24"/>
           <w:szCs w:val="24"/>
         </w:rPr>
-        <w:t xml:space="preserve">Untuk penyajian kepada publik, agregasi diterapkan pada tingkat wilayah administratif kabupaten. Pendekatan grid satu derajat yang digunakan pada penelitian ini menghasilkan zona dengan luas sekitar 111 kilometer persegi, yang berada pada tingkat granularitas cukup kasar sehingga tidak memungkinkan identifikasi lokasi spesifik individu. Apabila di kemudian hari sistem menyajikan data dampak, penyajian akan dibatasi pada jumlah agregat tanpa rincian identitas.</w:t>
+        <w:t xml:space="preserve">Untuk penyajian kepada publik, agregasi diterapkan pada tingkat wilayah administratif kabupaten. Pendekatan grid satu derajat yang dipakai pada penelitian ini menghasilkan zona dengan luas sekitar 111 kilometer persegi sehingga berada pada tingkat kerincian yang cukup kasar dan tidak memungkinkan identifikasi lokasi individu. Apabila kelak sistem menyajikan data dampak, penyajian akan dibatasi pada jumlah agregat tanpa perincian identitas.</w:t>
       </w:r>
     </w:p>
     <w:p>
@@ -5854,7 +5898,7 @@
           <w:sz w:val="24"/>
           <w:szCs w:val="24"/>
         </w:rPr>
-        <w:t xml:space="preserve">Pemisahan tingkat akses antara data terperinci untuk lembaga berwenang dan data agregat untuk publik menjadi mekanisme utama perlindungan privasi. Data terperinci yang mencakup informasi dampak pada tingkat individu hanya dapat diakses oleh lembaga yang memiliki kewenangan penanganan langsung, dengan pencatatan audit terhadap setiap akses.</w:t>
+        <w:t xml:space="preserve">Pemisahan tingkat akses antara data terperinci untuk lembaga berwenang dan data agregat untuk publik menjadi mekanisme utama perlindungan privasi. Data terperinci yang memuat informasi dampak pada tingkat individu hanya dapat diakses lembaga yang memiliki kewenangan penanganan langsung, disertai pencatatan audit atas setiap akses.</w:t>
       </w:r>
     </w:p>
     <w:p>
@@ -5884,7 +5928,7 @@
           <w:sz w:val="24"/>
           <w:szCs w:val="24"/>
         </w:rPr>
-        <w:t xml:space="preserve">Kualitas data merupakan aspek yang paling berdampak langsung pada validitas hasil analisis. Kesalahan pada nilai koordinat akan menyebabkan kejadian terpetakan pada zona yang keliru, sementara duplikasi kejadian akan menyebabkan estimasi frekuensi menjadi berlebihan. Tabel 6 merinci aturan kualitas data yang diterapkan beserta implementasi konkretnya dalam pipeline.</w:t>
+        <w:t xml:space="preserve">Mutu data merupakan aspek yang paling berdampak langsung pada keabsahan hasil analisis. Kesalahan pada nilai koordinat akan menyebabkan kejadian terpetakan pada zona yang keliru, sedangkan penggandaan kejadian akan menyebabkan estimasi frekuensi menjadi berlebihan. Tabel 6 memerinci aturan mutu data yang diterapkan beserta implementasi konkretnya dalam pipeline.</w:t>
       </w:r>
     </w:p>
     <w:p>
@@ -5895,8 +5939,6 @@
       <w:r>
         <w:rPr>
           <w:rFonts w:ascii="Times New Roman" w:cs="Times New Roman" w:eastAsia="Times New Roman" w:hAnsi="Times New Roman"/>
-          <w:b w:val="false"/>
-          <w:bCs w:val="false"/>
           <w:sz w:val="20"/>
           <w:szCs w:val="20"/>
         </w:rPr>
@@ -6060,7 +6102,7 @@
                 <w:sz w:val="19"/>
                 <w:szCs w:val="19"/>
               </w:rPr>
-              <w:t xml:space="preserve">Penyaringan kotak pembatas lintang -11 sampai 6 derajat dan bujur 95 sampai 141 derajat</w:t>
+              <w:t xml:space="preserve">Penyaringan kotak pembatas lintang –11 sampai 6 derajat dan bujur 95 sampai 141 derajat</w:t>
             </w:r>
           </w:p>
         </w:tc>
@@ -6199,7 +6241,7 @@
                 <w:sz w:val="19"/>
                 <w:szCs w:val="19"/>
               </w:rPr>
-              <w:t xml:space="preserve">Deteksi duplikasi</w:t>
+              <w:t xml:space="preserve">Deteksi penggandaan</w:t>
             </w:r>
           </w:p>
         </w:tc>
@@ -6226,7 +6268,7 @@
                 <w:sz w:val="19"/>
                 <w:szCs w:val="19"/>
               </w:rPr>
-              <w:t xml:space="preserve">Pengelompokan berdasarkan koordinat dibulatkan dua desimal dan jendela waktu 60 detik</w:t>
+              <w:t xml:space="preserve">Pengelompokan berdasarkan koordinat yang dibulatkan dua desimal dan jendela waktu 60 detik</w:t>
             </w:r>
           </w:p>
         </w:tc>
@@ -6253,7 +6295,7 @@
                 <w:sz w:val="19"/>
                 <w:szCs w:val="19"/>
               </w:rPr>
-              <w:t xml:space="preserve">Tidak ditemukan duplikasi, menunjukkan katalog USGS sudah terdeduplikasi di sisi sumber</w:t>
+              <w:t xml:space="preserve">Tidak ditemukan penggandaan sehingga katalog USGS terbukti sudah bersih di sisi sumber</w:t>
             </w:r>
           </w:p>
         </w:tc>
@@ -6336,7 +6378,7 @@
                 <w:sz w:val="19"/>
                 <w:szCs w:val="19"/>
               </w:rPr>
-              <w:t xml:space="preserve">2 kejadian terkonfirmasi oleh kedua sumber</w:t>
+              <w:t xml:space="preserve">Dua kejadian terkonfirmasi oleh kedua sumber</w:t>
             </w:r>
           </w:p>
         </w:tc>
@@ -6502,7 +6544,7 @@
                 <w:sz w:val="19"/>
                 <w:szCs w:val="19"/>
               </w:rPr>
-              <w:t xml:space="preserve">mmi 96,64%, cdi 85,88%, felt 85,88% ditandai sebagai tidak dilaporkan</w:t>
+              <w:t xml:space="preserve">Nilai mmi 96,64 persen, cdi 85,88 persen, dan felt 85,88 persen ditandai sebagai tidak dilaporkan</w:t>
             </w:r>
           </w:p>
         </w:tc>
@@ -6585,7 +6627,7 @@
                 <w:sz w:val="19"/>
                 <w:szCs w:val="19"/>
               </w:rPr>
-              <w:t xml:space="preserve">Kolom gap, dmin, rms, nst dipastikan bertipe float64</w:t>
+              <w:t xml:space="preserve">Kolom gap, dmin, rms, dan nst dipastikan bertipe float64</w:t>
             </w:r>
           </w:p>
         </w:tc>
@@ -6614,7 +6656,7 @@
                 <w:sz w:val="19"/>
                 <w:szCs w:val="19"/>
               </w:rPr>
-              <w:t xml:space="preserve">Pencatatan lineage</w:t>
+              <w:t xml:space="preserve">Pencatatan asal data</w:t>
             </w:r>
           </w:p>
         </w:tc>
@@ -6685,7 +6727,7 @@
           <w:sz w:val="24"/>
           <w:szCs w:val="24"/>
         </w:rPr>
-        <w:t xml:space="preserve">Aturan penanganan nilai hilang memerlukan penjelasan lebih lanjut karena keputusannya berlawanan dengan praktik yang umum dilakukan. Kolom mmi, cdi, dan felt memiliki tingkat ketidaklengkapan yang sangat tinggi, masing-masing 96,64%, 85,88%, dan 85,88%. Pendekatan konvensional akan menghapus kolom dengan tingkat ketidaklengkapan setinggi ini. Namun, pemeriksaan lebih lanjut menunjukkan bahwa ketidaklengkapan tersebut bukan merupakan kesalahan pencatatan, melainkan bersifat informatif. Ketiga atribut tersebut hanya terisi apabila terdapat laporan masyarakat yang merasakan guncangan. Ketiadaan nilai justru menandakan bahwa kejadian tersebut tidak dirasakan atau tidak dilaporkan, yang merupakan informasi bermakna.</w:t>
+        <w:t xml:space="preserve">Aturan penanganan nilai hilang memerlukan penjelasan lebih lanjut karena keputusannya berlawanan dengan praktik yang lazim. Kolom mmi, cdi, dan felt memiliki tingkat ketidaklengkapan yang sangat tinggi, berturut-turut 96,64 persen, 85,88 persen, dan 85,88 persen. Pendekatan konvensional akan menghapus kolom dengan tingkat ketidaklengkapan setinggi itu. Namun, pemeriksaan lebih lanjut menunjukkan bahwa ketidaklengkapan tersebut bukan kesalahan pencatatan, melainkan bersifat informatif. Ketiga atribut hanya terisi apabila terdapat laporan masyarakat yang merasakan guncangan. Ketiadaan nilai justru menandakan bahwa kejadian tidak dirasakan atau tidak dilaporkan, dan hal itu merupakan informasi yang bermakna.</w:t>
       </w:r>
     </w:p>
     <w:p>
@@ -6699,7 +6741,7 @@
           <w:sz w:val="24"/>
           <w:szCs w:val="24"/>
         </w:rPr>
-        <w:t xml:space="preserve">Berdasarkan pertimbangan tersebut, nilai hilang tidak dihapus melainkan ditandai melalui kolom indikator terpisah yang bernilai satu apabila nilai asli tidak tersedia. Nilai numeriknya sendiri diisi dengan penanda negatif satu yang berada di luar rentang nilai valid, sehingga model dapat membedakan antara nilai terukur dan nilai yang tidak tersedia.</w:t>
+        <w:t xml:space="preserve">Berdasarkan pertimbangan tersebut, nilai hilang tidak dihapus, melainkan ditandai melalui kolom indikator terpisah yang bernilai satu apabila nilai asli tidak tersedia. Nilai numeriknya sendiri diisi dengan penanda negatif satu yang berada di luar rentang nilai sahih sehingga model dapat membedakan nilai terukur dan nilai yang tidak tersedia.</w:t>
       </w:r>
     </w:p>
     <w:p>
@@ -6713,7 +6755,7 @@
           <w:sz w:val="24"/>
           <w:szCs w:val="24"/>
         </w:rPr>
-        <w:t xml:space="preserve">Temuan yang menarik dari proses deteksi duplikasi adalah tidak ditemukannya satupun duplikasi dalam dataset. Hal ini menunjukkan bahwa katalog USGS telah melalui proses deduplikasi di sisi penyedia, sehingga aturan deduplikasi yang diterapkan berfungsi sebagai pengaman tambahan, bukan sebagai mekanisme pembersihan utama. Aturan ini tetap dipertahankan dalam pipeline karena akan menjadi relevan apabila di kemudian hari ditambahkan sumber data ketiga yang berpotensi mencatat kejadian yang sama.</w:t>
+        <w:t xml:space="preserve">Temuan yang menarik dari proses deteksi penggandaan adalah tidak ditemukannya satu pun penggandaan dalam dataset. Hal tersebut menunjukkan bahwa katalog USGS telah melalui proses deduplikasi di sisi penyedia sehingga aturan deduplikasi yang diterapkan berfungsi sebagai pengaman tambahan, bukan mekanisme pembersihan utama. Aturan tersebut tetap dipertahankan dalam pipeline karena akan menjadi relevan apabila kelak ditambahkan sumber data ketiga yang berpotensi mencatat kejadian yang sama.</w:t>
       </w:r>
     </w:p>
     <w:p>
@@ -6765,7 +6807,7 @@
           <w:sz w:val="24"/>
           <w:szCs w:val="24"/>
         </w:rPr>
-        <w:t xml:space="preserve">Dataset yang digunakan pada penelitian ini merupakan hasil integrasi katalog gempa historis USGS dan data gempa terkini BMKG. Proses pengumpulan menghasilkan 23.889 rekaman mentah yang setelah melalui rangkaian operasi pembersihan menyisakan 19.266 rekaman valid untuk wilayah Indonesia. Tabel 7 menyajikan statistik deskriptif dataset akhir.</w:t>
+        <w:t xml:space="preserve">Dataset yang dipakai pada penelitian ini merupakan hasil pemaduan katalog gempa historis USGS dan data gempa terkini BMKG. Proses pengumpulan menghasilkan 23.889 rekaman mentah yang setelah melalui rangkaian operasi pembersihan menyisakan 19.266 rekaman sahih untuk wilayah Indonesia. Tabel 7 menyajikan statistik deskriptif dataset akhir.</w:t>
       </w:r>
     </w:p>
     <w:p>
@@ -6776,8 +6818,6 @@
       <w:r>
         <w:rPr>
           <w:rFonts w:ascii="Times New Roman" w:cs="Times New Roman" w:eastAsia="Times New Roman" w:hAnsi="Times New Roman"/>
-          <w:b w:val="false"/>
-          <w:bCs w:val="false"/>
           <w:sz w:val="20"/>
           <w:szCs w:val="20"/>
         </w:rPr>
@@ -7107,7 +7147,7 @@
                 <w:sz w:val="19"/>
                 <w:szCs w:val="19"/>
               </w:rPr>
-              <w:t xml:space="preserve">1 Januari 2015 - 2 Agustus 2026</w:t>
+              <w:t xml:space="preserve">1 Januari 2015 – 2 Agustus 2026</w:t>
             </w:r>
           </w:p>
         </w:tc>
@@ -7163,7 +7203,7 @@
                 <w:sz w:val="19"/>
                 <w:szCs w:val="19"/>
               </w:rPr>
-              <w:t xml:space="preserve">Rentang magnitude</w:t>
+              <w:t xml:space="preserve">Rentang magnitudo</w:t>
             </w:r>
           </w:p>
         </w:tc>
@@ -7190,7 +7230,7 @@
                 <w:sz w:val="19"/>
                 <w:szCs w:val="19"/>
               </w:rPr>
-              <w:t xml:space="preserve">4,0 - 7,6</w:t>
+              <w:t xml:space="preserve">4,0 – 7,6</w:t>
             </w:r>
           </w:p>
         </w:tc>
@@ -7273,7 +7313,7 @@
                 <w:sz w:val="19"/>
                 <w:szCs w:val="19"/>
               </w:rPr>
-              <w:t xml:space="preserve">3,3 - 652,5 km</w:t>
+              <w:t xml:space="preserve">3,3 – 652,5 km</w:t>
             </w:r>
           </w:p>
         </w:tc>
@@ -7300,7 +7340,7 @@
                 <w:sz w:val="19"/>
                 <w:szCs w:val="19"/>
               </w:rPr>
-              <w:t xml:space="preserve">Mencakup gempa dangkal hingga gempa dalam zona Benioff</w:t>
+              <w:t xml:space="preserve">Mencakup gempa dangkal hingga gempa dalam pada zona Benioff</w:t>
             </w:r>
           </w:p>
         </w:tc>
@@ -7466,7 +7506,7 @@
                 <w:sz w:val="19"/>
                 <w:szCs w:val="19"/>
               </w:rPr>
-              <w:t xml:space="preserve">Dominasi USGS karena cakupan historis yang lengkap</w:t>
+              <w:t xml:space="preserve">USGS mendominasi karena cakupan historisnya lengkap</w:t>
             </w:r>
           </w:p>
         </w:tc>
@@ -7549,7 +7589,7 @@
                 <w:sz w:val="19"/>
                 <w:szCs w:val="19"/>
               </w:rPr>
-              <w:t xml:space="preserve">Setara 0,09% dari total kejadian</w:t>
+              <w:t xml:space="preserve">Setara 0,09 persen dari total kejadian</w:t>
             </w:r>
           </w:p>
         </w:tc>
@@ -7632,7 +7672,7 @@
                 <w:sz w:val="19"/>
                 <w:szCs w:val="19"/>
               </w:rPr>
-              <w:t xml:space="preserve">Hasil kompresi kolumnar dari data mentah puluhan megabita</w:t>
+              <w:t xml:space="preserve">Hasil kompresi kolumnar dari data mentah berukuran puluhan megabita</w:t>
             </w:r>
           </w:p>
         </w:tc>
@@ -7649,23 +7689,7 @@
           <w:sz w:val="24"/>
           <w:szCs w:val="24"/>
         </w:rPr>
-        <w:t xml:space="preserve">Distribusi kejadian per tahun menunjukkan pola yang relatif stabil dengan kisaran 1.132 hingga 1.995 kejadian per tahun. Tahun 2019 mencatat jumlah tertinggi dengan 1.995 kejadian, sementara tahun 2026 mencatat jumlah terendah dengan 1.132 kejadian. Perlu dicatat bahwa angka tahun 2026 belum mencerminkan satu tahun penuh karena pengambilan data dilakukan pada awal Agustus 2026. Kestabilan distribusi antartahun ini menunjukkan bahwa dataset tidak mengalami bias pengambilan yang signifikan pada periode tertentu.</w:t>
-      </w:r>
-    </w:p>
-    <w:p>
-      <w:pPr>
-        <w:spacing w:after="160" w:before="40"/>
-        <w:jc w:val="center"/>
-      </w:pPr>
-      <w:r>
-        <w:rPr>
-          <w:rFonts w:ascii="Times New Roman" w:cs="Times New Roman" w:eastAsia="Times New Roman" w:hAnsi="Times New Roman"/>
-          <w:b w:val="false"/>
-          <w:bCs w:val="false"/>
-          <w:sz w:val="20"/>
-          <w:szCs w:val="20"/>
-        </w:rPr>
-        <w:t xml:space="preserve">Gambar 3. Distribusi Magnitude, Kedalaman, dan Jumlah Event per Tahun</w:t>
+        <w:t xml:space="preserve">Sebaran kejadian per tahun menunjukkan pola yang relatif mantap pada kisaran 1.132 hingga 1.995 kejadian per tahun. Tahun 2019 mencatat jumlah tertinggi dengan 1.995 kejadian, sedangkan tahun 2026 mencatat jumlah terendah dengan 1.132 kejadian. Angka tahun 2026 belum mencerminkan satu tahun penuh karena pengambilan data dilakukan pada awal Agustus 2026. Kemantapan sebaran antartahun tersebut menunjukkan bahwa dataset tidak mengalami bias pengambilan yang berarti pada periode tertentu.</w:t>
       </w:r>
     </w:p>
     <w:p>
@@ -7716,6 +7740,20 @@
     </w:p>
     <w:p>
       <w:pPr>
+        <w:spacing w:after="160" w:before="40"/>
+        <w:jc w:val="center"/>
+      </w:pPr>
+      <w:r>
+        <w:rPr>
+          <w:rFonts w:ascii="Times New Roman" w:cs="Times New Roman" w:eastAsia="Times New Roman" w:hAnsi="Times New Roman"/>
+          <w:sz w:val="20"/>
+          <w:szCs w:val="20"/>
+        </w:rPr>
+        <w:t xml:space="preserve">Gambar 3. Distribusi Magnitude, Kedalaman, dan Jumlah Kejadian per Tahun</w:t>
+      </w:r>
+    </w:p>
+    <w:p>
+      <w:pPr>
         <w:spacing w:after="120" w:line="276"/>
         <w:jc w:val="both"/>
       </w:pPr>
@@ -7725,7 +7763,7 @@
           <w:sz w:val="24"/>
           <w:szCs w:val="24"/>
         </w:rPr>
-        <w:t xml:space="preserve">Gambar 3 menunjukkan tiga karakteristik penting dataset. Distribusi magnitude memperlihatkan pola menurun tajam yang konsisten dengan hukum Gutenberg-Richter, di mana jumlah kejadian berkurang secara eksponensial seiring meningkatnya magnitude. Distribusi kedalaman menunjukkan konsentrasi pada kedalaman dangkal dengan ekor panjang hingga 652 kilometer, yang merefleksikan keberadaan zona subduksi di wilayah Indonesia. Distribusi per tahun memperlihatkan kestabilan yang telah dibahas sebelumnya.</w:t>
+        <w:t xml:space="preserve">Gambar 3 menunjukkan tiga ciri penting dataset. Sebaran magnitudo memperlihatkan pola menurun tajam yang selaras dengan hukum Gutenberg-Richter, yaitu jumlah kejadian berkurang secara eksponensial seiring meningkatnya magnitudo. Sebaran kedalaman menunjukkan pemusatan pada kedalaman dangkal dengan ekor panjang hingga 652 kilometer, yang mencerminkan keberadaan zona subduksi di wilayah Indonesia. Sebaran per tahun memperlihatkan kemantapan yang telah dibahas sebelumnya.</w:t>
       </w:r>
     </w:p>
     <w:p>
@@ -7739,7 +7777,7 @@
           <w:sz w:val="24"/>
           <w:szCs w:val="24"/>
         </w:rPr>
-        <w:t xml:space="preserve">Kombinasi kelas kedalaman dan pita magnitude memberikan gambaran lebih rinci mengenai komposisi dataset. Kelompok terbesar adalah gempa dangkal dengan magnitude 4,0 hingga 4,5 sebanyak 7.906 kejadian, diikuti gempa dangkal dengan magnitude 4,5 hingga 5,5 sebanyak 4.568 kejadian, dan gempa menengah dengan magnitude 4,0 hingga 4,5 sebanyak 4.434 kejadian. Dominasi gempa dangkal ini memiliki implikasi praktis karena gempa dangkal umumnya menimbulkan guncangan permukaan yang lebih kuat dibandingkan gempa dalam dengan magnitude setara.</w:t>
+        <w:t xml:space="preserve">Kombinasi kelas kedalaman dan pita magnitudo memberikan gambaran yang lebih rinci mengenai komposisi dataset. Kelompok terbesar adalah gempa dangkal dengan magnitudo 4,0 hingga 4,5 sebanyak 7.906 kejadian, disusul gempa dangkal dengan magnitudo 4,5 hingga 5,5 sebanyak 4.568 kejadian, dan gempa menengah dengan magnitudo 4,0 hingga 4,5 sebanyak 4.434 kejadian. Dominasi gempa dangkal tersebut berimplikasi praktis karena gempa dangkal umumnya menimbulkan guncangan permukaan yang lebih kuat daripada gempa dalam dengan magnitudo setara.</w:t>
       </w:r>
     </w:p>
     <w:p>
@@ -7769,7 +7807,7 @@
           <w:sz w:val="24"/>
           <w:szCs w:val="24"/>
         </w:rPr>
-        <w:t xml:space="preserve">Karakteristik data kegempaan bersifat multidimensi, mencakup dimensi temporal berupa waktu kejadian, dimensi spasial berupa koordinat geografis, dimensi atributif berupa besaran fisik kejadian, serta dimensi relasional berupa keterkaitan antarzona. Tidak ada satu model data tunggal yang optimal untuk seluruh dimensi tersebut, sehingga penelitian ini menerapkan model data hibrida di mana setiap dimensi ditangani dengan model dan operasi yang sesuai.</w:t>
+        <w:t xml:space="preserve">Ciri data kegempaan bersifat multidimensi, meliputi dimensi temporal berupa waktu kejadian, dimensi spasial berupa koordinat geografis, dimensi atributif berupa besaran fisik kejadian, serta dimensi relasional berupa keterkaitan antarzona. Tidak ada satu model data tunggal yang optimal untuk seluruh dimensi tersebut sehingga penelitian ini menerapkan model data hibrida: setiap dimensi ditangani dengan model dan operasi yang sesuai.</w:t>
       </w:r>
     </w:p>
     <w:p>
@@ -7799,7 +7837,7 @@
           <w:sz w:val="24"/>
           <w:szCs w:val="24"/>
         </w:rPr>
-        <w:t xml:space="preserve">Model relasional diterapkan pada representasi utama dataset sebagai tabel dengan skema tetap. Setiap baris merepresentasikan satu kejadian gempa dengan kunci utama berupa event_id. Model ini dipilih karena setelah proses pendataran, struktur data menjadi sepenuhnya reguler dan operasi yang dominan berupa penyaringan, proyeksi, dan agregasi yang merupakan kekuatan model relasional.</w:t>
+        <w:t xml:space="preserve">Model relasional diterapkan pada representasi utama dataset sebagai tabel dengan skema tetap. Setiap baris mewakili satu kejadian gempa dengan kunci utama berupa event_id. Model tersebut dipilih karena setelah pendataran struktur data menjadi sepenuhnya teratur dan operasi yang dominan berupa penyaringan, proyeksi, serta agregasi yang merupakan kekuatan model relasional.</w:t>
       </w:r>
     </w:p>
     <w:p>
@@ -7813,7 +7851,7 @@
           <w:sz w:val="24"/>
           <w:szCs w:val="24"/>
         </w:rPr>
-        <w:t xml:space="preserve">Model deret waktu diterapkan pada perhitungan fitur temporal. Kejadian diurutkan berdasarkan stempel waktu, kemudian dihitung agregasi bergulir dalam jendela tujuh hari dan tiga puluh hari untuk setiap zona. Model ini tidak diwujudkan dalam bentuk basis data deret waktu terpisah, melainkan diimplementasikan melalui operasi jendela bergulir di atas struktur tabular.</w:t>
+        <w:t xml:space="preserve">Model deret waktu diterapkan pada perhitungan fitur temporal dan pembentukan label. Kejadian diurutkan berdasarkan stempel waktu, lalu dihitung agregasi bergulir dalam jendela tujuh hari dan tiga puluh hari ke belakang untuk setiap zona, serta agregasi pada jendela sembilan puluh hari ke depan untuk pembentukan label. Model ini tidak diwujudkan sebagai basis data deret waktu tersendiri, melainkan diimplementasikan melalui operasi jendela bergulir di atas struktur tabular.</w:t>
       </w:r>
     </w:p>
     <w:p>
@@ -7827,7 +7865,7 @@
           <w:sz w:val="24"/>
           <w:szCs w:val="24"/>
         </w:rPr>
-        <w:t xml:space="preserve">Model geospasial diterapkan melalui diskretisasi koordinat menjadi zona grid satu derajat. Pendekatan ini merupakan penyederhanaan dari model geospasial penuh, dipilih karena kebutuhan analisis pada tahap ini adalah pengelompokan wilayah, bukan perhitungan geometri kompleks. Konsekuensi penyederhanaan ini adalah zona di dekat khatulistiwa memiliki luas sedikit berbeda dibandingkan zona di lintang tinggi, namun perbedaan tersebut tidak signifikan untuk rentang lintang Indonesia yang sempit.</w:t>
+        <w:t xml:space="preserve">Model geospasial diterapkan melalui diskretisasi koordinat menjadi zona grid satu derajat. Pendekatan tersebut merupakan penyederhanaan dari model geospasial penuh dan dipilih karena kebutuhan analisis pada tahap ini adalah pengelompokan wilayah, bukan perhitungan geometri yang rumit. Konsekuensinya, zona di dekat khatulistiwa memiliki luas yang sedikit berbeda dibandingkan dengan zona di lintang tinggi, tetapi perbedaan tersebut tidak berarti bagi rentang lintang Indonesia yang sempit.</w:t>
       </w:r>
     </w:p>
     <w:p>
@@ -7841,7 +7879,7 @@
           <w:sz w:val="24"/>
           <w:szCs w:val="24"/>
         </w:rPr>
-        <w:t xml:space="preserve">Model graf diterapkan pada analisis keterkaitan antarzona sebagaimana dibahas rinci pada Bab VI. Model ini menangani dimensi relasional yang tidak dapat direpresentasikan secara efisien dalam model tabular, yaitu keterhubungan spasial-temporal antara satu zona dengan zona lainnya.</w:t>
+        <w:t xml:space="preserve">Model graf diterapkan pada analisis keterkaitan antarzona sebagaimana dibahas secara rinci pada Bab VI. Model ini menangani dimensi relasional yang tidak dapat direpresentasikan secara efisien dalam model tabular, yaitu keterhubungan spasial-temporal antara satu zona dan zona lainnya.</w:t>
       </w:r>
     </w:p>
     <w:p>
@@ -7871,7 +7909,7 @@
           <w:sz w:val="24"/>
           <w:szCs w:val="24"/>
         </w:rPr>
-        <w:t xml:space="preserve">Setiap model data memerlukan operasi yang sesuai dengan karakteristiknya. Tabel 8 memetakan secara sistematis operasi data yang diterapkan, model data yang mendasarinya, serta tujuan spesifik masing-masing operasi dalam konteks penelitian ini.</w:t>
+        <w:t xml:space="preserve">Setiap model data memerlukan operasi yang sesuai dengan cirinya. Tabel 8 memetakan secara sistematis operasi data yang diterapkan, model data yang mendasarinya, serta tujuan spesifik setiap operasi dalam konteks penelitian ini.</w:t>
       </w:r>
     </w:p>
     <w:p>
@@ -7882,8 +7920,6 @@
       <w:r>
         <w:rPr>
           <w:rFonts w:ascii="Times New Roman" w:cs="Times New Roman" w:eastAsia="Times New Roman" w:hAnsi="Times New Roman"/>
-          <w:b w:val="false"/>
-          <w:bCs w:val="false"/>
           <w:sz w:val="20"/>
           <w:szCs w:val="20"/>
         </w:rPr>
@@ -8213,7 +8249,7 @@
                 <w:sz w:val="18"/>
                 <w:szCs w:val="18"/>
               </w:rPr>
-              <w:t xml:space="preserve">Pemilihan subhimpunan kolom dari struktur GeoJSON bersarang menjadi skema tabular datar</w:t>
+              <w:t xml:space="preserve">Pemilihan sebagian kolom dari struktur GeoJSON bersarang menjadi skema tabular datar</w:t>
             </w:r>
           </w:p>
         </w:tc>
@@ -8240,7 +8276,7 @@
                 <w:sz w:val="18"/>
                 <w:szCs w:val="18"/>
               </w:rPr>
-              <w:t xml:space="preserve">Menyederhanakan struktur dan membuang atribut yang tidak relevan analitik</w:t>
+              <w:t xml:space="preserve">Menyederhanakan struktur dan membuang atribut yang tidak berkaitan dengan analisis</w:t>
             </w:r>
           </w:p>
         </w:tc>
@@ -8323,7 +8359,7 @@
                 <w:sz w:val="18"/>
                 <w:szCs w:val="18"/>
               </w:rPr>
-              <w:t xml:space="preserve">Konversi tipe data, penguraian untai teks bersatuan, normalisasi zona waktu ke UTC</w:t>
+              <w:t xml:space="preserve">Konversi tipe data, penguraian untai teks bersatuan, dan normalisasi zona waktu ke UTC</w:t>
             </w:r>
           </w:p>
         </w:tc>
@@ -8350,7 +8386,7 @@
                 <w:sz w:val="18"/>
                 <w:szCs w:val="18"/>
               </w:rPr>
-              <w:t xml:space="preserve">Menyeragamkan representasi data dari dua sumber dengan format berbeda</w:t>
+              <w:t xml:space="preserve">Menyeragamkan representasi data dari dua sumber yang berbeda format</w:t>
             </w:r>
           </w:p>
         </w:tc>
@@ -8433,7 +8469,7 @@
                 <w:sz w:val="18"/>
                 <w:szCs w:val="18"/>
               </w:rPr>
-              <w:t xml:space="preserve">Penghapusan baris berdasarkan kunci komposit koordinat terbulatkan dan ember waktu</w:t>
+              <w:t xml:space="preserve">Penghapusan baris berdasarkan kunci gabungan koordinat terbulatkan dan ember waktu</w:t>
             </w:r>
           </w:p>
         </w:tc>
@@ -8460,7 +8496,7 @@
                 <w:sz w:val="18"/>
                 <w:szCs w:val="18"/>
               </w:rPr>
-              <w:t xml:space="preserve">Mencegah penghitungan ganda kejadian yang tercatat di kedua sumber</w:t>
+              <w:t xml:space="preserve">Mencegah penghitungan ganda kejadian yang tercatat pada kedua sumber</w:t>
             </w:r>
           </w:p>
         </w:tc>
@@ -8790,7 +8826,7 @@
                 <w:sz w:val="18"/>
                 <w:szCs w:val="18"/>
               </w:rPr>
-              <w:t xml:space="preserve">Membentuk kelas kedalaman, pita magnitude, dan zona grid</w:t>
+              <w:t xml:space="preserve">Membentuk kelas kedalaman, pita magnitudo, dan zona grid</w:t>
             </w:r>
           </w:p>
         </w:tc>
@@ -8929,7 +8965,7 @@
                 <w:sz w:val="18"/>
                 <w:szCs w:val="18"/>
               </w:rPr>
-              <w:t xml:space="preserve">Rolling window</w:t>
+              <w:t xml:space="preserve">Backward rolling window</w:t>
             </w:r>
           </w:p>
         </w:tc>
@@ -8983,7 +9019,7 @@
                 <w:sz w:val="18"/>
                 <w:szCs w:val="18"/>
               </w:rPr>
-              <w:t xml:space="preserve">Perhitungan agregat pada jendela bergerak tujuh dan tiga puluh hari per zona</w:t>
+              <w:t xml:space="preserve">Perhitungan agregat pada jendela bergerak tujuh dan tiga puluh hari ke belakang per zona</w:t>
             </w:r>
           </w:p>
         </w:tc>
@@ -9039,7 +9075,7 @@
                 <w:sz w:val="18"/>
                 <w:szCs w:val="18"/>
               </w:rPr>
-              <w:t xml:space="preserve">Ranking</w:t>
+              <w:t xml:space="preserve">Forward rolling window</w:t>
             </w:r>
           </w:p>
         </w:tc>
@@ -9066,7 +9102,7 @@
                 <w:sz w:val="18"/>
                 <w:szCs w:val="18"/>
               </w:rPr>
-              <w:t xml:space="preserve">Relasional</w:t>
+              <w:t xml:space="preserve">Deret waktu</w:t>
             </w:r>
           </w:p>
         </w:tc>
@@ -9093,7 +9129,7 @@
                 <w:sz w:val="18"/>
                 <w:szCs w:val="18"/>
               </w:rPr>
-              <w:t xml:space="preserve">Perhitungan peringkat persentil terhadap statistik zona</w:t>
+              <w:t xml:space="preserve">Perhitungan jumlah kejadian dan magnitudo maksimum pada jendela sembilan puluh hari ke depan per zona</w:t>
             </w:r>
           </w:p>
         </w:tc>
@@ -9120,7 +9156,7 @@
                 <w:sz w:val="18"/>
                 <w:szCs w:val="18"/>
               </w:rPr>
-              <w:t xml:space="preserve">Menormalkan skor risiko agar tidak bergantung skala absolut</w:t>
+              <w:t xml:space="preserve">Membentuk label risiko sebagai target prediksi yang belum diketahui pada saat prediksi</w:t>
             </w:r>
           </w:p>
         </w:tc>
@@ -9149,7 +9185,7 @@
                 <w:sz w:val="18"/>
                 <w:szCs w:val="18"/>
               </w:rPr>
-              <w:t xml:space="preserve">Graph construction</w:t>
+              <w:t xml:space="preserve">Ranking</w:t>
             </w:r>
           </w:p>
         </w:tc>
@@ -9176,7 +9212,7 @@
                 <w:sz w:val="18"/>
                 <w:szCs w:val="18"/>
               </w:rPr>
-              <w:t xml:space="preserve">Graf</w:t>
+              <w:t xml:space="preserve">Relasional</w:t>
             </w:r>
           </w:p>
         </w:tc>
@@ -9203,7 +9239,7 @@
                 <w:sz w:val="18"/>
                 <w:szCs w:val="18"/>
               </w:rPr>
-              <w:t xml:space="preserve">Pembentukan simpul dari zona dan sisi dari kedekatan spasial-temporal antarkejadian</w:t>
+              <w:t xml:space="preserve">Perhitungan peringkat persentil terhadap komponen skor risiko</w:t>
             </w:r>
           </w:p>
         </w:tc>
@@ -9230,7 +9266,7 @@
                 <w:sz w:val="18"/>
                 <w:szCs w:val="18"/>
               </w:rPr>
-              <w:t xml:space="preserve">Memetakan struktur keterkaitan antarwilayah seismik</w:t>
+              <w:t xml:space="preserve">Menormalkan skor agar tidak bergantung pada skala absolut</w:t>
             </w:r>
           </w:p>
         </w:tc>
@@ -9259,7 +9295,7 @@
                 <w:sz w:val="18"/>
                 <w:szCs w:val="18"/>
               </w:rPr>
-              <w:t xml:space="preserve">Centrality</w:t>
+              <w:t xml:space="preserve">Graph construction</w:t>
             </w:r>
           </w:p>
         </w:tc>
@@ -9313,7 +9349,7 @@
                 <w:sz w:val="18"/>
                 <w:szCs w:val="18"/>
               </w:rPr>
-              <w:t xml:space="preserve">Perhitungan derajat, keperantaraan, vektor eigen, dan PageRank</w:t>
+              <w:t xml:space="preserve">Pembentukan simpul dari zona dan sisi dari kedekatan spasial-temporal antarkejadian</w:t>
             </w:r>
           </w:p>
         </w:tc>
@@ -9340,7 +9376,7 @@
                 <w:sz w:val="18"/>
                 <w:szCs w:val="18"/>
               </w:rPr>
-              <w:t xml:space="preserve">Mengidentifikasi zona yang paling sentral dalam jaringan aktivitas</w:t>
+              <w:t xml:space="preserve">Memetakan struktur keterkaitan antarwilayah seismik</w:t>
             </w:r>
           </w:p>
         </w:tc>
@@ -9369,7 +9405,7 @@
                 <w:sz w:val="18"/>
                 <w:szCs w:val="18"/>
               </w:rPr>
-              <w:t xml:space="preserve">Community detection</w:t>
+              <w:t xml:space="preserve">Centrality</w:t>
             </w:r>
           </w:p>
         </w:tc>
@@ -9423,7 +9459,7 @@
                 <w:sz w:val="18"/>
                 <w:szCs w:val="18"/>
               </w:rPr>
-              <w:t xml:space="preserve">Partisi graf menggunakan algoritma Louvain berbasis maksimalisasi modularitas</w:t>
+              <w:t xml:space="preserve">Perhitungan derajat, keperantaraan, vektor eigen, dan PageRank</w:t>
             </w:r>
           </w:p>
         </w:tc>
@@ -9450,7 +9486,7 @@
                 <w:sz w:val="18"/>
                 <w:szCs w:val="18"/>
               </w:rPr>
-              <w:t xml:space="preserve">Mengelompokkan zona dengan pola aktivitas yang saling terkait</w:t>
+              <w:t xml:space="preserve">Mengidentifikasi zona yang paling sentral dalam jaringan aktivitas</w:t>
             </w:r>
           </w:p>
         </w:tc>
@@ -9479,7 +9515,7 @@
                 <w:sz w:val="18"/>
                 <w:szCs w:val="18"/>
               </w:rPr>
-              <w:t xml:space="preserve">Bipartite projection</w:t>
+              <w:t xml:space="preserve">Community detection</w:t>
             </w:r>
           </w:p>
         </w:tc>
@@ -9533,7 +9569,7 @@
                 <w:sz w:val="18"/>
                 <w:szCs w:val="18"/>
               </w:rPr>
-              <w:t xml:space="preserve">Proyeksi graf dua partit menjadi graf satu partit berbobot</w:t>
+              <w:t xml:space="preserve">Partisi graf dengan algoritme Louvain berbasis maksimalisasi modularitas</w:t>
             </w:r>
           </w:p>
         </w:tc>
@@ -9560,6 +9596,116 @@
                 <w:sz w:val="18"/>
                 <w:szCs w:val="18"/>
               </w:rPr>
+              <w:t xml:space="preserve">Mengelompokkan zona yang pola aktivitasnya saling terkait</w:t>
+            </w:r>
+          </w:p>
+        </w:tc>
+      </w:tr>
+      <w:tr>
+        <w:tc>
+          <w:tcPr>
+            <w:tcW w:type="dxa" w:w="1500"/>
+            <w:tcMar>
+              <w:top w:type="dxa" w:w="60"/>
+              <w:left w:type="dxa" w:w="90"/>
+              <w:bottom w:type="dxa" w:w="60"/>
+              <w:right w:type="dxa" w:w="90"/>
+            </w:tcMar>
+          </w:tcPr>
+          <w:p>
+            <w:pPr>
+              <w:spacing w:after="0" w:line="240"/>
+              <w:jc w:val="left"/>
+            </w:pPr>
+            <w:r>
+              <w:rPr>
+                <w:rFonts w:ascii="Times New Roman" w:cs="Times New Roman" w:eastAsia="Times New Roman" w:hAnsi="Times New Roman"/>
+                <w:b w:val="false"/>
+                <w:bCs w:val="false"/>
+                <w:sz w:val="18"/>
+                <w:szCs w:val="18"/>
+              </w:rPr>
+              <w:t xml:space="preserve">Bipartite projection</w:t>
+            </w:r>
+          </w:p>
+        </w:tc>
+        <w:tc>
+          <w:tcPr>
+            <w:tcW w:type="dxa" w:w="1500"/>
+            <w:tcMar>
+              <w:top w:type="dxa" w:w="60"/>
+              <w:left w:type="dxa" w:w="90"/>
+              <w:bottom w:type="dxa" w:w="60"/>
+              <w:right w:type="dxa" w:w="90"/>
+            </w:tcMar>
+          </w:tcPr>
+          <w:p>
+            <w:pPr>
+              <w:spacing w:after="0" w:line="240"/>
+              <w:jc w:val="left"/>
+            </w:pPr>
+            <w:r>
+              <w:rPr>
+                <w:rFonts w:ascii="Times New Roman" w:cs="Times New Roman" w:eastAsia="Times New Roman" w:hAnsi="Times New Roman"/>
+                <w:b w:val="false"/>
+                <w:bCs w:val="false"/>
+                <w:sz w:val="18"/>
+                <w:szCs w:val="18"/>
+              </w:rPr>
+              <w:t xml:space="preserve">Graf</w:t>
+            </w:r>
+          </w:p>
+        </w:tc>
+        <w:tc>
+          <w:tcPr>
+            <w:tcW w:type="dxa" w:w="2900"/>
+            <w:tcMar>
+              <w:top w:type="dxa" w:w="60"/>
+              <w:left w:type="dxa" w:w="90"/>
+              <w:bottom w:type="dxa" w:w="60"/>
+              <w:right w:type="dxa" w:w="90"/>
+            </w:tcMar>
+          </w:tcPr>
+          <w:p>
+            <w:pPr>
+              <w:spacing w:after="0" w:line="240"/>
+              <w:jc w:val="left"/>
+            </w:pPr>
+            <w:r>
+              <w:rPr>
+                <w:rFonts w:ascii="Times New Roman" w:cs="Times New Roman" w:eastAsia="Times New Roman" w:hAnsi="Times New Roman"/>
+                <w:b w:val="false"/>
+                <w:bCs w:val="false"/>
+                <w:sz w:val="18"/>
+                <w:szCs w:val="18"/>
+              </w:rPr>
+              <w:t xml:space="preserve">Proyeksi graf dua partit menjadi graf satu partit berbobot</w:t>
+            </w:r>
+          </w:p>
+        </w:tc>
+        <w:tc>
+          <w:tcPr>
+            <w:tcW w:type="dxa" w:w="3120"/>
+            <w:tcMar>
+              <w:top w:type="dxa" w:w="60"/>
+              <w:left w:type="dxa" w:w="90"/>
+              <w:bottom w:type="dxa" w:w="60"/>
+              <w:right w:type="dxa" w:w="90"/>
+            </w:tcMar>
+          </w:tcPr>
+          <w:p>
+            <w:pPr>
+              <w:spacing w:after="0" w:line="240"/>
+              <w:jc w:val="left"/>
+            </w:pPr>
+            <w:r>
+              <w:rPr>
+                <w:rFonts w:ascii="Times New Roman" w:cs="Times New Roman" w:eastAsia="Times New Roman" w:hAnsi="Times New Roman"/>
+                <w:b w:val="false"/>
+                <w:bCs w:val="false"/>
+                <w:sz w:val="18"/>
+                <w:szCs w:val="18"/>
+              </w:rPr>
               <w:t xml:space="preserve">Mengukur kemiripan karakteristik hazard antarwilayah</w:t>
             </w:r>
           </w:p>
@@ -9577,7 +9723,7 @@
           <w:sz w:val="24"/>
           <w:szCs w:val="24"/>
         </w:rPr>
-        <w:t xml:space="preserve">Penerapan operasi-operasi tersebut dilakukan secara berurutan dengan pencatatan jumlah baris sebelum dan sesudah setiap operasi. Pencatatan ini berfungsi ganda, yaitu sebagai mekanisme verifikasi bahwa setiap operasi berperilaku sesuai harapan, sekaligus sebagai bukti audit yang memungkinkan penelusuran apabila ditemukan anomali pada hasil akhir. Tabel 9 menyajikan log operasi tersebut.</w:t>
+        <w:t xml:space="preserve">Penerapan operasi tersebut dilakukan secara berurutan disertai pencatatan jumlah baris sebelum dan sesudah setiap operasi. Pencatatan itu berfungsi ganda, yaitu sebagai mekanisme verifikasi bahwa setiap operasi berperilaku sesuai harapan sekaligus sebagai bukti audit yang memungkinkan penelusuran apabila ditemukan keganjilan pada hasil akhir. Tabel 9 menyajikan log operasi tersebut.</w:t>
       </w:r>
     </w:p>
     <w:p>
@@ -9588,12 +9734,10 @@
       <w:r>
         <w:rPr>
           <w:rFonts w:ascii="Times New Roman" w:cs="Times New Roman" w:eastAsia="Times New Roman" w:hAnsi="Times New Roman"/>
-          <w:b w:val="false"/>
-          <w:bCs w:val="false"/>
           <w:sz w:val="20"/>
           <w:szCs w:val="20"/>
         </w:rPr>
-        <w:t xml:space="preserve">Tabel 9. Log Operasi Data - Row Count Before dan After</w:t>
+        <w:t xml:space="preserve">Tabel 9. Log Operasi Data – Jumlah Baris Sebelum dan Sesudah</w:t>
       </w:r>
     </w:p>
     <w:tbl>
@@ -9726,7 +9870,7 @@
                 <w:sz w:val="19"/>
                 <w:szCs w:val="19"/>
               </w:rPr>
-              <w:t xml:space="preserve">Interpretasi Perubahan</w:t>
+              <w:t xml:space="preserve">Tafsiran Perubahan</w:t>
             </w:r>
           </w:p>
         </w:tc>
@@ -9946,7 +10090,7 @@
                 <w:sz w:val="19"/>
                 <w:szCs w:val="19"/>
               </w:rPr>
-              <w:t xml:space="preserve">4.623 rekaman di luar wilayah Indonesia disaring, setara 19,4% dari total</w:t>
+              <w:t xml:space="preserve">Sebanyak 4.623 rekaman di luar wilayah Indonesia disaring, setara 19,4 persen</w:t>
             </w:r>
           </w:p>
         </w:tc>
@@ -10166,7 +10310,7 @@
                 <w:sz w:val="19"/>
                 <w:szCs w:val="19"/>
               </w:rPr>
-              <w:t xml:space="preserve">Tidak ditemukan duplikasi, katalog sumber sudah bersih</w:t>
+              <w:t xml:space="preserve">Tidak ditemukan penggandaan; katalog sumber sudah bersih</w:t>
             </w:r>
           </w:p>
         </w:tc>
@@ -10276,7 +10420,7 @@
                 <w:sz w:val="19"/>
                 <w:szCs w:val="19"/>
               </w:rPr>
-              <w:t xml:space="preserve">Jumlah baris tetap, 2 kejadian ditandai terkonfirmasi dua sumber</w:t>
+              <w:t xml:space="preserve">Jumlah baris tetap, dua kejadian ditandai terkonfirmasi dua sumber</w:t>
             </w:r>
           </w:p>
         </w:tc>
@@ -10606,7 +10750,117 @@
                 <w:sz w:val="19"/>
                 <w:szCs w:val="19"/>
               </w:rPr>
-              <w:t xml:space="preserve">Pengelompokan menghasilkan tabel agregat terpisah, bukan pengurangan data asli</w:t>
+              <w:t xml:space="preserve">Pengelompokan menghasilkan tabel agregat tersendiri, bukan pengurangan data asli</w:t>
+            </w:r>
+          </w:p>
+        </w:tc>
+      </w:tr>
+      <w:tr>
+        <w:tc>
+          <w:tcPr>
+            <w:tcW w:type="dxa" w:w="2600"/>
+            <w:tcMar>
+              <w:top w:type="dxa" w:w="60"/>
+              <w:left w:type="dxa" w:w="90"/>
+              <w:bottom w:type="dxa" w:w="60"/>
+              <w:right w:type="dxa" w:w="90"/>
+            </w:tcMar>
+          </w:tcPr>
+          <w:p>
+            <w:pPr>
+              <w:spacing w:after="0" w:line="240"/>
+              <w:jc w:val="left"/>
+            </w:pPr>
+            <w:r>
+              <w:rPr>
+                <w:rFonts w:ascii="Times New Roman" w:cs="Times New Roman" w:eastAsia="Times New Roman" w:hAnsi="Times New Roman"/>
+                <w:b w:val="false"/>
+                <w:bCs w:val="false"/>
+                <w:sz w:val="19"/>
+                <w:szCs w:val="19"/>
+              </w:rPr>
+              <w:t xml:space="preserve">Forward window pelabelan</w:t>
+            </w:r>
+          </w:p>
+        </w:tc>
+        <w:tc>
+          <w:tcPr>
+            <w:tcW w:type="dxa" w:w="1500"/>
+            <w:tcMar>
+              <w:top w:type="dxa" w:w="60"/>
+              <w:left w:type="dxa" w:w="90"/>
+              <w:bottom w:type="dxa" w:w="60"/>
+              <w:right w:type="dxa" w:w="90"/>
+            </w:tcMar>
+          </w:tcPr>
+          <w:p>
+            <w:pPr>
+              <w:spacing w:after="0" w:line="240"/>
+              <w:jc w:val="center"/>
+            </w:pPr>
+            <w:r>
+              <w:rPr>
+                <w:rFonts w:ascii="Times New Roman" w:cs="Times New Roman" w:eastAsia="Times New Roman" w:hAnsi="Times New Roman"/>
+                <w:b w:val="false"/>
+                <w:bCs w:val="false"/>
+                <w:sz w:val="19"/>
+                <w:szCs w:val="19"/>
+              </w:rPr>
+              <w:t xml:space="preserve">19.266</w:t>
+            </w:r>
+          </w:p>
+        </w:tc>
+        <w:tc>
+          <w:tcPr>
+            <w:tcW w:type="dxa" w:w="1500"/>
+            <w:tcMar>
+              <w:top w:type="dxa" w:w="60"/>
+              <w:left w:type="dxa" w:w="90"/>
+              <w:bottom w:type="dxa" w:w="60"/>
+              <w:right w:type="dxa" w:w="90"/>
+            </w:tcMar>
+          </w:tcPr>
+          <w:p>
+            <w:pPr>
+              <w:spacing w:after="0" w:line="240"/>
+              <w:jc w:val="center"/>
+            </w:pPr>
+            <w:r>
+              <w:rPr>
+                <w:rFonts w:ascii="Times New Roman" w:cs="Times New Roman" w:eastAsia="Times New Roman" w:hAnsi="Times New Roman"/>
+                <w:b w:val="false"/>
+                <w:bCs w:val="false"/>
+                <w:sz w:val="19"/>
+                <w:szCs w:val="19"/>
+              </w:rPr>
+              <w:t xml:space="preserve">18.936</w:t>
+            </w:r>
+          </w:p>
+        </w:tc>
+        <w:tc>
+          <w:tcPr>
+            <w:tcW w:type="dxa" w:w="3420"/>
+            <w:tcMar>
+              <w:top w:type="dxa" w:w="60"/>
+              <w:left w:type="dxa" w:w="90"/>
+              <w:bottom w:type="dxa" w:w="60"/>
+              <w:right w:type="dxa" w:w="90"/>
+            </w:tcMar>
+          </w:tcPr>
+          <w:p>
+            <w:pPr>
+              <w:spacing w:after="0" w:line="240"/>
+              <w:jc w:val="left"/>
+            </w:pPr>
+            <w:r>
+              <w:rPr>
+                <w:rFonts w:ascii="Times New Roman" w:cs="Times New Roman" w:eastAsia="Times New Roman" w:hAnsi="Times New Roman"/>
+                <w:b w:val="false"/>
+                <w:bCs w:val="false"/>
+                <w:sz w:val="19"/>
+                <w:szCs w:val="19"/>
+              </w:rPr>
+              <w:t xml:space="preserve">Sebanyak 330 kejadian di ujung rentang data tidak memiliki jendela sembilan puluh hari penuh</w:t>
             </w:r>
           </w:p>
         </w:tc>
@@ -10623,7 +10877,7 @@
           <w:sz w:val="24"/>
           <w:szCs w:val="24"/>
         </w:rPr>
-        <w:t xml:space="preserve">Log operasi ini mengungkap beberapa temuan yang layak dicermati. Pertama, operasi selection membuang 4.623 rekaman atau 19,4% dari total data mentah. Proporsi yang cukup besar ini menegaskan bahwa penggunaan kotak pembatas koordinat saja tidak memadai, karena kotak pembatas wilayah Indonesia turut mencakup sebagian wilayah Filipina di utara, Timor Leste di tenggara, serta perairan Australia di selatan. Penyaringan tambahan berdasarkan atribut place diperlukan untuk memastikan hanya kejadian di wilayah Indonesia yang dianalisis.</w:t>
+        <w:t xml:space="preserve">Log operasi tersebut mengungkap beberapa temuan yang layak dicermati. Pertama, operasi selection membuang 4.623 rekaman atau 19,4 persen dari data mentah. Proporsi yang cukup besar itu menegaskan bahwa penggunaan kotak pembatas koordinat saja tidak memadai karena kotak pembatas wilayah Indonesia turut mencakup sebagian wilayah Filipina di utara, Timor Leste di tenggara, serta perairan Australia di selatan. Penyaringan tambahan berdasarkan atribut place diperlukan untuk memastikan hanya kejadian di wilayah Indonesia yang dianalisis.</w:t>
       </w:r>
     </w:p>
     <w:p>
@@ -10637,7 +10891,7 @@
           <w:sz w:val="24"/>
           <w:szCs w:val="24"/>
         </w:rPr>
-        <w:t xml:space="preserve">Kedua, operasi deduplication tidak menghasilkan perubahan sama sekali. Sebagaimana telah dibahas pada Subbab 3.4, hal ini menunjukkan bahwa katalog USGS telah terdeduplikasi di sisi penyedia. Temuan ini bernilai karena memberikan keyakinan terhadap kualitas sumber data yang digunakan.</w:t>
+        <w:t xml:space="preserve">Kedua, operasi deduplication tidak menghasilkan perubahan sama sekali. Sebagaimana dibahas pada Subbab 3.4, hal tersebut menunjukkan bahwa katalog USGS telah dideduplikasi di sisi penyedia. Temuan itu bernilai karena memberikan keyakinan terhadap mutu sumber data yang digunakan.</w:t>
       </w:r>
     </w:p>
     <w:p>
@@ -10651,7 +10905,21 @@
           <w:sz w:val="24"/>
           <w:szCs w:val="24"/>
         </w:rPr>
-        <w:t xml:space="preserve">Ketiga, hanya dua kejadian yang berhasil tervalidasi silang oleh kedua sumber. Angka yang sangat rendah ini disebabkan oleh perbedaan cakupan temporal, di mana BMKG hanya menyediakan lima belas kejadian terkini sementara USGS mencakup rentang sebelas tahun. Keterbatasan ini merupakan konsekuensi dari ketersediaan antarmuka pemrograman publik BMKG, bukan indikasi ketidaksesuaian antarsumber.</w:t>
+        <w:t xml:space="preserve">Ketiga, hanya dua kejadian yang berhasil tervalidasi silang oleh kedua sumber. Angka yang sangat rendah tersebut disebabkan oleh perbedaan cakupan temporal: BMKG hanya menyediakan lima belas kejadian terkini, sedangkan USGS mencakup rentang sebelas tahun. Keterbatasan itu merupakan konsekuensi ketersediaan antarmuka pemrograman publik BMKG, bukan pertanda ketidaksesuaian antarsumber.</w:t>
+      </w:r>
+    </w:p>
+    <w:p>
+      <w:pPr>
+        <w:spacing w:after="120" w:line="276"/>
+        <w:jc w:val="both"/>
+      </w:pPr>
+      <w:r>
+        <w:rPr>
+          <w:rFonts w:ascii="Times New Roman" w:cs="Times New Roman" w:eastAsia="Times New Roman" w:hAnsi="Times New Roman"/>
+          <w:sz w:val="24"/>
+          <w:szCs w:val="24"/>
+        </w:rPr>
+        <w:t xml:space="preserve">Keempat, operasi forward window pelabelan mengeluarkan 330 kejadian yang berada di ujung rentang data. Kejadian tersebut belum memiliki jendela sembilan puluh hari penuh sehingga labelnya dihitung dari jendela yang terpotong dan tidak sebanding dengan kejadian lain. Alasan lengkap mengenai perlunya jendela ke depan dibahas pada Subbab 5.2.</w:t>
       </w:r>
     </w:p>
     <w:p>
@@ -10681,7 +10949,7 @@
           <w:sz w:val="24"/>
           <w:szCs w:val="24"/>
         </w:rPr>
-        <w:t xml:space="preserve">Dari keseluruhan data yang telah diulas, dataset katalog gempa terintegrasi dipilih untuk diolah lebih lanjut menggunakan pendekatan Machine Learning. Pemilihan ini didasarkan pada tiga pertimbangan. Pertama, volume data sebanyak 19.266 rekaman memadai untuk pelatihan model klasifikasi tanpa risiko kekurangan data. Kedua, dataset memiliki kelengkapan atribut kuantitatif yang memungkinkan rekayasa fitur bermakna. Ketiga, dataset memiliki dimensi temporal yang memungkinkan penerapan pemisahan data pelatihan dan pengujian berbasis waktu, yang lebih realistis dibandingkan pemisahan acak untuk kasus prediksi.</w:t>
+        <w:t xml:space="preserve">Dari keseluruhan data yang telah diulas, dataset katalog gempa terpadu dipilih untuk diolah lebih lanjut dengan pendekatan Machine Learning. Pemilihan tersebut berpijak pada tiga pertimbangan. Pertama, volume data sebanyak 19.266 rekaman memadai untuk pelatihan model klasifikasi tanpa risiko kekurangan data. Kedua, dataset memiliki kelengkapan atribut kuantitatif yang memungkinkan rekayasa fitur yang bermakna. Ketiga, dataset memiliki dimensi temporal yang memungkinkan pemisahan data latih dan data uji berbasis waktu sekaligus pembentukan label prediktif berbasis jendela ke depan.</w:t>
       </w:r>
     </w:p>
     <w:p>
@@ -10692,8 +10960,6 @@
       <w:r>
         <w:rPr>
           <w:rFonts w:ascii="Times New Roman" w:cs="Times New Roman" w:eastAsia="Times New Roman" w:hAnsi="Times New Roman"/>
-          <w:b w:val="false"/>
-          <w:bCs w:val="false"/>
           <w:sz w:val="20"/>
           <w:szCs w:val="20"/>
         </w:rPr>
@@ -11133,7 +11399,7 @@
                 <w:sz w:val="19"/>
                 <w:szCs w:val="19"/>
               </w:rPr>
-              <w:t xml:space="preserve">Magnitude kejadian pada skala yang ditunjukkan mag_type</w:t>
+              <w:t xml:space="preserve">Magnitudo kejadian pada skala yang ditunjukkan mag_type</w:t>
             </w:r>
           </w:p>
         </w:tc>
@@ -11216,7 +11482,7 @@
                 <w:sz w:val="19"/>
                 <w:szCs w:val="19"/>
               </w:rPr>
-              <w:t xml:space="preserve">Skala magnitude yang digunakan, misalnya mb, mww, atau ml</w:t>
+              <w:t xml:space="preserve">Skala magnitudo yang digunakan, misalnya mb, mww, atau ml</w:t>
             </w:r>
           </w:p>
         </w:tc>
@@ -11631,7 +11897,7 @@
                 <w:sz w:val="19"/>
                 <w:szCs w:val="19"/>
               </w:rPr>
-              <w:t xml:space="preserve">Metrik kualitas penentuan lokasi hiposenter</w:t>
+              <w:t xml:space="preserve">Metrik mutu penentuan lokasi hiposenter</w:t>
             </w:r>
           </w:p>
         </w:tc>
@@ -11714,7 +11980,7 @@
                 <w:sz w:val="19"/>
                 <w:szCs w:val="19"/>
               </w:rPr>
-              <w:t xml:space="preserve">Intensitas terukur dan laporan masyarakat, bernilai -1 bila tidak tersedia</w:t>
+              <w:t xml:space="preserve">Intensitas terukur dan laporan masyarakat, bernilai –1 bila tidak tersedia</w:t>
             </w:r>
           </w:p>
         </w:tc>
@@ -11797,7 +12063,7 @@
                 <w:sz w:val="19"/>
                 <w:szCs w:val="19"/>
               </w:rPr>
-              <w:t xml:space="preserve">Kategori hasil diskretisasi kedalaman dan magnitude</w:t>
+              <w:t xml:space="preserve">Kategori hasil diskretisasi kedalaman dan magnitudo</w:t>
             </w:r>
           </w:p>
         </w:tc>
@@ -11897,7 +12163,7 @@
           <w:sz w:val="24"/>
           <w:szCs w:val="24"/>
         </w:rPr>
-        <w:t xml:space="preserve">Skema pada Tabel 10 merupakan hasil akhir setelah seluruh operasi pembersihan diterapkan. Kolom-kolom gap, dmin, rms, dan nst merepresentasikan metrik kualitas penentuan lokasi yang dihasilkan oleh jaringan seismograf. Nilai gap yang kecil menandakan stasiun pengamat tersebar merata mengelilingi episenter sehingga penentuan lokasi lebih akurat, sementara nilai nst yang besar menandakan banyaknya stasiun yang berkontribusi pada penentuan lokasi. Metrik-metrik ini dipertahankan sebagai fitur karena secara tidak langsung merefleksikan kepadatan jaringan pemantauan di suatu wilayah, yang berkorelasi dengan tingkat perhatian pemantauan terhadap wilayah tersebut.</w:t>
+        <w:t xml:space="preserve">Skema pada Tabel 10 merupakan hasil akhir setelah seluruh operasi pembersihan diterapkan. Kolom gap, dmin, rms, dan nst mewakili metrik mutu penentuan lokasi yang dihasilkan jaringan seismograf. Nilai gap yang kecil menandakan stasiun pengamat tersebar merata mengelilingi episenter sehingga penentuan lokasi lebih akurat, sedangkan nilai nst yang besar menandakan banyaknya stasiun yang berkontribusi. Metrik tersebut dipertahankan sebagai fitur karena secara tidak langsung mencerminkan kerapatan jaringan pemantauan di suatu wilayah. Sebagaimana dibahas pada Subbab 5.2, sifat itu justru sempat menjadi sumber persoalan metodologis yang perlu ditangani secara khusus.</w:t>
       </w:r>
     </w:p>
     <w:p>
@@ -11933,7 +12199,7 @@
           <w:sz w:val="24"/>
           <w:szCs w:val="24"/>
         </w:rPr>
-        <w:t xml:space="preserve">Bab ini membahas penerapan Machine Learning untuk menyelesaikan permasalahan klasifikasi tingkat risiko wilayah seismik. Pembahasan mencakup perumusan masalah, praproses data, rekayasa fitur, pemilihan algoritma, pengembangan model dengan dan tanpa Spark MLlib, evaluasi kinerja, serta analisis terhadap hasil yang diperoleh.</w:t>
+        <w:t xml:space="preserve">Bab ini membahas penerapan Machine Learning untuk menyelesaikan permasalahan klasifikasi tingkat risiko wilayah seismik. Pembahasan mencakup perumusan masalah, praproses data, rekayasa fitur, pemilihan algoritme, pengembangan model dengan dan tanpa Spark MLlib, evaluasi kinerja, serta analisis atas hasil yang diperoleh. Bagian rekayasa fitur memperoleh porsi pembahasan paling luas karena pada tahap itulah ditemukan dan diperbaiki dua cacat metodologis yang berpotensi membatalkan keabsahan seluruh hasil.</w:t>
       </w:r>
     </w:p>
     <w:p>
@@ -11963,7 +12229,7 @@
           <w:sz w:val="24"/>
           <w:szCs w:val="24"/>
         </w:rPr>
-        <w:t xml:space="preserve">Permasalahan yang diselesaikan dirumuskan sebagai klasifikasi multikelas untuk memprediksi tingkat risiko zona seismik pada saat suatu kejadian gempa terjadi, dengan tiga kelas keluaran yaitu rendah, sedang, dan tinggi. Perumusan ini perlu dibedakan secara tegas dari perumusan yang lebih umum namun keliru, yaitu memprediksi besaran gempa itu sendiri. Memprediksi magnitude gempa sebelum kejadian merupakan permasalahan yang hingga kini belum terpecahkan dalam seismologi, dan tidak realistis untuk diklaim dapat diselesaikan dengan pendekatan Machine Learning atas data katalog.</w:t>
+        <w:t xml:space="preserve">Permasalahan dirumuskan sebagai klasifikasi multikelas untuk memprediksi tingkat risiko suatu zona seismik pada horizon sembilan puluh hari setelah suatu kejadian gempa berlangsung, dengan tiga kelas keluaran, yaitu rendah, sedang, dan tinggi. Perumusan tersebut perlu dibedakan secara tegas dari perumusan yang lebih umum, tetapi keliru, yaitu memprediksi besaran gempa itu sendiri. Memprediksi magnitudo gempa sebelum kejadian merupakan permasalahan yang hingga kini belum terpecahkan dalam seismologi dan tidak realistis diklaim dapat diselesaikan dengan pendekatan Machine Learning atas data katalog.</w:t>
       </w:r>
     </w:p>
     <w:p>
@@ -11977,7 +12243,7 @@
           <w:sz w:val="24"/>
           <w:szCs w:val="24"/>
         </w:rPr>
-        <w:t xml:space="preserve">Yang dapat diprediksi secara metodologis sahih adalah karakteristik risiko suatu zona berdasarkan pola historis aktivitas seismik di zona tersebut. Zona yang secara historis mengalami kejadian dengan frekuensi tinggi dan didominasi gempa dangkal memiliki profil risiko berbeda dibandingkan zona dengan aktivitas jarang dan didominasi gempa dalam. Klasifikasi inilah yang menjadi sasaran model, dengan kegunaan praktis sebagai dasar penentuan prioritas mitigasi antarwilayah.</w:t>
+        <w:t xml:space="preserve">Yang dapat diprediksi secara metodologis sahih adalah tingkat aktivitas dan keparahan seismik suatu zona pada periode mendatang berdasarkan pola aktivitas yang teramati hingga saat prediksi dilakukan. Zona yang sedang mengalami peningkatan frekuensi kejadian memiliki peluang berbeda untuk mengalami kejadian berkekuatan besar dalam tiga bulan berikutnya dibandingkan zona yang sedang tenang. Klasifikasi itulah yang menjadi sasaran model, dengan kegunaan praktis sebagai dasar penentuan prioritas mitigasi jangka pendek antarwilayah.</w:t>
       </w:r>
     </w:p>
     <w:p>
@@ -12007,7 +12273,7 @@
           <w:sz w:val="24"/>
           <w:szCs w:val="24"/>
         </w:rPr>
-        <w:t xml:space="preserve">Tahap praproses mencakup seluruh operasi yang telah diuraikan pada Subbab 4.2, dengan penekanan khusus pada tiga aspek yang berdampak langsung pada kesiapan data untuk pelatihan model.</w:t>
+        <w:t xml:space="preserve">Tahap praproses mencakup seluruh operasi yang telah diuraikan pada Subbab 4.2 dengan penekanan pada tiga aspek yang berdampak langsung pada kesiapan data untuk pelatihan model.</w:t>
       </w:r>
     </w:p>
     <w:p>
@@ -12021,7 +12287,7 @@
           <w:sz w:val="24"/>
           <w:szCs w:val="24"/>
         </w:rPr>
-        <w:t xml:space="preserve">Aspek pertama adalah konsistensi tipe data. Pada tahap awal implementasi, ditemukan bahwa kolom gap, dmin, rms, dan nst memiliki tipe data object alih-alih numerik. Penyebabnya adalah penggabungan data USGS yang bernilai float dengan data BMKG yang bernilai None untuk kolom-kolom tersebut, sehingga operasi pengisian nilai hilang tidak mengubah tipe data kolom. Permasalahan ini tidak menimbulkan kesalahan pada scikit-learn yang bersifat toleran terhadap tipe object berisi nilai numerik, namun akan menyebabkan kegagalan pada Spark MLlib yang mensyaratkan tipe data numerik eksplisit. Perbaikan dilakukan dengan menerapkan konversi paksa ke tipe numerik sebelum operasi pengisian nilai hilang.</w:t>
+        <w:t xml:space="preserve">Aspek pertama adalah konsistensi tipe data. Pada tahap awal implementasi ditemukan bahwa kolom gap, dmin, rms, dan nst bertipe object, bukan numerik. Penyebabnya adalah penggabungan data USGS yang bernilai float dengan data BMKG yang bernilai kosong pada kolom tersebut sehingga operasi pengisian nilai hilang tidak mengubah tipe data kolom. Persoalan itu tidak menimbulkan kesalahan pada scikit-learn yang toleran terhadap tipe object berisi nilai numerik, tetapi menyebabkan kegagalan pada Spark MLlib yang mensyaratkan tipe numerik eksplisit. Perbaikan dilakukan dengan menerapkan konversi paksa ke tipe numerik sebelum operasi pengisian nilai hilang.</w:t>
       </w:r>
     </w:p>
     <w:p>
@@ -12035,7 +12301,7 @@
           <w:sz w:val="24"/>
           <w:szCs w:val="24"/>
         </w:rPr>
-        <w:t xml:space="preserve">Aspek kedua adalah penanganan kolom sig untuk data BMKG. Kolom sig merupakan skor signifikansi yang dihitung USGS berdasarkan kombinasi magnitude, intensitas, kedalaman, dan jumlah laporan masyarakat. BMKG tidak menyediakan atribut setara, sehingga rekaman dari BMKG memiliki nilai kosong pada kolom ini. Karena nilai sig diperlukan untuk perhitungan lanjutan, dilakukan estimasi menggunakan pendekatan proporsional terhadap kuadrat magnitude, disertai penandaan melalui kolom sig_estimated agar rekaman hasil estimasi dapat dibedakan dari nilai terukur.</w:t>
+        <w:t xml:space="preserve">Aspek kedua adalah penanganan kolom sig untuk data BMKG. Kolom sig merupakan skor signifikansi yang dihitung USGS berdasarkan gabungan magnitudo, intensitas, kedalaman, dan jumlah laporan masyarakat. BMKG tidak menyediakan atribut setara sehingga rekaman dari BMKG bernilai kosong pada kolom tersebut. Karena nilai sig diperlukan pada perhitungan lanjutan, dilakukan estimasi dengan pendekatan proporsional terhadap kuadrat magnitudo, disertai penandaan melalui kolom sig_estimated agar rekaman hasil estimasi dapat dibedakan dari nilai terukur.</w:t>
       </w:r>
     </w:p>
     <w:p>
@@ -12049,7 +12315,7 @@
           <w:sz w:val="24"/>
           <w:szCs w:val="24"/>
         </w:rPr>
-        <w:t xml:space="preserve">Aspek ketiga adalah standardisasi skala fitur. Fitur-fitur yang digunakan memiliki rentang nilai yang sangat berbeda, mulai dari indikator biner bernilai nol dan satu hingga energi seismik yang mencapai orde sepuluh pangkat enam belas. Perbedaan skala sebesar ini akan menyebabkan algoritma berbasis jarak dan gradien memberikan bobot berlebihan pada fitur berskala besar. Standardisasi diterapkan melalui transformasi ke distribusi dengan rerata nol dan simpangan baku satu, dilakukan di dalam pipeline agar parameter standardisasi hanya dihitung dari data pelatihan dan tidak bocor dari data pengujian.</w:t>
+        <w:t xml:space="preserve">Aspek ketiga adalah standardisasi skala fitur. Fitur yang digunakan memiliki rentang nilai yang sangat berbeda, mulai dari indikator biner bernilai nol dan satu hingga energi seismik yang mencapai orde sepuluh pangkat enam belas. Perbedaan skala sebesar itu menyebabkan algoritme berbasis jarak dan gradien memberikan bobot berlebihan pada fitur berskala besar. Standardisasi diterapkan melalui transformasi ke sebaran dengan rerata nol dan simpangan baku satu, dilakukan di dalam pipeline agar parameter standardisasi hanya dihitung dari data latih dan tidak bocor dari data uji.</w:t>
       </w:r>
     </w:p>
     <w:p>
@@ -12079,7 +12345,7 @@
           <w:sz w:val="24"/>
           <w:szCs w:val="24"/>
         </w:rPr>
-        <w:t xml:space="preserve">Rekayasa fitur pada penelitian ini menghadapi tantangan metodologis yang signifikan berupa risiko kebocoran data. Uraian mengenai bagaimana tantangan ini teridentifikasi dan diselesaikan disajikan secara rinci karena menjadi salah satu pembelajaran utama penelitian.</w:t>
+        <w:t xml:space="preserve">Rekayasa fitur pada penelitian ini menghadapi tantangan metodologis yang berat berupa kebocoran data. Uraian mengenai proses penemuan dan penyelesaiannya disajikan secara rinci karena menjadi pembelajaran utama penelitian ini sekaligus menunjukkan bahwa akurasi yang tinggi tidak dengan sendirinya menandakan model yang baik.</w:t>
       </w:r>
     </w:p>
     <w:p>
@@ -12095,7 +12361,7 @@
           <w:sz w:val="24"/>
           <w:szCs w:val="24"/>
         </w:rPr>
-        <w:t xml:space="preserve">Identifikasi Masalah Kebocoran Data</w:t>
+        <w:t xml:space="preserve">Rancangan Pertama dan Kebocoran melalui Korelasi Atribut</w:t>
       </w:r>
     </w:p>
     <w:p>
@@ -12109,7 +12375,7 @@
           <w:sz w:val="24"/>
           <w:szCs w:val="24"/>
         </w:rPr>
-        <w:t xml:space="preserve">Rancangan awal menetapkan label risiko berdasarkan nilai sig dengan ambang persentil enam puluh dan delapan puluh lima. Pendekatan ini tampak masuk akal karena sig merupakan skor signifikansi resmi yang telah mempertimbangkan berbagai faktor. Model yang dilatih dengan label tersebut menghasilkan akurasi di atas 99% pada seluruh algoritma yang diuji.</w:t>
+        <w:t xml:space="preserve">Rancangan pertama menetapkan label risiko berdasarkan nilai sig dengan ambang persentil enam puluh dan delapan puluh lima. Pendekatan tersebut tampak masuk akal karena sig merupakan skor signifikansi resmi yang telah mempertimbangkan berbagai faktor. Model yang dilatih dengan label itu menghasilkan akurasi di atas 99 persen pada seluruh algoritme yang diuji.</w:t>
       </w:r>
     </w:p>
     <w:p>
@@ -12123,7 +12389,7 @@
           <w:sz w:val="24"/>
           <w:szCs w:val="24"/>
         </w:rPr>
-        <w:t xml:space="preserve">Akurasi setinggi itu justru menimbulkan kecurigaan. Pemeriksaan korelasi antara sig dan fitur-fitur masukan mengungkap bahwa korelasi antara sig dan mag mencapai 0,95. Karena label dibentuk dari sig sementara mag digunakan sebagai fitur masukan, model pada dasarnya hanya menebak ulang informasi yang sudah terkandung dalam masukannya sendiri. Akurasi tinggi tersebut tidak merefleksikan kemampuan prediktif, melainkan merupakan gejala kebocoran data.</w:t>
+        <w:t xml:space="preserve">Akurasi setinggi itu justru menimbulkan kecurigaan. Pemeriksaan korelasi antara sig dan fitur masukan mengungkap bahwa korelasi antara sig dan mag mencapai 0,95. Karena label dibentuk dari sig, sedangkan mag dipakai sebagai fitur masukan, model pada dasarnya hanya menebak ulang informasi yang sudah terkandung dalam masukannya sendiri. Akurasi tinggi tersebut tidak mencerminkan kemampuan prediktif, melainkan merupakan gejala kebocoran data.</w:t>
       </w:r>
     </w:p>
     <w:p>
@@ -12139,7 +12405,7 @@
           <w:sz w:val="24"/>
           <w:szCs w:val="24"/>
         </w:rPr>
-        <w:t xml:space="preserve">Perbaikan Definisi Label</w:t>
+        <w:t xml:space="preserve">Rancangan Kedua dan Kebocoran melalui Identitas Geografis</w:t>
       </w:r>
     </w:p>
     <w:p>
@@ -12153,7 +12419,7 @@
           <w:sz w:val="24"/>
           <w:szCs w:val="24"/>
         </w:rPr>
-        <w:t xml:space="preserve">Perbaikan dilakukan dengan mendefinisikan ulang label sebagai proksi risiko zona, bukan tingkat keparahan kejadian individual. Skor risiko dihitung dari dua komponen historis zona, yaitu peringkat persentil jumlah kejadian di zona tersebut dengan bobot 0,7 dan peringkat persentil proporsi kejadian dangkal di zona tersebut dengan bobot 0,3. Ambang batas ditetapkan pada persentil enam puluh untuk memisahkan kelas rendah dan sedang, serta persentil delapan puluh lima untuk memisahkan kelas sedang dan tinggi.</w:t>
+        <w:t xml:space="preserve">Rancangan kedua mendefinisikan ulang label sebagai proksi risiko zona yang dihitung dari statistik historis zona, yaitu peringkat persentil jumlah kejadian dan proporsi kejadian dangkal pada zona bersangkutan. Model yang dilatih dengan label tersebut mencapai akurasi 0,72, angka yang tampak wajar dan tidak lagi mencurigakan.</w:t>
       </w:r>
     </w:p>
     <w:p>
@@ -12167,7 +12433,79 @@
           <w:sz w:val="24"/>
           <w:szCs w:val="24"/>
         </w:rPr>
-        <w:t xml:space="preserve">Konsekuensi dari perbaikan ini adalah keharusan mengeluarkan sejumlah fitur dari himpunan masukan model. Fitur mag dan sig dikeluarkan karena berkorelasi kuat dengan pembentukan label pada rancangan sebelumnya. Fitur event_count_30d dan shallow_flag juga dikeluarkan karena keduanya merupakan komponen langsung pembentuk skor risiko, sehingga penggunaannya sebagai masukan akan menimbulkan kebocoran jenis kedua.</w:t>
+        <w:t xml:space="preserve">Pemeriksaan lanjutan mengungkap bahwa rancangan kedua ternyata masih mengandung dua cacat. Cacat pertama adalah label bersifat tetap untuk setiap zona: seluruh 430 zona memiliki label tunggal sehingga risk_label sesungguhnya merupakan fungsi deterministik dari zone_id. Konsekuensinya, tugas klasifikasi berubah menjadi persoalan identifikasi lokasi yang menyamar sebagai prediksi risiko. Hal itu dibuktikan melalui percobaan sederhana: model yang hanya diberi koordinat lintang dan bujur mencapai akurasi 0,9946. Model dengan dua belas fitur yang mencapai akurasi 0,72 sebenarnya sedang menebak lokasi secara tidak langsung melalui metrik gap, dmin, dan nst yang merupakan sidik jari geometri jaringan seismograf terhadap episenter.</w:t>
+      </w:r>
+    </w:p>
+    <w:p>
+      <w:pPr>
+        <w:spacing w:after="120" w:line="276"/>
+        <w:jc w:val="both"/>
+      </w:pPr>
+      <w:r>
+        <w:rPr>
+          <w:rFonts w:ascii="Times New Roman" w:cs="Times New Roman" w:eastAsia="Times New Roman" w:hAnsi="Times New Roman"/>
+          <w:sz w:val="24"/>
+          <w:szCs w:val="24"/>
+        </w:rPr>
+        <w:t xml:space="preserve">Cacat kedua adalah kebocoran temporal. Statistik zona dihitung melalui pengelompokan atas seluruh DataFrame sebelum pemisahan data latih dan data uji. Zona –7_129, misalnya, memiliki 447 kejadian pada periode latih hingga 2022, tetapi 706 kejadian pada keseluruhan data. Dengan demikian, label bagi kejadian tahun 2015 sudah memuat informasi dari tahun 2026 yang mustahil tersedia pada saat prediksi.</w:t>
+      </w:r>
+    </w:p>
+    <w:p>
+      <w:pPr>
+        <w:pStyle w:val="Heading3"/>
+        <w:spacing w:after="100" w:before="180"/>
+      </w:pPr>
+      <w:r>
+        <w:rPr>
+          <w:rFonts w:ascii="Times New Roman" w:cs="Times New Roman" w:eastAsia="Times New Roman" w:hAnsi="Times New Roman"/>
+          <w:b/>
+          <w:bCs/>
+          <w:sz w:val="24"/>
+          <w:szCs w:val="24"/>
+        </w:rPr>
+        <w:t xml:space="preserve">Rancangan Ketiga: Label Berbasis Jendela ke Depan</w:t>
+      </w:r>
+    </w:p>
+    <w:p>
+      <w:pPr>
+        <w:spacing w:after="120" w:line="276"/>
+        <w:jc w:val="both"/>
+      </w:pPr>
+      <w:r>
+        <w:rPr>
+          <w:rFonts w:ascii="Times New Roman" w:cs="Times New Roman" w:eastAsia="Times New Roman" w:hAnsi="Times New Roman"/>
+          <w:sz w:val="24"/>
+          <w:szCs w:val="24"/>
+        </w:rPr>
+        <w:t xml:space="preserve">Rancangan ketiga menyelesaikan kedua cacat tersebut dengan membalik arah jendela waktu. Label tidak lagi dihitung dari masa lalu atau dari keseluruhan periode, melainkan dari jendela sembilan puluh hari ke depan terhitung sejak kejadian berlangsung. Skor risiko dibentuk dari dua komponen dengan bobot sama, yaitu jumlah kejadian di zona yang sama pada jendela tersebut dan magnitudo maksimum yang tercatat pada jendela itu. Kedua komponen diubah menjadi peringkat persentil sebelum digabungkan.</w:t>
+      </w:r>
+    </w:p>
+    <w:p>
+      <w:pPr>
+        <w:spacing w:after="120" w:line="276"/>
+        <w:jc w:val="both"/>
+      </w:pPr>
+      <w:r>
+        <w:rPr>
+          <w:rFonts w:ascii="Times New Roman" w:cs="Times New Roman" w:eastAsia="Times New Roman" w:hAnsi="Times New Roman"/>
+          <w:sz w:val="24"/>
+          <w:szCs w:val="24"/>
+        </w:rPr>
+        <w:t xml:space="preserve">Ambang kelas ditetapkan pada persentil enam puluh dan delapan puluh lima yang dihitung hanya dari data latih sehingga sebaran data uji tidak ikut menentukan batas kelas. Kejadian yang tidak memiliki jendela sembilan puluh hari penuh, yaitu 330 kejadian di ujung rentang data, dikeluarkan dari proses pelatihan dan pengujian karena labelnya dihitung dari jendela yang terpotong.</w:t>
+      </w:r>
+    </w:p>
+    <w:p>
+      <w:pPr>
+        <w:spacing w:after="120" w:line="276"/>
+        <w:jc w:val="both"/>
+      </w:pPr>
+      <w:r>
+        <w:rPr>
+          <w:rFonts w:ascii="Times New Roman" w:cs="Times New Roman" w:eastAsia="Times New Roman" w:hAnsi="Times New Roman"/>
+          <w:sz w:val="24"/>
+          <w:szCs w:val="24"/>
+        </w:rPr>
+        <w:t xml:space="preserve">Dengan rancangan tersebut, seluruh fitur bersumber dari masa lalu atau saat kejadian berlangsung, sedangkan label bersumber dari masa depan yang belum diketahui pada saat prediksi. Struktur inilah yang membuat tugas menjadi prediksi dalam arti sebenarnya. Tabel 11 merangkum ketiga rancangan beserta cacat masing-masing.</w:t>
       </w:r>
     </w:p>
     <w:p>
@@ -12178,12 +12516,1168 @@
       <w:r>
         <w:rPr>
           <w:rFonts w:ascii="Times New Roman" w:cs="Times New Roman" w:eastAsia="Times New Roman" w:hAnsi="Times New Roman"/>
-          <w:b w:val="false"/>
-          <w:bCs w:val="false"/>
           <w:sz w:val="20"/>
           <w:szCs w:val="20"/>
         </w:rPr>
-        <w:t xml:space="preserve">Tabel 11. Distribusi Kelas Label Risiko</w:t>
+        <w:t xml:space="preserve">Tabel 11. Tiga Rancangan Label dan Cacat Metodologisnya</w:t>
+      </w:r>
+    </w:p>
+    <w:tbl>
+      <w:tblPr>
+        <w:tblW w:type="dxa" w:w="9020"/>
+        <w:tblBorders>
+          <w:top w:val="single" w:color="auto" w:sz="4"/>
+          <w:left w:val="single" w:color="auto" w:sz="4"/>
+          <w:bottom w:val="single" w:color="auto" w:sz="4"/>
+          <w:right w:val="single" w:color="auto" w:sz="4"/>
+          <w:insideH w:val="single" w:color="auto" w:sz="4"/>
+          <w:insideV w:val="single" w:color="auto" w:sz="4"/>
+        </w:tblBorders>
+      </w:tblPr>
+      <w:tblGrid>
+        <w:gridCol w:w="1300"/>
+        <w:gridCol w:w="2500"/>
+        <w:gridCol w:w="2700"/>
+        <w:gridCol w:w="2520"/>
+      </w:tblGrid>
+      <w:tr>
+        <w:trPr>
+          <w:tblHeader/>
+        </w:trPr>
+        <w:tc>
+          <w:tcPr>
+            <w:tcW w:type="dxa" w:w="1300"/>
+            <w:shd w:fill="D9D9D9" w:val="clear"/>
+            <w:tcMar>
+              <w:top w:type="dxa" w:w="60"/>
+              <w:left w:type="dxa" w:w="90"/>
+              <w:bottom w:type="dxa" w:w="60"/>
+              <w:right w:type="dxa" w:w="90"/>
+            </w:tcMar>
+          </w:tcPr>
+          <w:p>
+            <w:pPr>
+              <w:spacing w:after="0" w:line="240"/>
+              <w:jc w:val="center"/>
+            </w:pPr>
+            <w:r>
+              <w:rPr>
+                <w:rFonts w:ascii="Times New Roman" w:cs="Times New Roman" w:eastAsia="Times New Roman" w:hAnsi="Times New Roman"/>
+                <w:b/>
+                <w:bCs/>
+                <w:sz w:val="18"/>
+                <w:szCs w:val="18"/>
+              </w:rPr>
+              <w:t xml:space="preserve">Rancangan</w:t>
+            </w:r>
+          </w:p>
+        </w:tc>
+        <w:tc>
+          <w:tcPr>
+            <w:tcW w:type="dxa" w:w="2500"/>
+            <w:shd w:fill="D9D9D9" w:val="clear"/>
+            <w:tcMar>
+              <w:top w:type="dxa" w:w="60"/>
+              <w:left w:type="dxa" w:w="90"/>
+              <w:bottom w:type="dxa" w:w="60"/>
+              <w:right w:type="dxa" w:w="90"/>
+            </w:tcMar>
+          </w:tcPr>
+          <w:p>
+            <w:pPr>
+              <w:spacing w:after="0" w:line="240"/>
+              <w:jc w:val="center"/>
+            </w:pPr>
+            <w:r>
+              <w:rPr>
+                <w:rFonts w:ascii="Times New Roman" w:cs="Times New Roman" w:eastAsia="Times New Roman" w:hAnsi="Times New Roman"/>
+                <w:b/>
+                <w:bCs/>
+                <w:sz w:val="18"/>
+                <w:szCs w:val="18"/>
+              </w:rPr>
+              <w:t xml:space="preserve">Dasar Label</w:t>
+            </w:r>
+          </w:p>
+        </w:tc>
+        <w:tc>
+          <w:tcPr>
+            <w:tcW w:type="dxa" w:w="2700"/>
+            <w:shd w:fill="D9D9D9" w:val="clear"/>
+            <w:tcMar>
+              <w:top w:type="dxa" w:w="60"/>
+              <w:left w:type="dxa" w:w="90"/>
+              <w:bottom w:type="dxa" w:w="60"/>
+              <w:right w:type="dxa" w:w="90"/>
+            </w:tcMar>
+          </w:tcPr>
+          <w:p>
+            <w:pPr>
+              <w:spacing w:after="0" w:line="240"/>
+              <w:jc w:val="center"/>
+            </w:pPr>
+            <w:r>
+              <w:rPr>
+                <w:rFonts w:ascii="Times New Roman" w:cs="Times New Roman" w:eastAsia="Times New Roman" w:hAnsi="Times New Roman"/>
+                <w:b/>
+                <w:bCs/>
+                <w:sz w:val="18"/>
+                <w:szCs w:val="18"/>
+              </w:rPr>
+              <w:t xml:space="preserve">Cacat yang Ditemukan</w:t>
+            </w:r>
+          </w:p>
+        </w:tc>
+        <w:tc>
+          <w:tcPr>
+            <w:tcW w:type="dxa" w:w="2520"/>
+            <w:shd w:fill="D9D9D9" w:val="clear"/>
+            <w:tcMar>
+              <w:top w:type="dxa" w:w="60"/>
+              <w:left w:type="dxa" w:w="90"/>
+              <w:bottom w:type="dxa" w:w="60"/>
+              <w:right w:type="dxa" w:w="90"/>
+            </w:tcMar>
+          </w:tcPr>
+          <w:p>
+            <w:pPr>
+              <w:spacing w:after="0" w:line="240"/>
+              <w:jc w:val="center"/>
+            </w:pPr>
+            <w:r>
+              <w:rPr>
+                <w:rFonts w:ascii="Times New Roman" w:cs="Times New Roman" w:eastAsia="Times New Roman" w:hAnsi="Times New Roman"/>
+                <w:b/>
+                <w:bCs/>
+                <w:sz w:val="18"/>
+                <w:szCs w:val="18"/>
+              </w:rPr>
+              <w:t xml:space="preserve">Bukti Empiris</w:t>
+            </w:r>
+          </w:p>
+        </w:tc>
+      </w:tr>
+      <w:tr>
+        <w:tc>
+          <w:tcPr>
+            <w:tcW w:type="dxa" w:w="1300"/>
+            <w:tcMar>
+              <w:top w:type="dxa" w:w="60"/>
+              <w:left w:type="dxa" w:w="90"/>
+              <w:bottom w:type="dxa" w:w="60"/>
+              <w:right w:type="dxa" w:w="90"/>
+            </w:tcMar>
+          </w:tcPr>
+          <w:p>
+            <w:pPr>
+              <w:spacing w:after="0" w:line="240"/>
+              <w:jc w:val="left"/>
+            </w:pPr>
+            <w:r>
+              <w:rPr>
+                <w:rFonts w:ascii="Times New Roman" w:cs="Times New Roman" w:eastAsia="Times New Roman" w:hAnsi="Times New Roman"/>
+                <w:b w:val="false"/>
+                <w:bCs w:val="false"/>
+                <w:sz w:val="18"/>
+                <w:szCs w:val="18"/>
+              </w:rPr>
+              <w:t xml:space="preserve">Pertama</w:t>
+            </w:r>
+          </w:p>
+        </w:tc>
+        <w:tc>
+          <w:tcPr>
+            <w:tcW w:type="dxa" w:w="2500"/>
+            <w:tcMar>
+              <w:top w:type="dxa" w:w="60"/>
+              <w:left w:type="dxa" w:w="90"/>
+              <w:bottom w:type="dxa" w:w="60"/>
+              <w:right w:type="dxa" w:w="90"/>
+            </w:tcMar>
+          </w:tcPr>
+          <w:p>
+            <w:pPr>
+              <w:spacing w:after="0" w:line="240"/>
+              <w:jc w:val="left"/>
+            </w:pPr>
+            <w:r>
+              <w:rPr>
+                <w:rFonts w:ascii="Times New Roman" w:cs="Times New Roman" w:eastAsia="Times New Roman" w:hAnsi="Times New Roman"/>
+                <w:b w:val="false"/>
+                <w:bCs w:val="false"/>
+                <w:sz w:val="18"/>
+                <w:szCs w:val="18"/>
+              </w:rPr>
+              <w:t xml:space="preserve">Skor sig dari USGS dengan ambang persentil</w:t>
+            </w:r>
+          </w:p>
+        </w:tc>
+        <w:tc>
+          <w:tcPr>
+            <w:tcW w:type="dxa" w:w="2700"/>
+            <w:tcMar>
+              <w:top w:type="dxa" w:w="60"/>
+              <w:left w:type="dxa" w:w="90"/>
+              <w:bottom w:type="dxa" w:w="60"/>
+              <w:right w:type="dxa" w:w="90"/>
+            </w:tcMar>
+          </w:tcPr>
+          <w:p>
+            <w:pPr>
+              <w:spacing w:after="0" w:line="240"/>
+              <w:jc w:val="left"/>
+            </w:pPr>
+            <w:r>
+              <w:rPr>
+                <w:rFonts w:ascii="Times New Roman" w:cs="Times New Roman" w:eastAsia="Times New Roman" w:hAnsi="Times New Roman"/>
+                <w:b w:val="false"/>
+                <w:bCs w:val="false"/>
+                <w:sz w:val="18"/>
+                <w:szCs w:val="18"/>
+              </w:rPr>
+              <w:t xml:space="preserve">Label berkorelasi kuat dengan fitur mag sehingga model menebak ulang masukannya sendiri</w:t>
+            </w:r>
+          </w:p>
+        </w:tc>
+        <w:tc>
+          <w:tcPr>
+            <w:tcW w:type="dxa" w:w="2520"/>
+            <w:tcMar>
+              <w:top w:type="dxa" w:w="60"/>
+              <w:left w:type="dxa" w:w="90"/>
+              <w:bottom w:type="dxa" w:w="60"/>
+              <w:right w:type="dxa" w:w="90"/>
+            </w:tcMar>
+          </w:tcPr>
+          <w:p>
+            <w:pPr>
+              <w:spacing w:after="0" w:line="240"/>
+              <w:jc w:val="left"/>
+            </w:pPr>
+            <w:r>
+              <w:rPr>
+                <w:rFonts w:ascii="Times New Roman" w:cs="Times New Roman" w:eastAsia="Times New Roman" w:hAnsi="Times New Roman"/>
+                <w:b w:val="false"/>
+                <w:bCs w:val="false"/>
+                <w:sz w:val="18"/>
+                <w:szCs w:val="18"/>
+              </w:rPr>
+              <w:t xml:space="preserve">Korelasi sig dan mag sebesar 0,95; akurasi seluruh algoritme di atas 0,99</w:t>
+            </w:r>
+          </w:p>
+        </w:tc>
+      </w:tr>
+      <w:tr>
+        <w:tc>
+          <w:tcPr>
+            <w:tcW w:type="dxa" w:w="1300"/>
+            <w:tcMar>
+              <w:top w:type="dxa" w:w="60"/>
+              <w:left w:type="dxa" w:w="90"/>
+              <w:bottom w:type="dxa" w:w="60"/>
+              <w:right w:type="dxa" w:w="90"/>
+            </w:tcMar>
+          </w:tcPr>
+          <w:p>
+            <w:pPr>
+              <w:spacing w:after="0" w:line="240"/>
+              <w:jc w:val="left"/>
+            </w:pPr>
+            <w:r>
+              <w:rPr>
+                <w:rFonts w:ascii="Times New Roman" w:cs="Times New Roman" w:eastAsia="Times New Roman" w:hAnsi="Times New Roman"/>
+                <w:b w:val="false"/>
+                <w:bCs w:val="false"/>
+                <w:sz w:val="18"/>
+                <w:szCs w:val="18"/>
+              </w:rPr>
+              <w:t xml:space="preserve">Kedua</w:t>
+            </w:r>
+          </w:p>
+        </w:tc>
+        <w:tc>
+          <w:tcPr>
+            <w:tcW w:type="dxa" w:w="2500"/>
+            <w:tcMar>
+              <w:top w:type="dxa" w:w="60"/>
+              <w:left w:type="dxa" w:w="90"/>
+              <w:bottom w:type="dxa" w:w="60"/>
+              <w:right w:type="dxa" w:w="90"/>
+            </w:tcMar>
+          </w:tcPr>
+          <w:p>
+            <w:pPr>
+              <w:spacing w:after="0" w:line="240"/>
+              <w:jc w:val="left"/>
+            </w:pPr>
+            <w:r>
+              <w:rPr>
+                <w:rFonts w:ascii="Times New Roman" w:cs="Times New Roman" w:eastAsia="Times New Roman" w:hAnsi="Times New Roman"/>
+                <w:b w:val="false"/>
+                <w:bCs w:val="false"/>
+                <w:sz w:val="18"/>
+                <w:szCs w:val="18"/>
+              </w:rPr>
+              <w:t xml:space="preserve">Statistik zona atas seluruh periode data</w:t>
+            </w:r>
+          </w:p>
+        </w:tc>
+        <w:tc>
+          <w:tcPr>
+            <w:tcW w:type="dxa" w:w="2700"/>
+            <w:tcMar>
+              <w:top w:type="dxa" w:w="60"/>
+              <w:left w:type="dxa" w:w="90"/>
+              <w:bottom w:type="dxa" w:w="60"/>
+              <w:right w:type="dxa" w:w="90"/>
+            </w:tcMar>
+          </w:tcPr>
+          <w:p>
+            <w:pPr>
+              <w:spacing w:after="0" w:line="240"/>
+              <w:jc w:val="left"/>
+            </w:pPr>
+            <w:r>
+              <w:rPr>
+                <w:rFonts w:ascii="Times New Roman" w:cs="Times New Roman" w:eastAsia="Times New Roman" w:hAnsi="Times New Roman"/>
+                <w:b w:val="false"/>
+                <w:bCs w:val="false"/>
+                <w:sz w:val="18"/>
+                <w:szCs w:val="18"/>
+              </w:rPr>
+              <w:t xml:space="preserve">Label tetap per zona sehingga tugas berubah menjadi identifikasi lokasi; statistik juga mencakup periode uji</w:t>
+            </w:r>
+          </w:p>
+        </w:tc>
+        <w:tc>
+          <w:tcPr>
+            <w:tcW w:type="dxa" w:w="2520"/>
+            <w:tcMar>
+              <w:top w:type="dxa" w:w="60"/>
+              <w:left w:type="dxa" w:w="90"/>
+              <w:bottom w:type="dxa" w:w="60"/>
+              <w:right w:type="dxa" w:w="90"/>
+            </w:tcMar>
+          </w:tcPr>
+          <w:p>
+            <w:pPr>
+              <w:spacing w:after="0" w:line="240"/>
+              <w:jc w:val="left"/>
+            </w:pPr>
+            <w:r>
+              <w:rPr>
+                <w:rFonts w:ascii="Times New Roman" w:cs="Times New Roman" w:eastAsia="Times New Roman" w:hAnsi="Times New Roman"/>
+                <w:b w:val="false"/>
+                <w:bCs w:val="false"/>
+                <w:sz w:val="18"/>
+                <w:szCs w:val="18"/>
+              </w:rPr>
+              <w:t xml:space="preserve">Koordinat saja mencapai akurasi 0,9946; seluruh 430 zona berlabel tunggal; zona –7_129 tercatat 447 kejadian pada data latih, tetapi 706 pada keseluruhan data</w:t>
+            </w:r>
+          </w:p>
+        </w:tc>
+      </w:tr>
+      <w:tr>
+        <w:tc>
+          <w:tcPr>
+            <w:tcW w:type="dxa" w:w="1300"/>
+            <w:tcMar>
+              <w:top w:type="dxa" w:w="60"/>
+              <w:left w:type="dxa" w:w="90"/>
+              <w:bottom w:type="dxa" w:w="60"/>
+              <w:right w:type="dxa" w:w="90"/>
+            </w:tcMar>
+          </w:tcPr>
+          <w:p>
+            <w:pPr>
+              <w:spacing w:after="0" w:line="240"/>
+              <w:jc w:val="left"/>
+            </w:pPr>
+            <w:r>
+              <w:rPr>
+                <w:rFonts w:ascii="Times New Roman" w:cs="Times New Roman" w:eastAsia="Times New Roman" w:hAnsi="Times New Roman"/>
+                <w:b w:val="false"/>
+                <w:bCs w:val="false"/>
+                <w:sz w:val="18"/>
+                <w:szCs w:val="18"/>
+              </w:rPr>
+              <w:t xml:space="preserve">Ketiga</w:t>
+            </w:r>
+          </w:p>
+        </w:tc>
+        <w:tc>
+          <w:tcPr>
+            <w:tcW w:type="dxa" w:w="2500"/>
+            <w:tcMar>
+              <w:top w:type="dxa" w:w="60"/>
+              <w:left w:type="dxa" w:w="90"/>
+              <w:bottom w:type="dxa" w:w="60"/>
+              <w:right w:type="dxa" w:w="90"/>
+            </w:tcMar>
+          </w:tcPr>
+          <w:p>
+            <w:pPr>
+              <w:spacing w:after="0" w:line="240"/>
+              <w:jc w:val="left"/>
+            </w:pPr>
+            <w:r>
+              <w:rPr>
+                <w:rFonts w:ascii="Times New Roman" w:cs="Times New Roman" w:eastAsia="Times New Roman" w:hAnsi="Times New Roman"/>
+                <w:b w:val="false"/>
+                <w:bCs w:val="false"/>
+                <w:sz w:val="18"/>
+                <w:szCs w:val="18"/>
+              </w:rPr>
+              <w:t xml:space="preserve">Jumlah kejadian dan magnitudo maksimum pada jendela sembilan puluh hari ke depan</w:t>
+            </w:r>
+          </w:p>
+        </w:tc>
+        <w:tc>
+          <w:tcPr>
+            <w:tcW w:type="dxa" w:w="2700"/>
+            <w:tcMar>
+              <w:top w:type="dxa" w:w="60"/>
+              <w:left w:type="dxa" w:w="90"/>
+              <w:bottom w:type="dxa" w:w="60"/>
+              <w:right w:type="dxa" w:w="90"/>
+            </w:tcMar>
+          </w:tcPr>
+          <w:p>
+            <w:pPr>
+              <w:spacing w:after="0" w:line="240"/>
+              <w:jc w:val="left"/>
+            </w:pPr>
+            <w:r>
+              <w:rPr>
+                <w:rFonts w:ascii="Times New Roman" w:cs="Times New Roman" w:eastAsia="Times New Roman" w:hAnsi="Times New Roman"/>
+                <w:b w:val="false"/>
+                <w:bCs w:val="false"/>
+                <w:sz w:val="18"/>
+                <w:szCs w:val="18"/>
+              </w:rPr>
+              <w:t xml:space="preserve">Tidak ditemukan kebocoran; sebagian zona berfrekuensi rendah tetap berlabel tunggal</w:t>
+            </w:r>
+          </w:p>
+        </w:tc>
+        <w:tc>
+          <w:tcPr>
+            <w:tcW w:type="dxa" w:w="2520"/>
+            <w:tcMar>
+              <w:top w:type="dxa" w:w="60"/>
+              <w:left w:type="dxa" w:w="90"/>
+              <w:bottom w:type="dxa" w:w="60"/>
+              <w:right w:type="dxa" w:w="90"/>
+            </w:tcMar>
+          </w:tcPr>
+          <w:p>
+            <w:pPr>
+              <w:spacing w:after="0" w:line="240"/>
+              <w:jc w:val="left"/>
+            </w:pPr>
+            <w:r>
+              <w:rPr>
+                <w:rFonts w:ascii="Times New Roman" w:cs="Times New Roman" w:eastAsia="Times New Roman" w:hAnsi="Times New Roman"/>
+                <w:b w:val="false"/>
+                <w:bCs w:val="false"/>
+                <w:sz w:val="18"/>
+                <w:szCs w:val="18"/>
+              </w:rPr>
+              <w:t xml:space="preserve">Koordinat saja turun menjadi 0,6809; metrik jaringan seismograf turun di bawah garis dasar kelas mayoritas</w:t>
+            </w:r>
+          </w:p>
+        </w:tc>
+      </w:tr>
+    </w:tbl>
+    <w:p>
+      <w:pPr>
+        <w:pStyle w:val="Heading3"/>
+        <w:spacing w:after="100" w:before="180"/>
+      </w:pPr>
+      <w:r>
+        <w:rPr>
+          <w:rFonts w:ascii="Times New Roman" w:cs="Times New Roman" w:eastAsia="Times New Roman" w:hAnsi="Times New Roman"/>
+          <w:b/>
+          <w:bCs/>
+          <w:sz w:val="24"/>
+          <w:szCs w:val="24"/>
+        </w:rPr>
+        <w:t xml:space="preserve">Uji Kebocoran sebagai Prosedur Verifikasi</w:t>
+      </w:r>
+    </w:p>
+    <w:p>
+      <w:pPr>
+        <w:spacing w:after="120" w:line="276"/>
+        <w:jc w:val="both"/>
+      </w:pPr>
+      <w:r>
+        <w:rPr>
+          <w:rFonts w:ascii="Times New Roman" w:cs="Times New Roman" w:eastAsia="Times New Roman" w:hAnsi="Times New Roman"/>
+          <w:sz w:val="24"/>
+          <w:szCs w:val="24"/>
+        </w:rPr>
+        <w:t xml:space="preserve">Agar cacat serupa tidak terulang, prosedur pemeriksaan kebocoran dilembagakan sebagai bagian tetap dari notebook. Prosedur tersebut membandingkan kinerja tiga model pembanding terhadap model utama. Model pertama adalah garis dasar yang selalu memprediksi kelas mayoritas. Model kedua hanya diberi koordinat lintang dan bujur. Model ketiga hanya diberi metrik mutu jaringan seismograf. Label dinyatakan sehat apabila kedua model pembanding terakhir tidak mampu mencapai akurasi yang mendekati model utama.</w:t>
+      </w:r>
+    </w:p>
+    <w:p>
+      <w:pPr>
+        <w:spacing w:after="160" w:before="80"/>
+        <w:jc w:val="center"/>
+      </w:pPr>
+      <w:r>
+        <w:rPr>
+          <w:rFonts w:ascii="Times New Roman" w:cs="Times New Roman" w:eastAsia="Times New Roman" w:hAnsi="Times New Roman"/>
+          <w:sz w:val="20"/>
+          <w:szCs w:val="20"/>
+        </w:rPr>
+        <w:t xml:space="preserve">Tabel 12. Hasil Uji Kebocoran Label</w:t>
+      </w:r>
+    </w:p>
+    <w:tbl>
+      <w:tblPr>
+        <w:tblW w:type="dxa" w:w="9020"/>
+        <w:tblBorders>
+          <w:top w:val="single" w:color="auto" w:sz="4"/>
+          <w:left w:val="single" w:color="auto" w:sz="4"/>
+          <w:bottom w:val="single" w:color="auto" w:sz="4"/>
+          <w:right w:val="single" w:color="auto" w:sz="4"/>
+          <w:insideH w:val="single" w:color="auto" w:sz="4"/>
+          <w:insideV w:val="single" w:color="auto" w:sz="4"/>
+        </w:tblBorders>
+      </w:tblPr>
+      <w:tblGrid>
+        <w:gridCol w:w="2600"/>
+        <w:gridCol w:w="1600"/>
+        <w:gridCol w:w="1600"/>
+        <w:gridCol w:w="3220"/>
+      </w:tblGrid>
+      <w:tr>
+        <w:trPr>
+          <w:tblHeader/>
+        </w:trPr>
+        <w:tc>
+          <w:tcPr>
+            <w:tcW w:type="dxa" w:w="2600"/>
+            <w:shd w:fill="D9D9D9" w:val="clear"/>
+            <w:tcMar>
+              <w:top w:type="dxa" w:w="60"/>
+              <w:left w:type="dxa" w:w="90"/>
+              <w:bottom w:type="dxa" w:w="60"/>
+              <w:right w:type="dxa" w:w="90"/>
+            </w:tcMar>
+          </w:tcPr>
+          <w:p>
+            <w:pPr>
+              <w:spacing w:after="0" w:line="240"/>
+              <w:jc w:val="center"/>
+            </w:pPr>
+            <w:r>
+              <w:rPr>
+                <w:rFonts w:ascii="Times New Roman" w:cs="Times New Roman" w:eastAsia="Times New Roman" w:hAnsi="Times New Roman"/>
+                <w:b/>
+                <w:bCs/>
+                <w:sz w:val="19"/>
+                <w:szCs w:val="19"/>
+              </w:rPr>
+              <w:t xml:space="preserve">Masukan Model</w:t>
+            </w:r>
+          </w:p>
+        </w:tc>
+        <w:tc>
+          <w:tcPr>
+            <w:tcW w:type="dxa" w:w="1600"/>
+            <w:shd w:fill="D9D9D9" w:val="clear"/>
+            <w:tcMar>
+              <w:top w:type="dxa" w:w="60"/>
+              <w:left w:type="dxa" w:w="90"/>
+              <w:bottom w:type="dxa" w:w="60"/>
+              <w:right w:type="dxa" w:w="90"/>
+            </w:tcMar>
+          </w:tcPr>
+          <w:p>
+            <w:pPr>
+              <w:spacing w:after="0" w:line="240"/>
+              <w:jc w:val="center"/>
+            </w:pPr>
+            <w:r>
+              <w:rPr>
+                <w:rFonts w:ascii="Times New Roman" w:cs="Times New Roman" w:eastAsia="Times New Roman" w:hAnsi="Times New Roman"/>
+                <w:b/>
+                <w:bCs/>
+                <w:sz w:val="19"/>
+                <w:szCs w:val="19"/>
+              </w:rPr>
+              <w:t xml:space="preserve">Akurasi</w:t>
+            </w:r>
+          </w:p>
+        </w:tc>
+        <w:tc>
+          <w:tcPr>
+            <w:tcW w:type="dxa" w:w="1600"/>
+            <w:shd w:fill="D9D9D9" w:val="clear"/>
+            <w:tcMar>
+              <w:top w:type="dxa" w:w="60"/>
+              <w:left w:type="dxa" w:w="90"/>
+              <w:bottom w:type="dxa" w:w="60"/>
+              <w:right w:type="dxa" w:w="90"/>
+            </w:tcMar>
+          </w:tcPr>
+          <w:p>
+            <w:pPr>
+              <w:spacing w:after="0" w:line="240"/>
+              <w:jc w:val="center"/>
+            </w:pPr>
+            <w:r>
+              <w:rPr>
+                <w:rFonts w:ascii="Times New Roman" w:cs="Times New Roman" w:eastAsia="Times New Roman" w:hAnsi="Times New Roman"/>
+                <w:b/>
+                <w:bCs/>
+                <w:sz w:val="19"/>
+                <w:szCs w:val="19"/>
+              </w:rPr>
+              <w:t xml:space="preserve">F1 Makro</w:t>
+            </w:r>
+          </w:p>
+        </w:tc>
+        <w:tc>
+          <w:tcPr>
+            <w:tcW w:type="dxa" w:w="3220"/>
+            <w:shd w:fill="D9D9D9" w:val="clear"/>
+            <w:tcMar>
+              <w:top w:type="dxa" w:w="60"/>
+              <w:left w:type="dxa" w:w="90"/>
+              <w:bottom w:type="dxa" w:w="60"/>
+              <w:right w:type="dxa" w:w="90"/>
+            </w:tcMar>
+          </w:tcPr>
+          <w:p>
+            <w:pPr>
+              <w:spacing w:after="0" w:line="240"/>
+              <w:jc w:val="center"/>
+            </w:pPr>
+            <w:r>
+              <w:rPr>
+                <w:rFonts w:ascii="Times New Roman" w:cs="Times New Roman" w:eastAsia="Times New Roman" w:hAnsi="Times New Roman"/>
+                <w:b/>
+                <w:bCs/>
+                <w:sz w:val="19"/>
+                <w:szCs w:val="19"/>
+              </w:rPr>
+              <w:t xml:space="preserve">Tafsiran</w:t>
+            </w:r>
+          </w:p>
+        </w:tc>
+      </w:tr>
+      <w:tr>
+        <w:tc>
+          <w:tcPr>
+            <w:tcW w:type="dxa" w:w="2600"/>
+            <w:tcMar>
+              <w:top w:type="dxa" w:w="60"/>
+              <w:left w:type="dxa" w:w="90"/>
+              <w:bottom w:type="dxa" w:w="60"/>
+              <w:right w:type="dxa" w:w="90"/>
+            </w:tcMar>
+          </w:tcPr>
+          <w:p>
+            <w:pPr>
+              <w:spacing w:after="0" w:line="240"/>
+              <w:jc w:val="left"/>
+            </w:pPr>
+            <w:r>
+              <w:rPr>
+                <w:rFonts w:ascii="Times New Roman" w:cs="Times New Roman" w:eastAsia="Times New Roman" w:hAnsi="Times New Roman"/>
+                <w:b w:val="false"/>
+                <w:bCs w:val="false"/>
+                <w:sz w:val="19"/>
+                <w:szCs w:val="19"/>
+              </w:rPr>
+              <w:t xml:space="preserve">Garis dasar kelas mayoritas</w:t>
+            </w:r>
+          </w:p>
+        </w:tc>
+        <w:tc>
+          <w:tcPr>
+            <w:tcW w:type="dxa" w:w="1600"/>
+            <w:tcMar>
+              <w:top w:type="dxa" w:w="60"/>
+              <w:left w:type="dxa" w:w="90"/>
+              <w:bottom w:type="dxa" w:w="60"/>
+              <w:right w:type="dxa" w:w="90"/>
+            </w:tcMar>
+          </w:tcPr>
+          <w:p>
+            <w:pPr>
+              <w:spacing w:after="0" w:line="240"/>
+              <w:jc w:val="center"/>
+            </w:pPr>
+            <w:r>
+              <w:rPr>
+                <w:rFonts w:ascii="Times New Roman" w:cs="Times New Roman" w:eastAsia="Times New Roman" w:hAnsi="Times New Roman"/>
+                <w:b w:val="false"/>
+                <w:bCs w:val="false"/>
+                <w:sz w:val="19"/>
+                <w:szCs w:val="19"/>
+              </w:rPr>
+              <w:t xml:space="preserve">0,5900</w:t>
+            </w:r>
+          </w:p>
+        </w:tc>
+        <w:tc>
+          <w:tcPr>
+            <w:tcW w:type="dxa" w:w="1600"/>
+            <w:tcMar>
+              <w:top w:type="dxa" w:w="60"/>
+              <w:left w:type="dxa" w:w="90"/>
+              <w:bottom w:type="dxa" w:w="60"/>
+              <w:right w:type="dxa" w:w="90"/>
+            </w:tcMar>
+          </w:tcPr>
+          <w:p>
+            <w:pPr>
+              <w:spacing w:after="0" w:line="240"/>
+              <w:jc w:val="center"/>
+            </w:pPr>
+            <w:r>
+              <w:rPr>
+                <w:rFonts w:ascii="Times New Roman" w:cs="Times New Roman" w:eastAsia="Times New Roman" w:hAnsi="Times New Roman"/>
+                <w:b w:val="false"/>
+                <w:bCs w:val="false"/>
+                <w:sz w:val="19"/>
+                <w:szCs w:val="19"/>
+              </w:rPr>
+              <w:t xml:space="preserve">0,2474</w:t>
+            </w:r>
+          </w:p>
+        </w:tc>
+        <w:tc>
+          <w:tcPr>
+            <w:tcW w:type="dxa" w:w="3220"/>
+            <w:tcMar>
+              <w:top w:type="dxa" w:w="60"/>
+              <w:left w:type="dxa" w:w="90"/>
+              <w:bottom w:type="dxa" w:w="60"/>
+              <w:right w:type="dxa" w:w="90"/>
+            </w:tcMar>
+          </w:tcPr>
+          <w:p>
+            <w:pPr>
+              <w:spacing w:after="0" w:line="240"/>
+              <w:jc w:val="left"/>
+            </w:pPr>
+            <w:r>
+              <w:rPr>
+                <w:rFonts w:ascii="Times New Roman" w:cs="Times New Roman" w:eastAsia="Times New Roman" w:hAnsi="Times New Roman"/>
+                <w:b w:val="false"/>
+                <w:bCs w:val="false"/>
+                <w:sz w:val="19"/>
+                <w:szCs w:val="19"/>
+              </w:rPr>
+              <w:t xml:space="preserve">Batas bawah yang harus dilampaui agar model dinyatakan bermanfaat</w:t>
+            </w:r>
+          </w:p>
+        </w:tc>
+      </w:tr>
+      <w:tr>
+        <w:tc>
+          <w:tcPr>
+            <w:tcW w:type="dxa" w:w="2600"/>
+            <w:tcMar>
+              <w:top w:type="dxa" w:w="60"/>
+              <w:left w:type="dxa" w:w="90"/>
+              <w:bottom w:type="dxa" w:w="60"/>
+              <w:right w:type="dxa" w:w="90"/>
+            </w:tcMar>
+          </w:tcPr>
+          <w:p>
+            <w:pPr>
+              <w:spacing w:after="0" w:line="240"/>
+              <w:jc w:val="left"/>
+            </w:pPr>
+            <w:r>
+              <w:rPr>
+                <w:rFonts w:ascii="Times New Roman" w:cs="Times New Roman" w:eastAsia="Times New Roman" w:hAnsi="Times New Roman"/>
+                <w:b w:val="false"/>
+                <w:bCs w:val="false"/>
+                <w:sz w:val="19"/>
+                <w:szCs w:val="19"/>
+              </w:rPr>
+              <w:t xml:space="preserve">Hanya koordinat lintang dan bujur</w:t>
+            </w:r>
+          </w:p>
+        </w:tc>
+        <w:tc>
+          <w:tcPr>
+            <w:tcW w:type="dxa" w:w="1600"/>
+            <w:tcMar>
+              <w:top w:type="dxa" w:w="60"/>
+              <w:left w:type="dxa" w:w="90"/>
+              <w:bottom w:type="dxa" w:w="60"/>
+              <w:right w:type="dxa" w:w="90"/>
+            </w:tcMar>
+          </w:tcPr>
+          <w:p>
+            <w:pPr>
+              <w:spacing w:after="0" w:line="240"/>
+              <w:jc w:val="center"/>
+            </w:pPr>
+            <w:r>
+              <w:rPr>
+                <w:rFonts w:ascii="Times New Roman" w:cs="Times New Roman" w:eastAsia="Times New Roman" w:hAnsi="Times New Roman"/>
+                <w:b w:val="false"/>
+                <w:bCs w:val="false"/>
+                <w:sz w:val="19"/>
+                <w:szCs w:val="19"/>
+              </w:rPr>
+              <w:t xml:space="preserve">0,6809</w:t>
+            </w:r>
+          </w:p>
+        </w:tc>
+        <w:tc>
+          <w:tcPr>
+            <w:tcW w:type="dxa" w:w="1600"/>
+            <w:tcMar>
+              <w:top w:type="dxa" w:w="60"/>
+              <w:left w:type="dxa" w:w="90"/>
+              <w:bottom w:type="dxa" w:w="60"/>
+              <w:right w:type="dxa" w:w="90"/>
+            </w:tcMar>
+          </w:tcPr>
+          <w:p>
+            <w:pPr>
+              <w:spacing w:after="0" w:line="240"/>
+              <w:jc w:val="center"/>
+            </w:pPr>
+            <w:r>
+              <w:rPr>
+                <w:rFonts w:ascii="Times New Roman" w:cs="Times New Roman" w:eastAsia="Times New Roman" w:hAnsi="Times New Roman"/>
+                <w:b w:val="false"/>
+                <w:bCs w:val="false"/>
+                <w:sz w:val="19"/>
+                <w:szCs w:val="19"/>
+              </w:rPr>
+              <w:t xml:space="preserve">0,5341</w:t>
+            </w:r>
+          </w:p>
+        </w:tc>
+        <w:tc>
+          <w:tcPr>
+            <w:tcW w:type="dxa" w:w="3220"/>
+            <w:tcMar>
+              <w:top w:type="dxa" w:w="60"/>
+              <w:left w:type="dxa" w:w="90"/>
+              <w:bottom w:type="dxa" w:w="60"/>
+              <w:right w:type="dxa" w:w="90"/>
+            </w:tcMar>
+          </w:tcPr>
+          <w:p>
+            <w:pPr>
+              <w:spacing w:after="0" w:line="240"/>
+              <w:jc w:val="left"/>
+            </w:pPr>
+            <w:r>
+              <w:rPr>
+                <w:rFonts w:ascii="Times New Roman" w:cs="Times New Roman" w:eastAsia="Times New Roman" w:hAnsi="Times New Roman"/>
+                <w:b w:val="false"/>
+                <w:bCs w:val="false"/>
+                <w:sz w:val="19"/>
+                <w:szCs w:val="19"/>
+              </w:rPr>
+              <w:t xml:space="preserve">Turun tajam dari 0,9946 pada rancangan kedua; geografi tetap informatif, tetapi tidak lagi menentukan label</w:t>
+            </w:r>
+          </w:p>
+        </w:tc>
+      </w:tr>
+      <w:tr>
+        <w:tc>
+          <w:tcPr>
+            <w:tcW w:type="dxa" w:w="2600"/>
+            <w:tcMar>
+              <w:top w:type="dxa" w:w="60"/>
+              <w:left w:type="dxa" w:w="90"/>
+              <w:bottom w:type="dxa" w:w="60"/>
+              <w:right w:type="dxa" w:w="90"/>
+            </w:tcMar>
+          </w:tcPr>
+          <w:p>
+            <w:pPr>
+              <w:spacing w:after="0" w:line="240"/>
+              <w:jc w:val="left"/>
+            </w:pPr>
+            <w:r>
+              <w:rPr>
+                <w:rFonts w:ascii="Times New Roman" w:cs="Times New Roman" w:eastAsia="Times New Roman" w:hAnsi="Times New Roman"/>
+                <w:b w:val="false"/>
+                <w:bCs w:val="false"/>
+                <w:sz w:val="19"/>
+                <w:szCs w:val="19"/>
+              </w:rPr>
+              <w:t xml:space="preserve">Hanya metrik jaringan seismograf</w:t>
+            </w:r>
+          </w:p>
+        </w:tc>
+        <w:tc>
+          <w:tcPr>
+            <w:tcW w:type="dxa" w:w="1600"/>
+            <w:tcMar>
+              <w:top w:type="dxa" w:w="60"/>
+              <w:left w:type="dxa" w:w="90"/>
+              <w:bottom w:type="dxa" w:w="60"/>
+              <w:right w:type="dxa" w:w="90"/>
+            </w:tcMar>
+          </w:tcPr>
+          <w:p>
+            <w:pPr>
+              <w:spacing w:after="0" w:line="240"/>
+              <w:jc w:val="center"/>
+            </w:pPr>
+            <w:r>
+              <w:rPr>
+                <w:rFonts w:ascii="Times New Roman" w:cs="Times New Roman" w:eastAsia="Times New Roman" w:hAnsi="Times New Roman"/>
+                <w:b w:val="false"/>
+                <w:bCs w:val="false"/>
+                <w:sz w:val="19"/>
+                <w:szCs w:val="19"/>
+              </w:rPr>
+              <w:t xml:space="preserve">0,5785</w:t>
+            </w:r>
+          </w:p>
+        </w:tc>
+        <w:tc>
+          <w:tcPr>
+            <w:tcW w:type="dxa" w:w="1600"/>
+            <w:tcMar>
+              <w:top w:type="dxa" w:w="60"/>
+              <w:left w:type="dxa" w:w="90"/>
+              <w:bottom w:type="dxa" w:w="60"/>
+              <w:right w:type="dxa" w:w="90"/>
+            </w:tcMar>
+          </w:tcPr>
+          <w:p>
+            <w:pPr>
+              <w:spacing w:after="0" w:line="240"/>
+              <w:jc w:val="center"/>
+            </w:pPr>
+            <w:r>
+              <w:rPr>
+                <w:rFonts w:ascii="Times New Roman" w:cs="Times New Roman" w:eastAsia="Times New Roman" w:hAnsi="Times New Roman"/>
+                <w:b w:val="false"/>
+                <w:bCs w:val="false"/>
+                <w:sz w:val="19"/>
+                <w:szCs w:val="19"/>
+              </w:rPr>
+              <w:t xml:space="preserve">0,3081</w:t>
+            </w:r>
+          </w:p>
+        </w:tc>
+        <w:tc>
+          <w:tcPr>
+            <w:tcW w:type="dxa" w:w="3220"/>
+            <w:tcMar>
+              <w:top w:type="dxa" w:w="60"/>
+              <w:left w:type="dxa" w:w="90"/>
+              <w:bottom w:type="dxa" w:w="60"/>
+              <w:right w:type="dxa" w:w="90"/>
+            </w:tcMar>
+          </w:tcPr>
+          <w:p>
+            <w:pPr>
+              <w:spacing w:after="0" w:line="240"/>
+              <w:jc w:val="left"/>
+            </w:pPr>
+            <w:r>
+              <w:rPr>
+                <w:rFonts w:ascii="Times New Roman" w:cs="Times New Roman" w:eastAsia="Times New Roman" w:hAnsi="Times New Roman"/>
+                <w:b w:val="false"/>
+                <w:bCs w:val="false"/>
+                <w:sz w:val="19"/>
+                <w:szCs w:val="19"/>
+              </w:rPr>
+              <w:t xml:space="preserve">Berada di bawah garis dasar sehingga jalur kebocoran melalui sidik jari lokasi terbukti tertutup</w:t>
+            </w:r>
+          </w:p>
+        </w:tc>
+      </w:tr>
+      <w:tr>
+        <w:tc>
+          <w:tcPr>
+            <w:tcW w:type="dxa" w:w="2600"/>
+            <w:tcMar>
+              <w:top w:type="dxa" w:w="60"/>
+              <w:left w:type="dxa" w:w="90"/>
+              <w:bottom w:type="dxa" w:w="60"/>
+              <w:right w:type="dxa" w:w="90"/>
+            </w:tcMar>
+          </w:tcPr>
+          <w:p>
+            <w:pPr>
+              <w:spacing w:after="0" w:line="240"/>
+              <w:jc w:val="left"/>
+            </w:pPr>
+            <w:r>
+              <w:rPr>
+                <w:rFonts w:ascii="Times New Roman" w:cs="Times New Roman" w:eastAsia="Times New Roman" w:hAnsi="Times New Roman"/>
+                <w:b w:val="false"/>
+                <w:bCs w:val="false"/>
+                <w:sz w:val="19"/>
+                <w:szCs w:val="19"/>
+              </w:rPr>
+              <w:t xml:space="preserve">Seluruh dua belas fitur model</w:t>
+            </w:r>
+          </w:p>
+        </w:tc>
+        <w:tc>
+          <w:tcPr>
+            <w:tcW w:type="dxa" w:w="1600"/>
+            <w:tcMar>
+              <w:top w:type="dxa" w:w="60"/>
+              <w:left w:type="dxa" w:w="90"/>
+              <w:bottom w:type="dxa" w:w="60"/>
+              <w:right w:type="dxa" w:w="90"/>
+            </w:tcMar>
+          </w:tcPr>
+          <w:p>
+            <w:pPr>
+              <w:spacing w:after="0" w:line="240"/>
+              <w:jc w:val="center"/>
+            </w:pPr>
+            <w:r>
+              <w:rPr>
+                <w:rFonts w:ascii="Times New Roman" w:cs="Times New Roman" w:eastAsia="Times New Roman" w:hAnsi="Times New Roman"/>
+                <w:b w:val="false"/>
+                <w:bCs w:val="false"/>
+                <w:sz w:val="19"/>
+                <w:szCs w:val="19"/>
+              </w:rPr>
+              <w:t xml:space="preserve">0,7179</w:t>
+            </w:r>
+          </w:p>
+        </w:tc>
+        <w:tc>
+          <w:tcPr>
+            <w:tcW w:type="dxa" w:w="1600"/>
+            <w:tcMar>
+              <w:top w:type="dxa" w:w="60"/>
+              <w:left w:type="dxa" w:w="90"/>
+              <w:bottom w:type="dxa" w:w="60"/>
+              <w:right w:type="dxa" w:w="90"/>
+            </w:tcMar>
+          </w:tcPr>
+          <w:p>
+            <w:pPr>
+              <w:spacing w:after="0" w:line="240"/>
+              <w:jc w:val="center"/>
+            </w:pPr>
+            <w:r>
+              <w:rPr>
+                <w:rFonts w:ascii="Times New Roman" w:cs="Times New Roman" w:eastAsia="Times New Roman" w:hAnsi="Times New Roman"/>
+                <w:b w:val="false"/>
+                <w:bCs w:val="false"/>
+                <w:sz w:val="19"/>
+                <w:szCs w:val="19"/>
+              </w:rPr>
+              <w:t xml:space="preserve">0,6267</w:t>
+            </w:r>
+          </w:p>
+        </w:tc>
+        <w:tc>
+          <w:tcPr>
+            <w:tcW w:type="dxa" w:w="3220"/>
+            <w:tcMar>
+              <w:top w:type="dxa" w:w="60"/>
+              <w:left w:type="dxa" w:w="90"/>
+              <w:bottom w:type="dxa" w:w="60"/>
+              <w:right w:type="dxa" w:w="90"/>
+            </w:tcMar>
+          </w:tcPr>
+          <w:p>
+            <w:pPr>
+              <w:spacing w:after="0" w:line="240"/>
+              <w:jc w:val="left"/>
+            </w:pPr>
+            <w:r>
+              <w:rPr>
+                <w:rFonts w:ascii="Times New Roman" w:cs="Times New Roman" w:eastAsia="Times New Roman" w:hAnsi="Times New Roman"/>
+                <w:b w:val="false"/>
+                <w:bCs w:val="false"/>
+                <w:sz w:val="19"/>
+                <w:szCs w:val="19"/>
+              </w:rPr>
+              <w:t xml:space="preserve">Unggul jauh atas garis dasar, menandakan model mempelajari pola yang sesungguhnya</w:t>
+            </w:r>
+          </w:p>
+        </w:tc>
+      </w:tr>
+    </w:tbl>
+    <w:p>
+      <w:pPr>
+        <w:spacing w:after="120" w:line="276"/>
+        <w:jc w:val="both"/>
+      </w:pPr>
+      <w:r>
+        <w:rPr>
+          <w:rFonts w:ascii="Times New Roman" w:cs="Times New Roman" w:eastAsia="Times New Roman" w:hAnsi="Times New Roman"/>
+          <w:sz w:val="24"/>
+          <w:szCs w:val="24"/>
+        </w:rPr>
+        <w:t xml:space="preserve">Hasil pada Tabel 12 menunjukkan bahwa perbaikan berhasil. Model berbasis koordinat turun dari 0,9946 menjadi 0,6809, sedangkan model berbasis metrik jaringan seismograf turun hingga di bawah garis dasar kelas mayoritas. Angka terakhir merupakan bukti terkuat bahwa jalur kebocoran melalui sidik jari lokasi telah tertutup, sebab metrik yang semula menjadi perantara kebocoran kini tidak lagi memberikan keuntungan apa pun dibandingkan tebakan kelas mayoritas.</w:t>
+      </w:r>
+    </w:p>
+    <w:p>
+      <w:pPr>
+        <w:spacing w:after="120" w:line="276"/>
+        <w:jc w:val="both"/>
+      </w:pPr>
+      <w:r>
+        <w:rPr>
+          <w:rFonts w:ascii="Times New Roman" w:cs="Times New Roman" w:eastAsia="Times New Roman" w:hAnsi="Times New Roman"/>
+          <w:sz w:val="24"/>
+          <w:szCs w:val="24"/>
+        </w:rPr>
+        <w:t xml:space="preserve">Perlu dicatat bahwa akurasi model utama nyaris tidak berubah, yaitu 0,7212 pada rancangan kedua dan 0,7179 pada rancangan ketiga. Kesamaan angka tersebut berpotensi menyesatkan apabila dibaca tanpa konteks. Meskipun angkanya serupa, maknanya berbeda secara mendasar: angka pertama sebagian besar berasal dari kemampuan menebak lokasi, sedangkan angka kedua berasal dari kemampuan memprediksi tingkat aktivitas mendatang. Hal ini menegaskan bahwa metrik kinerja tidak dapat dinilai terlepas dari keabsahan definisi labelnya.</w:t>
+      </w:r>
+    </w:p>
+    <w:p>
+      <w:pPr>
+        <w:pStyle w:val="Heading3"/>
+        <w:spacing w:after="100" w:before="180"/>
+      </w:pPr>
+      <w:r>
+        <w:rPr>
+          <w:rFonts w:ascii="Times New Roman" w:cs="Times New Roman" w:eastAsia="Times New Roman" w:hAnsi="Times New Roman"/>
+          <w:b/>
+          <w:bCs/>
+          <w:sz w:val="24"/>
+          <w:szCs w:val="24"/>
+        </w:rPr>
+        <w:t xml:space="preserve">Sebaran Kelas dan Daftar Fitur</w:t>
+      </w:r>
+    </w:p>
+    <w:p>
+      <w:pPr>
+        <w:spacing w:after="120" w:line="276"/>
+        <w:jc w:val="both"/>
+      </w:pPr>
+      <w:r>
+        <w:rPr>
+          <w:rFonts w:ascii="Times New Roman" w:cs="Times New Roman" w:eastAsia="Times New Roman" w:hAnsi="Times New Roman"/>
+          <w:sz w:val="24"/>
+          <w:szCs w:val="24"/>
+        </w:rPr>
+        <w:t xml:space="preserve">Setelah label diperbaiki, sebanyak 192 dari 430 zona memiliki label yang bervariasi menurut waktu. Sebanyak 238 zona sisanya tetap berlabel tunggal karena merupakan zona berfrekuensi rendah dengan median hanya lima kejadian sepanjang sebelas tahun sehingga tidak memiliki variasi aktivitas yang cukup untuk membentuk perbedaan kelas. Keterbatasan tersebut bersifat melekat pada data dan dicatat sebagai batasan penelitian.</w:t>
+      </w:r>
+    </w:p>
+    <w:p>
+      <w:pPr>
+        <w:spacing w:after="160" w:before="80"/>
+        <w:jc w:val="center"/>
+      </w:pPr>
+      <w:r>
+        <w:rPr>
+          <w:rFonts w:ascii="Times New Roman" w:cs="Times New Roman" w:eastAsia="Times New Roman" w:hAnsi="Times New Roman"/>
+          <w:sz w:val="20"/>
+          <w:szCs w:val="20"/>
+        </w:rPr>
+        <w:t xml:space="preserve">Tabel 13. Distribusi Kelas Label Risiko</w:t>
       </w:r>
     </w:p>
     <w:tbl>
@@ -12372,7 +13866,7 @@
                 <w:sz w:val="20"/>
                 <w:szCs w:val="20"/>
               </w:rPr>
-              <w:t xml:space="preserve">11.477</w:t>
+              <w:t xml:space="preserve">11.494</w:t>
             </w:r>
           </w:p>
         </w:tc>
@@ -12399,7 +13893,7 @@
                 <w:sz w:val="20"/>
                 <w:szCs w:val="20"/>
               </w:rPr>
-              <w:t xml:space="preserve">59,57%</w:t>
+              <w:t xml:space="preserve">59,65 persen</w:t>
             </w:r>
           </w:p>
         </w:tc>
@@ -12426,7 +13920,7 @@
                 <w:sz w:val="20"/>
                 <w:szCs w:val="20"/>
               </w:rPr>
-              <w:t xml:space="preserve">3.424</w:t>
+              <w:t xml:space="preserve">3.280</w:t>
             </w:r>
           </w:p>
         </w:tc>
@@ -12482,7 +13976,7 @@
                 <w:sz w:val="20"/>
                 <w:szCs w:val="20"/>
               </w:rPr>
-              <w:t xml:space="preserve">4.877</w:t>
+              <w:t xml:space="preserve">4.763</w:t>
             </w:r>
           </w:p>
         </w:tc>
@@ -12509,7 +14003,7 @@
                 <w:sz w:val="20"/>
                 <w:szCs w:val="20"/>
               </w:rPr>
-              <w:t xml:space="preserve">25,31%</w:t>
+              <w:t xml:space="preserve">24,72 persen</w:t>
             </w:r>
           </w:p>
         </w:tc>
@@ -12536,7 +14030,7 @@
                 <w:sz w:val="20"/>
                 <w:szCs w:val="20"/>
               </w:rPr>
-              <w:t xml:space="preserve">1.533</w:t>
+              <w:t xml:space="preserve">1.331</w:t>
             </w:r>
           </w:p>
         </w:tc>
@@ -12592,7 +14086,7 @@
                 <w:sz w:val="20"/>
                 <w:szCs w:val="20"/>
               </w:rPr>
-              <w:t xml:space="preserve">2.912</w:t>
+              <w:t xml:space="preserve">3.009</w:t>
             </w:r>
           </w:p>
         </w:tc>
@@ -12619,7 +14113,7 @@
                 <w:sz w:val="20"/>
                 <w:szCs w:val="20"/>
               </w:rPr>
-              <w:t xml:space="preserve">15,11%</w:t>
+              <w:t xml:space="preserve">15,63 persen</w:t>
             </w:r>
           </w:p>
         </w:tc>
@@ -12646,7 +14140,7 @@
                 <w:sz w:val="20"/>
                 <w:szCs w:val="20"/>
               </w:rPr>
-              <w:t xml:space="preserve">932</w:t>
+              <w:t xml:space="preserve">948</w:t>
             </w:r>
           </w:p>
         </w:tc>
@@ -12729,7 +14223,7 @@
                 <w:sz w:val="20"/>
                 <w:szCs w:val="20"/>
               </w:rPr>
-              <w:t xml:space="preserve">100%</w:t>
+              <w:t xml:space="preserve">100 persen</w:t>
             </w:r>
           </w:p>
         </w:tc>
@@ -12756,7 +14250,7 @@
                 <w:sz w:val="20"/>
                 <w:szCs w:val="20"/>
               </w:rPr>
-              <w:t xml:space="preserve">5.889</w:t>
+              <w:t xml:space="preserve">5.559</w:t>
             </w:r>
           </w:p>
         </w:tc>
@@ -12773,7 +14267,7 @@
           <w:sz w:val="24"/>
           <w:szCs w:val="24"/>
         </w:rPr>
-        <w:t xml:space="preserve">Distribusi kelas yang dihasilkan bersifat tidak seimbang dengan kelas rendah mendominasi hampir enam puluh persen data. Ketidakseimbangan ini merupakan konsekuensi langsung dari penetapan ambang persentil dan bukan merupakan anomali. Implikasinya terhadap evaluasi model adalah metrik akurasi menjadi kurang informatif, karena model yang selalu memprediksi kelas rendah akan mencapai akurasi 59,57% tanpa kemampuan diskriminatif sama sekali. Oleh karena itu, metrik F1 makro yang memberikan bobot setara pada setiap kelas digunakan sebagai metrik utama evaluasi.</w:t>
+        <w:t xml:space="preserve">Sebaran kelas bersifat tidak seimbang dengan kelas rendah mendominasi hampir enam puluh persen data. Ketidakseimbangan tersebut merupakan konsekuensi langsung penetapan ambang persentil, bukan keganjilan. Implikasinya terhadap evaluasi adalah metrik akurasi menjadi kurang informatif karena model yang selalu memprediksi kelas rendah sudah mencapai akurasi 0,5900 tanpa kemampuan membedakan sama sekali. Oleh karena itu, metrik F1 makro yang memberikan bobot setara pada setiap kelas dipakai sebagai metrik utama.</w:t>
       </w:r>
     </w:p>
     <w:p>
@@ -12784,12 +14278,10 @@
       <w:r>
         <w:rPr>
           <w:rFonts w:ascii="Times New Roman" w:cs="Times New Roman" w:eastAsia="Times New Roman" w:hAnsi="Times New Roman"/>
-          <w:b w:val="false"/>
-          <w:bCs w:val="false"/>
           <w:sz w:val="20"/>
           <w:szCs w:val="20"/>
         </w:rPr>
-        <w:t xml:space="preserve">Tabel 12. Daftar Fitur Model dan Justifikasinya</w:t>
+        <w:t xml:space="preserve">Tabel 14. Daftar Fitur Model dan Justifikasinya</w:t>
       </w:r>
     </w:p>
     <w:tbl>
@@ -12922,7 +14414,7 @@
                 <w:sz w:val="19"/>
                 <w:szCs w:val="19"/>
               </w:rPr>
-              <w:t xml:space="preserve">depth_km</w:t>
+              <w:t xml:space="preserve">mag</w:t>
             </w:r>
           </w:p>
         </w:tc>
@@ -12976,7 +14468,7 @@
                 <w:sz w:val="19"/>
                 <w:szCs w:val="19"/>
               </w:rPr>
-              <w:t xml:space="preserve">Kedalaman hiposenter menentukan intensitas guncangan permukaan; gempa dangkal berdampak lebih besar pada magnitude setara</w:t>
+              <w:t xml:space="preserve">Magnitudo kejadian saat ini; tersedia pada saat prediksi dan menjadi penanda tingkat pelepasan energi terkini</w:t>
             </w:r>
           </w:p>
         </w:tc>
@@ -13005,7 +14497,7 @@
                 <w:sz w:val="19"/>
                 <w:szCs w:val="19"/>
               </w:rPr>
-              <w:t xml:space="preserve">gap</w:t>
+              <w:t xml:space="preserve">depth_km</w:t>
             </w:r>
           </w:p>
         </w:tc>
@@ -13059,7 +14551,7 @@
                 <w:sz w:val="19"/>
                 <w:szCs w:val="19"/>
               </w:rPr>
-              <w:t xml:space="preserve">Celah azimut jaringan pengamat; nilai kecil menandakan kepadatan pemantauan tinggi di wilayah tersebut</w:t>
+              <w:t xml:space="preserve">Kedalaman hiposenter menentukan intensitas guncangan permukaan</w:t>
             </w:r>
           </w:p>
         </w:tc>
@@ -13088,7 +14580,7 @@
                 <w:sz w:val="19"/>
                 <w:szCs w:val="19"/>
               </w:rPr>
-              <w:t xml:space="preserve">dmin</w:t>
+              <w:t xml:space="preserve">gap</w:t>
             </w:r>
           </w:p>
         </w:tc>
@@ -13142,7 +14634,7 @@
                 <w:sz w:val="19"/>
                 <w:szCs w:val="19"/>
               </w:rPr>
-              <w:t xml:space="preserve">Jarak ke stasiun terdekat; merefleksikan kedekatan infrastruktur pemantauan</w:t>
+              <w:t xml:space="preserve">Celah azimut jaringan pengamat; nilai kecil menandakan kerapatan pemantauan tinggi</w:t>
             </w:r>
           </w:p>
         </w:tc>
@@ -13171,7 +14663,7 @@
                 <w:sz w:val="19"/>
                 <w:szCs w:val="19"/>
               </w:rPr>
-              <w:t xml:space="preserve">rms</w:t>
+              <w:t xml:space="preserve">dmin</w:t>
             </w:r>
           </w:p>
         </w:tc>
@@ -13225,7 +14717,7 @@
                 <w:sz w:val="19"/>
                 <w:szCs w:val="19"/>
               </w:rPr>
-              <w:t xml:space="preserve">Akar rerata kuadrat residual penentuan lokasi; indikator kualitas solusi hiposenter</w:t>
+              <w:t xml:space="preserve">Jarak ke stasiun terdekat; mencerminkan kedekatan infrastruktur pemantauan</w:t>
             </w:r>
           </w:p>
         </w:tc>
@@ -13254,7 +14746,7 @@
                 <w:sz w:val="19"/>
                 <w:szCs w:val="19"/>
               </w:rPr>
-              <w:t xml:space="preserve">nst</w:t>
+              <w:t xml:space="preserve">rms</w:t>
             </w:r>
           </w:p>
         </w:tc>
@@ -13308,7 +14800,7 @@
                 <w:sz w:val="19"/>
                 <w:szCs w:val="19"/>
               </w:rPr>
-              <w:t xml:space="preserve">Jumlah stasiun yang berkontribusi; proksi intensitas pemantauan wilayah</w:t>
+              <w:t xml:space="preserve">Akar rerata kuadrat residual penentuan lokasi; indikator mutu solusi hiposenter</w:t>
             </w:r>
           </w:p>
         </w:tc>
@@ -13337,7 +14829,7 @@
                 <w:sz w:val="19"/>
                 <w:szCs w:val="19"/>
               </w:rPr>
-              <w:t xml:space="preserve">energy</w:t>
+              <w:t xml:space="preserve">nst</w:t>
             </w:r>
           </w:p>
         </w:tc>
@@ -13391,7 +14883,7 @@
                 <w:sz w:val="19"/>
                 <w:szCs w:val="19"/>
               </w:rPr>
-              <w:t xml:space="preserve">Energi seismik yang dihitung dari magnitude melalui formula logaritmik; representasi fisik pelepasan energi</w:t>
+              <w:t xml:space="preserve">Jumlah stasiun yang berkontribusi; proksi intensitas pemantauan wilayah</w:t>
             </w:r>
           </w:p>
         </w:tc>
@@ -13420,7 +14912,7 @@
                 <w:sz w:val="19"/>
                 <w:szCs w:val="19"/>
               </w:rPr>
-              <w:t xml:space="preserve">event_count_7d</w:t>
+              <w:t xml:space="preserve">energy</w:t>
             </w:r>
           </w:p>
         </w:tc>
@@ -13474,7 +14966,7 @@
                 <w:sz w:val="19"/>
                 <w:szCs w:val="19"/>
               </w:rPr>
-              <w:t xml:space="preserve">Jumlah kejadian pada zona sama dalam tujuh hari sebelumnya; indikator intensitas aktivitas terkini</w:t>
+              <w:t xml:space="preserve">Energi seismik hasil perhitungan logaritmik dari magnitudo; representasi fisik pelepasan energi</w:t>
             </w:r>
           </w:p>
         </w:tc>
@@ -13503,7 +14995,7 @@
                 <w:sz w:val="19"/>
                 <w:szCs w:val="19"/>
               </w:rPr>
-              <w:t xml:space="preserve">days_since_last_event</w:t>
+              <w:t xml:space="preserve">shallow_flag</w:t>
             </w:r>
           </w:p>
         </w:tc>
@@ -13530,7 +15022,7 @@
                 <w:sz w:val="19"/>
                 <w:szCs w:val="19"/>
               </w:rPr>
-              <w:t xml:space="preserve">Numerik</w:t>
+              <w:t xml:space="preserve">Biner</w:t>
             </w:r>
           </w:p>
         </w:tc>
@@ -13557,7 +15049,7 @@
                 <w:sz w:val="19"/>
                 <w:szCs w:val="19"/>
               </w:rPr>
-              <w:t xml:space="preserve">Selang waktu sejak kejadian terakhir di zona sama; indikator keteraturan aktivitas</w:t>
+              <w:t xml:space="preserve">Penanda gempa dangkal; gempa dangkal berdampak lebih besar pada magnitudo setara</w:t>
             </w:r>
           </w:p>
         </w:tc>
@@ -13586,7 +15078,7 @@
                 <w:sz w:val="19"/>
                 <w:szCs w:val="19"/>
               </w:rPr>
-              <w:t xml:space="preserve">tsunami</w:t>
+              <w:t xml:space="preserve">event_count_7d</w:t>
             </w:r>
           </w:p>
         </w:tc>
@@ -13613,7 +15105,7 @@
                 <w:sz w:val="19"/>
                 <w:szCs w:val="19"/>
               </w:rPr>
-              <w:t xml:space="preserve">Biner</w:t>
+              <w:t xml:space="preserve">Numerik</w:t>
             </w:r>
           </w:p>
         </w:tc>
@@ -13640,7 +15132,7 @@
                 <w:sz w:val="19"/>
                 <w:szCs w:val="19"/>
               </w:rPr>
-              <w:t xml:space="preserve">Indikator potensi tsunami dari sumber; menandai kejadian dengan karakteristik khusus</w:t>
+              <w:t xml:space="preserve">Jumlah kejadian di zona sama dalam tujuh hari sebelumnya; indikator lonjakan aktivitas jangka pendek</w:t>
             </w:r>
           </w:p>
         </w:tc>
@@ -13669,6 +15161,255 @@
                 <w:sz w:val="19"/>
                 <w:szCs w:val="19"/>
               </w:rPr>
+              <w:t xml:space="preserve">event_count_30d</w:t>
+            </w:r>
+          </w:p>
+        </w:tc>
+        <w:tc>
+          <w:tcPr>
+            <w:tcW w:type="dxa" w:w="1600"/>
+            <w:tcMar>
+              <w:top w:type="dxa" w:w="60"/>
+              <w:left w:type="dxa" w:w="90"/>
+              <w:bottom w:type="dxa" w:w="60"/>
+              <w:right w:type="dxa" w:w="90"/>
+            </w:tcMar>
+          </w:tcPr>
+          <w:p>
+            <w:pPr>
+              <w:spacing w:after="0" w:line="240"/>
+              <w:jc w:val="left"/>
+            </w:pPr>
+            <w:r>
+              <w:rPr>
+                <w:rFonts w:ascii="Times New Roman" w:cs="Times New Roman" w:eastAsia="Times New Roman" w:hAnsi="Times New Roman"/>
+                <w:b w:val="false"/>
+                <w:bCs w:val="false"/>
+                <w:sz w:val="19"/>
+                <w:szCs w:val="19"/>
+              </w:rPr>
+              <w:t xml:space="preserve">Numerik</w:t>
+            </w:r>
+          </w:p>
+        </w:tc>
+        <w:tc>
+          <w:tcPr>
+            <w:tcW w:type="dxa" w:w="5320"/>
+            <w:tcMar>
+              <w:top w:type="dxa" w:w="60"/>
+              <w:left w:type="dxa" w:w="90"/>
+              <w:bottom w:type="dxa" w:w="60"/>
+              <w:right w:type="dxa" w:w="90"/>
+            </w:tcMar>
+          </w:tcPr>
+          <w:p>
+            <w:pPr>
+              <w:spacing w:after="0" w:line="240"/>
+              <w:jc w:val="left"/>
+            </w:pPr>
+            <w:r>
+              <w:rPr>
+                <w:rFonts w:ascii="Times New Roman" w:cs="Times New Roman" w:eastAsia="Times New Roman" w:hAnsi="Times New Roman"/>
+                <w:b w:val="false"/>
+                <w:bCs w:val="false"/>
+                <w:sz w:val="19"/>
+                <w:szCs w:val="19"/>
+              </w:rPr>
+              <w:t xml:space="preserve">Jumlah kejadian di zona sama dalam tiga puluh hari sebelumnya; indikator tingkat aktivitas dasar</w:t>
+            </w:r>
+          </w:p>
+        </w:tc>
+      </w:tr>
+      <w:tr>
+        <w:tc>
+          <w:tcPr>
+            <w:tcW w:type="dxa" w:w="2100"/>
+            <w:tcMar>
+              <w:top w:type="dxa" w:w="60"/>
+              <w:left w:type="dxa" w:w="90"/>
+              <w:bottom w:type="dxa" w:w="60"/>
+              <w:right w:type="dxa" w:w="90"/>
+            </w:tcMar>
+          </w:tcPr>
+          <w:p>
+            <w:pPr>
+              <w:spacing w:after="0" w:line="240"/>
+              <w:jc w:val="left"/>
+            </w:pPr>
+            <w:r>
+              <w:rPr>
+                <w:rFonts w:ascii="Times New Roman" w:cs="Times New Roman" w:eastAsia="Times New Roman" w:hAnsi="Times New Roman"/>
+                <w:b w:val="false"/>
+                <w:bCs w:val="false"/>
+                <w:sz w:val="19"/>
+                <w:szCs w:val="19"/>
+              </w:rPr>
+              <w:t xml:space="preserve">days_since_last_event</w:t>
+            </w:r>
+          </w:p>
+        </w:tc>
+        <w:tc>
+          <w:tcPr>
+            <w:tcW w:type="dxa" w:w="1600"/>
+            <w:tcMar>
+              <w:top w:type="dxa" w:w="60"/>
+              <w:left w:type="dxa" w:w="90"/>
+              <w:bottom w:type="dxa" w:w="60"/>
+              <w:right w:type="dxa" w:w="90"/>
+            </w:tcMar>
+          </w:tcPr>
+          <w:p>
+            <w:pPr>
+              <w:spacing w:after="0" w:line="240"/>
+              <w:jc w:val="left"/>
+            </w:pPr>
+            <w:r>
+              <w:rPr>
+                <w:rFonts w:ascii="Times New Roman" w:cs="Times New Roman" w:eastAsia="Times New Roman" w:hAnsi="Times New Roman"/>
+                <w:b w:val="false"/>
+                <w:bCs w:val="false"/>
+                <w:sz w:val="19"/>
+                <w:szCs w:val="19"/>
+              </w:rPr>
+              <w:t xml:space="preserve">Numerik</w:t>
+            </w:r>
+          </w:p>
+        </w:tc>
+        <w:tc>
+          <w:tcPr>
+            <w:tcW w:type="dxa" w:w="5320"/>
+            <w:tcMar>
+              <w:top w:type="dxa" w:w="60"/>
+              <w:left w:type="dxa" w:w="90"/>
+              <w:bottom w:type="dxa" w:w="60"/>
+              <w:right w:type="dxa" w:w="90"/>
+            </w:tcMar>
+          </w:tcPr>
+          <w:p>
+            <w:pPr>
+              <w:spacing w:after="0" w:line="240"/>
+              <w:jc w:val="left"/>
+            </w:pPr>
+            <w:r>
+              <w:rPr>
+                <w:rFonts w:ascii="Times New Roman" w:cs="Times New Roman" w:eastAsia="Times New Roman" w:hAnsi="Times New Roman"/>
+                <w:b w:val="false"/>
+                <w:bCs w:val="false"/>
+                <w:sz w:val="19"/>
+                <w:szCs w:val="19"/>
+              </w:rPr>
+              <w:t xml:space="preserve">Selang waktu sejak kejadian terakhir di zona sama; indikator keteraturan aktivitas</w:t>
+            </w:r>
+          </w:p>
+        </w:tc>
+      </w:tr>
+      <w:tr>
+        <w:tc>
+          <w:tcPr>
+            <w:tcW w:type="dxa" w:w="2100"/>
+            <w:tcMar>
+              <w:top w:type="dxa" w:w="60"/>
+              <w:left w:type="dxa" w:w="90"/>
+              <w:bottom w:type="dxa" w:w="60"/>
+              <w:right w:type="dxa" w:w="90"/>
+            </w:tcMar>
+          </w:tcPr>
+          <w:p>
+            <w:pPr>
+              <w:spacing w:after="0" w:line="240"/>
+              <w:jc w:val="left"/>
+            </w:pPr>
+            <w:r>
+              <w:rPr>
+                <w:rFonts w:ascii="Times New Roman" w:cs="Times New Roman" w:eastAsia="Times New Roman" w:hAnsi="Times New Roman"/>
+                <w:b w:val="false"/>
+                <w:bCs w:val="false"/>
+                <w:sz w:val="19"/>
+                <w:szCs w:val="19"/>
+              </w:rPr>
+              <w:t xml:space="preserve">tsunami</w:t>
+            </w:r>
+          </w:p>
+        </w:tc>
+        <w:tc>
+          <w:tcPr>
+            <w:tcW w:type="dxa" w:w="1600"/>
+            <w:tcMar>
+              <w:top w:type="dxa" w:w="60"/>
+              <w:left w:type="dxa" w:w="90"/>
+              <w:bottom w:type="dxa" w:w="60"/>
+              <w:right w:type="dxa" w:w="90"/>
+            </w:tcMar>
+          </w:tcPr>
+          <w:p>
+            <w:pPr>
+              <w:spacing w:after="0" w:line="240"/>
+              <w:jc w:val="left"/>
+            </w:pPr>
+            <w:r>
+              <w:rPr>
+                <w:rFonts w:ascii="Times New Roman" w:cs="Times New Roman" w:eastAsia="Times New Roman" w:hAnsi="Times New Roman"/>
+                <w:b w:val="false"/>
+                <w:bCs w:val="false"/>
+                <w:sz w:val="19"/>
+                <w:szCs w:val="19"/>
+              </w:rPr>
+              <w:t xml:space="preserve">Biner</w:t>
+            </w:r>
+          </w:p>
+        </w:tc>
+        <w:tc>
+          <w:tcPr>
+            <w:tcW w:type="dxa" w:w="5320"/>
+            <w:tcMar>
+              <w:top w:type="dxa" w:w="60"/>
+              <w:left w:type="dxa" w:w="90"/>
+              <w:bottom w:type="dxa" w:w="60"/>
+              <w:right w:type="dxa" w:w="90"/>
+            </w:tcMar>
+          </w:tcPr>
+          <w:p>
+            <w:pPr>
+              <w:spacing w:after="0" w:line="240"/>
+              <w:jc w:val="left"/>
+            </w:pPr>
+            <w:r>
+              <w:rPr>
+                <w:rFonts w:ascii="Times New Roman" w:cs="Times New Roman" w:eastAsia="Times New Roman" w:hAnsi="Times New Roman"/>
+                <w:b w:val="false"/>
+                <w:bCs w:val="false"/>
+                <w:sz w:val="19"/>
+                <w:szCs w:val="19"/>
+              </w:rPr>
+              <w:t xml:space="preserve">Indikator potensi tsunami dari sumber; menandai kejadian dengan karakteristik khusus</w:t>
+            </w:r>
+          </w:p>
+        </w:tc>
+      </w:tr>
+      <w:tr>
+        <w:tc>
+          <w:tcPr>
+            <w:tcW w:type="dxa" w:w="2100"/>
+            <w:tcMar>
+              <w:top w:type="dxa" w:w="60"/>
+              <w:left w:type="dxa" w:w="90"/>
+              <w:bottom w:type="dxa" w:w="60"/>
+              <w:right w:type="dxa" w:w="90"/>
+            </w:tcMar>
+          </w:tcPr>
+          <w:p>
+            <w:pPr>
+              <w:spacing w:after="0" w:line="240"/>
+              <w:jc w:val="left"/>
+            </w:pPr>
+            <w:r>
+              <w:rPr>
+                <w:rFonts w:ascii="Times New Roman" w:cs="Times New Roman" w:eastAsia="Times New Roman" w:hAnsi="Times New Roman"/>
+                <w:b w:val="false"/>
+                <w:bCs w:val="false"/>
+                <w:sz w:val="19"/>
+                <w:szCs w:val="19"/>
+              </w:rPr>
               <w:t xml:space="preserve">mag_type</w:t>
             </w:r>
           </w:p>
@@ -13723,7 +15464,7 @@
                 <w:sz w:val="19"/>
                 <w:szCs w:val="19"/>
               </w:rPr>
-              <w:t xml:space="preserve">Skala magnitude yang digunakan; berbeda skala memiliki karakteristik pengukuran berbeda</w:t>
+              <w:t xml:space="preserve">Skala magnitudo yang digunakan; skala berbeda memiliki karakteristik pengukuran berbeda</w:t>
             </w:r>
           </w:p>
         </w:tc>
@@ -13740,7 +15481,7 @@
           <w:sz w:val="24"/>
           <w:szCs w:val="24"/>
         </w:rPr>
-        <w:t xml:space="preserve">Fitur energy tetap dipertahankan meskipun merupakan turunan dari mag yang dikeluarkan. Keputusan ini didasarkan pada perbedaan sifat kedua besaran tersebut. Magnitude merupakan skala logaritmik yang berkorelasi linear dengan sig, sementara energi merupakan besaran fisik dengan skala eksponensial yang merepresentasikan pelepasan energi aktual. Pemeriksaan korelasi setelah perbaikan menunjukkan korelasi antara energy dan skor risiko hanya sebesar 0,0008, menegaskan bahwa fitur ini tidak menimbulkan kebocoran.</w:t>
+        <w:t xml:space="preserve">Perlu dicatat bahwa fitur mag, shallow_flag, dan event_count_30d dikembalikan sebagai masukan model pada rancangan ketiga, padahal ketiganya dikeluarkan pada rancangan kedua. Perubahan tersebut bukan kelonggaran, melainkan konsekuensi logis dari perubahan definisi label. Pada rancangan kedua ketiganya merupakan komponen langsung pembentuk skor risiko sehingga penggunaannya menimbulkan kebocoran. Pada rancangan ketiga label dihitung dari jendela ke depan sehingga ketiga atribut tersebut merupakan informasi yang memang tersedia pada saat prediksi dilakukan dan sah dipakai.</w:t>
       </w:r>
     </w:p>
     <w:p>
@@ -13754,7 +15495,21 @@
           <w:sz w:val="24"/>
           <w:szCs w:val="24"/>
         </w:rPr>
-        <w:t xml:space="preserve">Perhitungan fitur temporal event_count_7d dan days_since_last_event dilakukan menggunakan pendekatan jendela geser yang hanya mempertimbangkan kejadian sebelum waktu kejadian yang bersangkutan. Pembatasan ini penting untuk mencegah kebocoran temporal, di mana informasi dari masa depan digunakan untuk memprediksi masa lalu. Verifikasi kinerja menunjukkan perhitungan untuk 19.266 baris memerlukan waktu sekitar satu detik, menunjukkan bahwa pendekatan jendela geser berhasil menghindari kompleksitas kuadratik.</w:t>
+        <w:t xml:space="preserve">Sebaliknya, kolom sig tetap dikecualikan dari daftar fitur meskipun tersedia. Alasannya, sebagian komponen penyusun sig berasal dari laporan masyarakat yang baru terkumpul setelah kejadian berlangsung sehingga nilainya belum tentu tersedia pada saat prediksi perlu dilakukan. Pengecualian tersebut menjaga agar model tetap dapat diterapkan pada kondisi operasional nyata.</w:t>
+      </w:r>
+    </w:p>
+    <w:p>
+      <w:pPr>
+        <w:spacing w:after="120" w:line="276"/>
+        <w:jc w:val="both"/>
+      </w:pPr>
+      <w:r>
+        <w:rPr>
+          <w:rFonts w:ascii="Times New Roman" w:cs="Times New Roman" w:eastAsia="Times New Roman" w:hAnsi="Times New Roman"/>
+          <w:sz w:val="24"/>
+          <w:szCs w:val="24"/>
+        </w:rPr>
+        <w:t xml:space="preserve">Perhitungan fitur temporal dilakukan dengan pendekatan jendela geser yang hanya mempertimbangkan kejadian sebelum waktu kejadian bersangkutan. Pembatasan itu penting untuk mencegah kebocoran temporal pada sisi fitur. Verifikasi kinerja menunjukkan perhitungan untuk 19.266 baris memerlukan waktu sekitar sepuluh detik sehingga pendekatan jendela geser berhasil menghindari kerumitan kuadratik.</w:t>
       </w:r>
     </w:p>
     <w:p>
@@ -13784,7 +15539,7 @@
           <w:sz w:val="24"/>
           <w:szCs w:val="24"/>
         </w:rPr>
-        <w:t xml:space="preserve">Tiga algoritma dipilih untuk dibandingkan, masing-masing merepresentasikan pendekatan pemodelan yang berbeda.</w:t>
+        <w:t xml:space="preserve">Tiga algoritme dipilih untuk dibandingkan; masing-masing mewakili pendekatan pemodelan yang berbeda.</w:t>
       </w:r>
     </w:p>
     <w:p>
@@ -13798,7 +15553,7 @@
           <w:sz w:val="24"/>
           <w:szCs w:val="24"/>
         </w:rPr>
-        <w:t xml:space="preserve">Logistic Regression dipilih sebagai model dasar pembanding. Algoritma ini membentuk batas keputusan linear pada ruang fitur, sehingga kinerjanya menjadi acuan untuk menilai apakah permasalahan yang dihadapi bersifat linear atau memerlukan pemodelan nonlinear. Apabila algoritma yang lebih kompleks tidak mengungguli model dasar ini secara signifikan, hal tersebut mengindikasikan bahwa kompleksitas tambahan tidak memberikan nilai.</w:t>
+        <w:t xml:space="preserve">Logistic Regression dipilih sebagai model dasar pembanding. Algoritme ini membentuk batas keputusan linear pada ruang fitur sehingga kinerjanya menjadi acuan untuk menilai apakah permasalahan yang dihadapi bersifat linear atau memerlukan pemodelan nonlinear. Apabila algoritme yang lebih rumit tidak mengungguli model dasar secara berarti, hal itu menandakan bahwa kerumitan tambahan tidak memberikan nilai.</w:t>
       </w:r>
     </w:p>
     <w:p>
@@ -13812,7 +15567,7 @@
           <w:sz w:val="24"/>
           <w:szCs w:val="24"/>
         </w:rPr>
-        <w:t xml:space="preserve">Random Forest dipilih sebagai representasi metode ansambel berbasis penggabungan bootstrap. Algoritma ini membangun sejumlah pohon keputusan dari subhimpunan data dan fitur yang berbeda, kemudian menggabungkan prediksi melalui pemungutan suara mayoritas. Keunggulannya terletak pada ketahanan terhadap pencilan dan kemampuan menangkap interaksi antarfitur tanpa spesifikasi eksplisit. Algoritma ini juga tersedia pada Spark MLlib sehingga memungkinkan perbandingan langsung antara implementasi terdistribusi dan non-terdistribusi.</w:t>
+        <w:t xml:space="preserve">Random Forest dipilih sebagai wakil metode ansambel berbasis penggabungan bootstrap. Algoritme ini membangun sejumlah pohon keputusan dari sebagian data dan fitur yang berbeda, lalu menggabungkan prediksi melalui pemungutan suara mayoritas. Keunggulannya terletak pada ketahanan terhadap pencilan dan kemampuan menangkap interaksi antarfitur tanpa spesifikasi eksplisit. Algoritme ini juga tersedia pada Spark MLlib sehingga memungkinkan perbandingan langsung antara implementasi terdistribusi dan tidak terdistribusi.</w:t>
       </w:r>
     </w:p>
     <w:p>
@@ -13826,7 +15581,7 @@
           <w:sz w:val="24"/>
           <w:szCs w:val="24"/>
         </w:rPr>
-        <w:t xml:space="preserve">Gradient Boosting dipilih sebagai representasi metode ansambel berbasis peningkatan bertahap. Berbeda dengan Random Forest yang membangun pohon secara paralel dan independen, Gradient Boosting membangun pohon secara berurutan di mana setiap pohon berupaya memperbaiki kesalahan pohon sebelumnya. Pendekatan ini umumnya menghasilkan akurasi lebih tinggi namun dengan waktu pelatihan lebih lama dan kerentanan lebih besar terhadap pemasangan berlebih.</w:t>
+        <w:t xml:space="preserve">Gradient Boosting dipilih sebagai wakil metode ansambel berbasis peningkatan bertahap. Berbeda dengan Random Forest yang membangun pohon secara paralel dan saling bebas, Gradient Boosting membangun pohon secara berurutan: setiap pohon berupaya memperbaiki kesalahan pohon sebelumnya. Pendekatan tersebut umumnya menghasilkan akurasi lebih tinggi, tetapi dengan waktu pelatihan lebih lama dan kerentanan lebih besar terhadap pemasangan berlebih.</w:t>
       </w:r>
     </w:p>
     <w:p>
@@ -13856,7 +15611,7 @@
           <w:sz w:val="24"/>
           <w:szCs w:val="24"/>
         </w:rPr>
-        <w:t xml:space="preserve">Pengembangan model dilakukan dalam dua jalur paralel menggunakan scikit-learn sebagai representasi pendekatan non-terdistribusi dan Spark MLlib sebagai representasi pendekatan terdistribusi. Agar perbandingan bermakna, kedua jalur harus menggunakan definisi label, himpunan fitur, dan pemisahan data yang identik.</w:t>
+        <w:t xml:space="preserve">Pengembangan model dilakukan dalam dua jalur sejajar, yaitu scikit-learn sebagai wakil pendekatan tidak terdistribusi dan Spark MLlib sebagai wakil pendekatan terdistribusi. Agar perbandingan bermakna, kedua jalur memakai definisi label, himpunan fitur, dan pemisahan data yang identik.</w:t>
       </w:r>
     </w:p>
     <w:p>
@@ -13886,7 +15641,7 @@
           <w:sz w:val="24"/>
           <w:szCs w:val="24"/>
         </w:rPr>
-        <w:t xml:space="preserve">Pemisahan data pelatihan dan pengujian dilakukan berdasarkan dimensi waktu, bukan secara acak. Data dari tahun 2015 hingga 2022 sebanyak 13.377 rekaman digunakan untuk pelatihan, sementara data dari tahun 2023 hingga 2026 sebanyak 5.889 rekaman digunakan untuk pengujian. Keputusan ini didasarkan pada sifat data yang bersifat deret waktu.</w:t>
+        <w:t xml:space="preserve">Pemisahan data latih dan data uji dilakukan berdasarkan dimensi waktu, bukan secara acak. Data tahun 2015 hingga 2022 sebanyak 13.377 rekaman dipakai untuk pelatihan, sedangkan data tahun 2023 hingga 2026 sebanyak 5.559 rekaman dipakai untuk pengujian. Keputusan tersebut berpijak pada sifat data yang merupakan deret waktu.</w:t>
       </w:r>
     </w:p>
     <w:p>
@@ -13900,7 +15655,7 @@
           <w:sz w:val="24"/>
           <w:szCs w:val="24"/>
         </w:rPr>
-        <w:t xml:space="preserve">Pemisahan acak pada data deret waktu akan menimbulkan kebocoran temporal karena model dapat mempelajari pola dari kejadian tahun 2025 untuk memprediksi kejadian tahun 2016. Situasi demikian tidak merepresentasikan kondisi penggunaan nyata, di mana model harus memprediksi kejadian masa depan berdasarkan data masa lalu. Pemisahan temporal menghasilkan estimasi kinerja yang lebih konservatif namun lebih realistis.</w:t>
+        <w:t xml:space="preserve">Pemisahan acak pada data deret waktu akan menimbulkan kebocoran temporal karena model dapat mempelajari pola dari kejadian tahun 2025 untuk memprediksi kejadian tahun 2016. Keadaan demikian tidak mewakili kondisi penggunaan nyata, yaitu model harus memprediksi kejadian mendatang berdasarkan data masa lalu. Pemisahan temporal menghasilkan estimasi kinerja yang lebih konservatif, tetapi lebih realistis.</w:t>
       </w:r>
     </w:p>
     <w:p>
@@ -13930,7 +15685,7 @@
           <w:sz w:val="24"/>
           <w:szCs w:val="24"/>
         </w:rPr>
-        <w:t xml:space="preserve">Implementasi menggunakan scikit-learn memanfaatkan konstruksi Pipeline yang merangkai tahap praproses dan tahap klasifikasi menjadi satu objek. Praproses terdiri dari standardisasi untuk fitur numerik dan penyandian satu-panas untuk fitur kategorikal, dirangkai melalui ColumnTransformer. Perangkaian ini memastikan bahwa parameter standardisasi dan kategori penyandian hanya dipelajari dari data pelatihan.</w:t>
+        <w:t xml:space="preserve">Implementasi dengan scikit-learn memanfaatkan konstruksi Pipeline yang merangkai tahap praproses dan tahap klasifikasi menjadi satu objek. Praproses terdiri atas standardisasi untuk fitur numerik dan penyandian satu-panas untuk fitur kategorikal yang dirangkai melalui ColumnTransformer. Perangkaian tersebut memastikan parameter standardisasi dan kategori penyandian hanya dipelajari dari data latih.</w:t>
       </w:r>
     </w:p>
     <w:p>
@@ -13944,7 +15699,7 @@
           <w:sz w:val="24"/>
           <w:szCs w:val="24"/>
         </w:rPr>
-        <w:t xml:space="preserve">Ketiga algoritma dilatih dengan konfigurasi yang setara. Random Forest dikonfigurasi dengan dua ratus pohon dan kedalaman maksimum dua belas, sementara Gradient Boosting menggunakan konfigurasi bawaan. Waktu pelatihan tercatat untuk setiap model sebagai bahan perbandingan.</w:t>
+        <w:t xml:space="preserve">Ketiga algoritme dilatih dengan konfigurasi setara. Random Forest dikonfigurasi dengan dua ratus pohon dan kedalaman maksimum dua belas, sedangkan Gradient Boosting memakai konfigurasi bawaan. Waktu pelatihan dicatat untuk setiap model sebagai bahan perbandingan.</w:t>
       </w:r>
     </w:p>
     <w:p>
@@ -13974,7 +15729,7 @@
           <w:sz w:val="24"/>
           <w:szCs w:val="24"/>
         </w:rPr>
-        <w:t xml:space="preserve">Implementasi menggunakan Spark MLlib dilakukan pada lingkungan Google Colab dengan konfigurasi mode lokal dan alokasi memori driver sebesar delapan gigabita. Pemilihan lingkungan ini didasarkan pada ketersediaan Java Runtime Environment yang merupakan prasyarat Spark.</w:t>
+        <w:t xml:space="preserve">Implementasi dengan Spark MLlib dilakukan pada lingkungan Google Colab dengan konfigurasi mode lokal dan alokasi memori driver sebesar delapan gigabita. Pemilihan lingkungan tersebut didasarkan pada ketersediaan Java Runtime Environment yang menjadi prasyarat Spark.</w:t>
       </w:r>
     </w:p>
     <w:p>
@@ -13988,7 +15743,7 @@
           <w:sz w:val="24"/>
           <w:szCs w:val="24"/>
         </w:rPr>
-        <w:t xml:space="preserve">Pipeline Spark disusun dengan tujuh tahap berurutan, yaitu pengindeksan label, pengindeksan fitur kategorikal, penyandian satu-panas, perakitan vektor fitur numerik, standardisasi, perakitan vektor akhir, dan klasifikasi Random Forest. Untuk menjamin kesetaraan perbandingan, perhitungan label dan fitur tidak ditulis ulang dalam Spark melainkan menggunakan fungsi yang sama dengan implementasi scikit-learn, dengan konversi ke Spark DataFrame dilakukan setelah fitur siap.</w:t>
+        <w:t xml:space="preserve">Pipeline Spark disusun atas tujuh tahap berurutan, yaitu pengindeksan label, pengindeksan fitur kategorikal, penyandian satu-panas, perakitan vektor fitur numerik, standardisasi, perakitan vektor akhir, dan klasifikasi Random Forest. Untuk menjamin kesetaraan perbandingan, perhitungan label dan fitur tidak ditulis ulang dalam Spark, melainkan memakai fungsi yang sama dengan implementasi scikit-learn; konversi ke Spark DataFrame dilakukan setelah fitur siap.</w:t>
       </w:r>
     </w:p>
     <w:p>
@@ -14002,7 +15757,7 @@
           <w:sz w:val="24"/>
           <w:szCs w:val="24"/>
         </w:rPr>
-        <w:t xml:space="preserve">Optimasi hiperparameter dilakukan menggunakan CrossValidator dengan validasi silang tiga lipatan atas kisi parameter yang mencakup jumlah pohon seratus dan dua ratus serta kedalaman maksimum delapan dan dua belas. Konfigurasi terbaik yang diperoleh adalah dua ratus pohon dengan kedalaman dua belas, yang sama dengan konfigurasi yang ditetapkan secara manual pada implementasi scikit-learn.</w:t>
+        <w:t xml:space="preserve">Optimasi hiperparameter dilakukan dengan CrossValidator melalui validasi silang tiga lipatan atas kisi parameter yang mencakup jumlah pohon seratus dan dua ratus serta kedalaman maksimum delapan dan dua belas. Konfigurasi terbaik yang diperoleh adalah dua ratus pohon dengan kedalaman dua belas, sama dengan konfigurasi yang ditetapkan secara manual pada implementasi scikit-learn.</w:t>
       </w:r>
     </w:p>
     <w:p>
@@ -14016,7 +15771,7 @@
           <w:sz w:val="24"/>
           <w:szCs w:val="24"/>
         </w:rPr>
-        <w:t xml:space="preserve">Satu perbedaan teknis yang perlu dicatat adalah penanganan indeks kelas. StringIndexer pada Spark mengurutkan kelas berdasarkan frekuensi kemunculan, bukan berdasarkan urutan alfabetis atau semantik. Pemetaan yang dihasilkan adalah indeks nol untuk kelas rendah, indeks satu untuk kelas sedang, dan indeks dua untuk kelas tinggi. Pemetaan ini dicatat secara eksplisit agar interpretasi matriks konfusi tidak keliru.</w:t>
+        <w:t xml:space="preserve">Satu perbedaan teknis yang perlu dicatat adalah penanganan indeks kelas. StringIndexer pada Spark mengurutkan kelas berdasarkan frekuensi kemunculan, bukan berdasarkan urutan abjad atau semantik. Pemetaan yang dihasilkan adalah indeks nol untuk kelas rendah, indeks satu untuk kelas sedang, dan indeks dua untuk kelas tinggi. Pemetaan tersebut dicatat secara eksplisit agar penafsiran matriks konfusi tidak keliru.</w:t>
       </w:r>
     </w:p>
     <w:p>
@@ -14046,7 +15801,51 @@
           <w:sz w:val="24"/>
           <w:szCs w:val="24"/>
         </w:rPr>
-        <w:t xml:space="preserve">Evaluasi dilakukan menggunakan lima metrik yang saling melengkapi. Akurasi mengukur proporsi prediksi benar secara keseluruhan namun kurang informatif pada data tidak seimbang. Presisi makro dan recall makro mengukur ketepatan dan kelengkapan prediksi dengan bobot setara antarkelas. F1 makro sebagai rerata harmonik keduanya menjadi metrik utama. Area di bawah kurva ROC dengan pendekatan satu lawan sisanya mengukur kemampuan diskriminatif model secara keseluruhan.</w:t>
+        <w:t xml:space="preserve">Evaluasi dilakukan dengan lima metrik yang saling melengkapi. Akurasi mengukur proporsi prediksi benar secara keseluruhan, tetapi kurang informatif pada data tidak seimbang. Presisi makro dan recall makro mengukur ketepatan dan kelengkapan prediksi dengan bobot setara antarkelas. F1 makro sebagai rerata harmonik keduanya dipakai sebagai metrik utama. Luas daerah di bawah kurva ROC dengan pendekatan satu lawan sisanya mengukur kemampuan membedakan kelas secara menyeluruh.</w:t>
+      </w:r>
+    </w:p>
+    <w:p>
+      <w:pPr>
+        <w:pStyle w:val="Heading3"/>
+        <w:spacing w:after="100" w:before="180"/>
+      </w:pPr>
+      <w:r>
+        <w:rPr>
+          <w:rFonts w:ascii="Times New Roman" w:cs="Times New Roman" w:eastAsia="Times New Roman" w:hAnsi="Times New Roman"/>
+          <w:b/>
+          <w:bCs/>
+          <w:sz w:val="24"/>
+          <w:szCs w:val="24"/>
+        </w:rPr>
+        <w:t xml:space="preserve">Catatan Penting mengenai Kesetaraan Metrik</w:t>
+      </w:r>
+    </w:p>
+    <w:p>
+      <w:pPr>
+        <w:spacing w:after="120" w:line="276"/>
+        <w:jc w:val="both"/>
+      </w:pPr>
+      <w:r>
+        <w:rPr>
+          <w:rFonts w:ascii="Times New Roman" w:cs="Times New Roman" w:eastAsia="Times New Roman" w:hAnsi="Times New Roman"/>
+          <w:sz w:val="24"/>
+          <w:szCs w:val="24"/>
+        </w:rPr>
+        <w:t xml:space="preserve">Perbandingan lintas pustaka memerlukan kehati-hatian karena scikit-learn dan Spark MLlib memakai skema perata-rataan yang berbeda secara bawaan. MulticlassClassificationEvaluator pada Spark memakai skema weighted, yaitu perata-rataan berbobot proporsional jumlah anggota kelas, sedangkan penelitian ini memakai skema macro pada scikit-learn. Parameter metricName bernilai f1 pada Spark menghasilkan F1 weighted, bukan F1 makro.</w:t>
+      </w:r>
+    </w:p>
+    <w:p>
+      <w:pPr>
+        <w:spacing w:after="120" w:line="276"/>
+        <w:jc w:val="both"/>
+      </w:pPr>
+      <w:r>
+        <w:rPr>
+          <w:rFonts w:ascii="Times New Roman" w:cs="Times New Roman" w:eastAsia="Times New Roman" w:hAnsi="Times New Roman"/>
+          <w:sz w:val="24"/>
+          <w:szCs w:val="24"/>
+        </w:rPr>
+        <w:t xml:space="preserve">Ketidaksetaraan tersebut sempat luput pada tahap awal penulisan sehingga nilai weighted dari Spark dibandingkan langsung dengan nilai makro dari scikit-learn dan menghasilkan simpulan keliru bahwa Spark unggul. Kekeliruan itu terdeteksi melalui satu keganjilan aritmetis: nilai recall Spark sebesar 0,7174 sama persis dengan nilai akurasinya. Kesamaan tersebut merupakan sifat matematis recall weighted yang selalu identik dengan akurasi, sedangkan recall makro hampir tidak pernah demikian pada data tidak seimbang. Setelah kekeliruan diperbaiki, kedua pustaka dibandingkan pada skema weighted yang sama.</w:t>
       </w:r>
     </w:p>
     <w:p>
@@ -14057,12 +15856,10 @@
       <w:r>
         <w:rPr>
           <w:rFonts w:ascii="Times New Roman" w:cs="Times New Roman" w:eastAsia="Times New Roman" w:hAnsi="Times New Roman"/>
-          <w:b w:val="false"/>
-          <w:bCs w:val="false"/>
           <w:sz w:val="20"/>
           <w:szCs w:val="20"/>
         </w:rPr>
-        <w:t xml:space="preserve">Tabel 13. Hasil Evaluasi Model scikit-learn dan Spark MLlib</w:t>
+        <w:t xml:space="preserve">Tabel 15. Hasil Evaluasi Model scikit-learn dan Spark MLlib</w:t>
       </w:r>
     </w:p>
     <w:tbl>
@@ -14078,13 +15875,13 @@
         </w:tblBorders>
       </w:tblPr>
       <w:tblGrid>
-        <w:gridCol w:w="2400"/>
-        <w:gridCol w:w="1150"/>
-        <w:gridCol w:w="1150"/>
-        <w:gridCol w:w="1150"/>
+        <w:gridCol w:w="2250"/>
+        <w:gridCol w:w="1120"/>
+        <w:gridCol w:w="1250"/>
+        <w:gridCol w:w="1250"/>
         <w:gridCol w:w="1150"/>
         <w:gridCol w:w="1000"/>
-        <w:gridCol w:w="1020"/>
+        <w:gridCol w:w="1000"/>
       </w:tblGrid>
       <w:tr>
         <w:trPr>
@@ -14092,7 +15889,7 @@
         </w:trPr>
         <w:tc>
           <w:tcPr>
-            <w:tcW w:type="dxa" w:w="2400"/>
+            <w:tcW w:type="dxa" w:w="2250"/>
             <w:shd w:fill="D9D9D9" w:val="clear"/>
             <w:tcMar>
               <w:top w:type="dxa" w:w="60"/>
@@ -14111,10 +15908,94 @@
                 <w:rFonts w:ascii="Times New Roman" w:cs="Times New Roman" w:eastAsia="Times New Roman" w:hAnsi="Times New Roman"/>
                 <w:b/>
                 <w:bCs/>
-                <w:sz w:val="19"/>
-                <w:szCs w:val="19"/>
+                <w:sz w:val="18"/>
+                <w:szCs w:val="18"/>
               </w:rPr>
               <w:t xml:space="preserve">Model</w:t>
+            </w:r>
+          </w:p>
+        </w:tc>
+        <w:tc>
+          <w:tcPr>
+            <w:tcW w:type="dxa" w:w="1120"/>
+            <w:shd w:fill="D9D9D9" w:val="clear"/>
+            <w:tcMar>
+              <w:top w:type="dxa" w:w="60"/>
+              <w:left w:type="dxa" w:w="90"/>
+              <w:bottom w:type="dxa" w:w="60"/>
+              <w:right w:type="dxa" w:w="90"/>
+            </w:tcMar>
+          </w:tcPr>
+          <w:p>
+            <w:pPr>
+              <w:spacing w:after="0" w:line="240"/>
+              <w:jc w:val="center"/>
+            </w:pPr>
+            <w:r>
+              <w:rPr>
+                <w:rFonts w:ascii="Times New Roman" w:cs="Times New Roman" w:eastAsia="Times New Roman" w:hAnsi="Times New Roman"/>
+                <w:b/>
+                <w:bCs/>
+                <w:sz w:val="18"/>
+                <w:szCs w:val="18"/>
+              </w:rPr>
+              <w:t xml:space="preserve">Akurasi</w:t>
+            </w:r>
+          </w:p>
+        </w:tc>
+        <w:tc>
+          <w:tcPr>
+            <w:tcW w:type="dxa" w:w="1250"/>
+            <w:shd w:fill="D9D9D9" w:val="clear"/>
+            <w:tcMar>
+              <w:top w:type="dxa" w:w="60"/>
+              <w:left w:type="dxa" w:w="90"/>
+              <w:bottom w:type="dxa" w:w="60"/>
+              <w:right w:type="dxa" w:w="90"/>
+            </w:tcMar>
+          </w:tcPr>
+          <w:p>
+            <w:pPr>
+              <w:spacing w:after="0" w:line="240"/>
+              <w:jc w:val="center"/>
+            </w:pPr>
+            <w:r>
+              <w:rPr>
+                <w:rFonts w:ascii="Times New Roman" w:cs="Times New Roman" w:eastAsia="Times New Roman" w:hAnsi="Times New Roman"/>
+                <w:b/>
+                <w:bCs/>
+                <w:sz w:val="18"/>
+                <w:szCs w:val="18"/>
+              </w:rPr>
+              <w:t xml:space="preserve">F1 Weighted</w:t>
+            </w:r>
+          </w:p>
+        </w:tc>
+        <w:tc>
+          <w:tcPr>
+            <w:tcW w:type="dxa" w:w="1250"/>
+            <w:shd w:fill="D9D9D9" w:val="clear"/>
+            <w:tcMar>
+              <w:top w:type="dxa" w:w="60"/>
+              <w:left w:type="dxa" w:w="90"/>
+              <w:bottom w:type="dxa" w:w="60"/>
+              <w:right w:type="dxa" w:w="90"/>
+            </w:tcMar>
+          </w:tcPr>
+          <w:p>
+            <w:pPr>
+              <w:spacing w:after="0" w:line="240"/>
+              <w:jc w:val="center"/>
+            </w:pPr>
+            <w:r>
+              <w:rPr>
+                <w:rFonts w:ascii="Times New Roman" w:cs="Times New Roman" w:eastAsia="Times New Roman" w:hAnsi="Times New Roman"/>
+                <w:b/>
+                <w:bCs/>
+                <w:sz w:val="18"/>
+                <w:szCs w:val="18"/>
+              </w:rPr>
+              <w:t xml:space="preserve">F1 Makro</w:t>
             </w:r>
           </w:p>
         </w:tc>
@@ -14139,16 +16020,16 @@
                 <w:rFonts w:ascii="Times New Roman" w:cs="Times New Roman" w:eastAsia="Times New Roman" w:hAnsi="Times New Roman"/>
                 <w:b/>
                 <w:bCs/>
-                <w:sz w:val="19"/>
-                <w:szCs w:val="19"/>
-              </w:rPr>
-              <w:t xml:space="preserve">Akurasi</w:t>
-            </w:r>
-          </w:p>
-        </w:tc>
-        <w:tc>
-          <w:tcPr>
-            <w:tcW w:type="dxa" w:w="1150"/>
+                <w:sz w:val="18"/>
+                <w:szCs w:val="18"/>
+              </w:rPr>
+              <w:t xml:space="preserve">Presisi Wtd</w:t>
+            </w:r>
+          </w:p>
+        </w:tc>
+        <w:tc>
+          <w:tcPr>
+            <w:tcW w:type="dxa" w:w="1000"/>
             <w:shd w:fill="D9D9D9" w:val="clear"/>
             <w:tcMar>
               <w:top w:type="dxa" w:w="60"/>
@@ -14167,16 +16048,16 @@
                 <w:rFonts w:ascii="Times New Roman" w:cs="Times New Roman" w:eastAsia="Times New Roman" w:hAnsi="Times New Roman"/>
                 <w:b/>
                 <w:bCs/>
-                <w:sz w:val="19"/>
-                <w:szCs w:val="19"/>
-              </w:rPr>
-              <w:t xml:space="preserve">F1 Makro</w:t>
-            </w:r>
-          </w:p>
-        </w:tc>
-        <w:tc>
-          <w:tcPr>
-            <w:tcW w:type="dxa" w:w="1150"/>
+                <w:sz w:val="18"/>
+                <w:szCs w:val="18"/>
+              </w:rPr>
+              <w:t xml:space="preserve">AUC</w:t>
+            </w:r>
+          </w:p>
+        </w:tc>
+        <w:tc>
+          <w:tcPr>
+            <w:tcW w:type="dxa" w:w="1000"/>
             <w:shd w:fill="D9D9D9" w:val="clear"/>
             <w:tcMar>
               <w:top w:type="dxa" w:w="60"/>
@@ -14195,92 +16076,8 @@
                 <w:rFonts w:ascii="Times New Roman" w:cs="Times New Roman" w:eastAsia="Times New Roman" w:hAnsi="Times New Roman"/>
                 <w:b/>
                 <w:bCs/>
-                <w:sz w:val="19"/>
-                <w:szCs w:val="19"/>
-              </w:rPr>
-              <w:t xml:space="preserve">Presisi</w:t>
-            </w:r>
-          </w:p>
-        </w:tc>
-        <w:tc>
-          <w:tcPr>
-            <w:tcW w:type="dxa" w:w="1150"/>
-            <w:shd w:fill="D9D9D9" w:val="clear"/>
-            <w:tcMar>
-              <w:top w:type="dxa" w:w="60"/>
-              <w:left w:type="dxa" w:w="90"/>
-              <w:bottom w:type="dxa" w:w="60"/>
-              <w:right w:type="dxa" w:w="90"/>
-            </w:tcMar>
-          </w:tcPr>
-          <w:p>
-            <w:pPr>
-              <w:spacing w:after="0" w:line="240"/>
-              <w:jc w:val="center"/>
-            </w:pPr>
-            <w:r>
-              <w:rPr>
-                <w:rFonts w:ascii="Times New Roman" w:cs="Times New Roman" w:eastAsia="Times New Roman" w:hAnsi="Times New Roman"/>
-                <w:b/>
-                <w:bCs/>
-                <w:sz w:val="19"/>
-                <w:szCs w:val="19"/>
-              </w:rPr>
-              <w:t xml:space="preserve">Recall</w:t>
-            </w:r>
-          </w:p>
-        </w:tc>
-        <w:tc>
-          <w:tcPr>
-            <w:tcW w:type="dxa" w:w="1000"/>
-            <w:shd w:fill="D9D9D9" w:val="clear"/>
-            <w:tcMar>
-              <w:top w:type="dxa" w:w="60"/>
-              <w:left w:type="dxa" w:w="90"/>
-              <w:bottom w:type="dxa" w:w="60"/>
-              <w:right w:type="dxa" w:w="90"/>
-            </w:tcMar>
-          </w:tcPr>
-          <w:p>
-            <w:pPr>
-              <w:spacing w:after="0" w:line="240"/>
-              <w:jc w:val="center"/>
-            </w:pPr>
-            <w:r>
-              <w:rPr>
-                <w:rFonts w:ascii="Times New Roman" w:cs="Times New Roman" w:eastAsia="Times New Roman" w:hAnsi="Times New Roman"/>
-                <w:b/>
-                <w:bCs/>
-                <w:sz w:val="19"/>
-                <w:szCs w:val="19"/>
-              </w:rPr>
-              <w:t xml:space="preserve">AUC</w:t>
-            </w:r>
-          </w:p>
-        </w:tc>
-        <w:tc>
-          <w:tcPr>
-            <w:tcW w:type="dxa" w:w="1020"/>
-            <w:shd w:fill="D9D9D9" w:val="clear"/>
-            <w:tcMar>
-              <w:top w:type="dxa" w:w="60"/>
-              <w:left w:type="dxa" w:w="90"/>
-              <w:bottom w:type="dxa" w:w="60"/>
-              <w:right w:type="dxa" w:w="90"/>
-            </w:tcMar>
-          </w:tcPr>
-          <w:p>
-            <w:pPr>
-              <w:spacing w:after="0" w:line="240"/>
-              <w:jc w:val="center"/>
-            </w:pPr>
-            <w:r>
-              <w:rPr>
-                <w:rFonts w:ascii="Times New Roman" w:cs="Times New Roman" w:eastAsia="Times New Roman" w:hAnsi="Times New Roman"/>
-                <w:b/>
-                <w:bCs/>
-                <w:sz w:val="19"/>
-                <w:szCs w:val="19"/>
+                <w:sz w:val="18"/>
+                <w:szCs w:val="18"/>
               </w:rPr>
               <w:t xml:space="preserve">Waktu</w:t>
             </w:r>
@@ -14290,26 +16087,26 @@
       <w:tr>
         <w:tc>
           <w:tcPr>
-            <w:tcW w:type="dxa" w:w="2400"/>
-            <w:tcMar>
-              <w:top w:type="dxa" w:w="60"/>
-              <w:left w:type="dxa" w:w="90"/>
-              <w:bottom w:type="dxa" w:w="60"/>
-              <w:right w:type="dxa" w:w="90"/>
-            </w:tcMar>
-          </w:tcPr>
-          <w:p>
-            <w:pPr>
-              <w:spacing w:after="0" w:line="240"/>
-              <w:jc w:val="left"/>
-            </w:pPr>
-            <w:r>
-              <w:rPr>
-                <w:rFonts w:ascii="Times New Roman" w:cs="Times New Roman" w:eastAsia="Times New Roman" w:hAnsi="Times New Roman"/>
-                <w:b w:val="false"/>
-                <w:bCs w:val="false"/>
-                <w:sz w:val="19"/>
-                <w:szCs w:val="19"/>
+            <w:tcW w:type="dxa" w:w="2250"/>
+            <w:tcMar>
+              <w:top w:type="dxa" w:w="60"/>
+              <w:left w:type="dxa" w:w="90"/>
+              <w:bottom w:type="dxa" w:w="60"/>
+              <w:right w:type="dxa" w:w="90"/>
+            </w:tcMar>
+          </w:tcPr>
+          <w:p>
+            <w:pPr>
+              <w:spacing w:after="0" w:line="240"/>
+              <w:jc w:val="left"/>
+            </w:pPr>
+            <w:r>
+              <w:rPr>
+                <w:rFonts w:ascii="Times New Roman" w:cs="Times New Roman" w:eastAsia="Times New Roman" w:hAnsi="Times New Roman"/>
+                <w:b w:val="false"/>
+                <w:bCs w:val="false"/>
+                <w:sz w:val="18"/>
+                <w:szCs w:val="18"/>
               </w:rPr>
               <w:t xml:space="preserve">Logistic Regression</w:t>
             </w:r>
@@ -14317,6 +16114,87 @@
         </w:tc>
         <w:tc>
           <w:tcPr>
+            <w:tcW w:type="dxa" w:w="1120"/>
+            <w:tcMar>
+              <w:top w:type="dxa" w:w="60"/>
+              <w:left w:type="dxa" w:w="90"/>
+              <w:bottom w:type="dxa" w:w="60"/>
+              <w:right w:type="dxa" w:w="90"/>
+            </w:tcMar>
+          </w:tcPr>
+          <w:p>
+            <w:pPr>
+              <w:spacing w:after="0" w:line="240"/>
+              <w:jc w:val="center"/>
+            </w:pPr>
+            <w:r>
+              <w:rPr>
+                <w:rFonts w:ascii="Times New Roman" w:cs="Times New Roman" w:eastAsia="Times New Roman" w:hAnsi="Times New Roman"/>
+                <w:b w:val="false"/>
+                <w:bCs w:val="false"/>
+                <w:sz w:val="18"/>
+                <w:szCs w:val="18"/>
+              </w:rPr>
+              <w:t xml:space="preserve">0,6996</w:t>
+            </w:r>
+          </w:p>
+        </w:tc>
+        <w:tc>
+          <w:tcPr>
+            <w:tcW w:type="dxa" w:w="1250"/>
+            <w:tcMar>
+              <w:top w:type="dxa" w:w="60"/>
+              <w:left w:type="dxa" w:w="90"/>
+              <w:bottom w:type="dxa" w:w="60"/>
+              <w:right w:type="dxa" w:w="90"/>
+            </w:tcMar>
+          </w:tcPr>
+          <w:p>
+            <w:pPr>
+              <w:spacing w:after="0" w:line="240"/>
+              <w:jc w:val="center"/>
+            </w:pPr>
+            <w:r>
+              <w:rPr>
+                <w:rFonts w:ascii="Times New Roman" w:cs="Times New Roman" w:eastAsia="Times New Roman" w:hAnsi="Times New Roman"/>
+                <w:b w:val="false"/>
+                <w:bCs w:val="false"/>
+                <w:sz w:val="18"/>
+                <w:szCs w:val="18"/>
+              </w:rPr>
+              <w:t xml:space="preserve">0,6612</w:t>
+            </w:r>
+          </w:p>
+        </w:tc>
+        <w:tc>
+          <w:tcPr>
+            <w:tcW w:type="dxa" w:w="1250"/>
+            <w:tcMar>
+              <w:top w:type="dxa" w:w="60"/>
+              <w:left w:type="dxa" w:w="90"/>
+              <w:bottom w:type="dxa" w:w="60"/>
+              <w:right w:type="dxa" w:w="90"/>
+            </w:tcMar>
+          </w:tcPr>
+          <w:p>
+            <w:pPr>
+              <w:spacing w:after="0" w:line="240"/>
+              <w:jc w:val="center"/>
+            </w:pPr>
+            <w:r>
+              <w:rPr>
+                <w:rFonts w:ascii="Times New Roman" w:cs="Times New Roman" w:eastAsia="Times New Roman" w:hAnsi="Times New Roman"/>
+                <w:b w:val="false"/>
+                <w:bCs w:val="false"/>
+                <w:sz w:val="18"/>
+                <w:szCs w:val="18"/>
+              </w:rPr>
+              <w:t xml:space="preserve">0,5793</w:t>
+            </w:r>
+          </w:p>
+        </w:tc>
+        <w:tc>
+          <w:tcPr>
             <w:tcW w:type="dxa" w:w="1150"/>
             <w:tcMar>
               <w:top w:type="dxa" w:w="60"/>
@@ -14335,16 +16213,16 @@
                 <w:rFonts w:ascii="Times New Roman" w:cs="Times New Roman" w:eastAsia="Times New Roman" w:hAnsi="Times New Roman"/>
                 <w:b w:val="false"/>
                 <w:bCs w:val="false"/>
-                <w:sz w:val="19"/>
-                <w:szCs w:val="19"/>
-              </w:rPr>
-              <w:t xml:space="preserve">0,6268</w:t>
-            </w:r>
-          </w:p>
-        </w:tc>
-        <w:tc>
-          <w:tcPr>
-            <w:tcW w:type="dxa" w:w="1150"/>
+                <w:sz w:val="18"/>
+                <w:szCs w:val="18"/>
+              </w:rPr>
+              <w:t xml:space="preserve">0,6821</w:t>
+            </w:r>
+          </w:p>
+        </w:tc>
+        <w:tc>
+          <w:tcPr>
+            <w:tcW w:type="dxa" w:w="1000"/>
             <w:tcMar>
               <w:top w:type="dxa" w:w="60"/>
               <w:left w:type="dxa" w:w="90"/>
@@ -14362,16 +16240,16 @@
                 <w:rFonts w:ascii="Times New Roman" w:cs="Times New Roman" w:eastAsia="Times New Roman" w:hAnsi="Times New Roman"/>
                 <w:b w:val="false"/>
                 <w:bCs w:val="false"/>
-                <w:sz w:val="19"/>
-                <w:szCs w:val="19"/>
-              </w:rPr>
-              <w:t xml:space="preserve">0,4030</w:t>
-            </w:r>
-          </w:p>
-        </w:tc>
-        <w:tc>
-          <w:tcPr>
-            <w:tcW w:type="dxa" w:w="1150"/>
+                <w:sz w:val="18"/>
+                <w:szCs w:val="18"/>
+              </w:rPr>
+              <w:t xml:space="preserve">0,8009</w:t>
+            </w:r>
+          </w:p>
+        </w:tc>
+        <w:tc>
+          <w:tcPr>
+            <w:tcW w:type="dxa" w:w="1000"/>
             <w:tcMar>
               <w:top w:type="dxa" w:w="60"/>
               <w:left w:type="dxa" w:w="90"/>
@@ -14389,91 +16267,10 @@
                 <w:rFonts w:ascii="Times New Roman" w:cs="Times New Roman" w:eastAsia="Times New Roman" w:hAnsi="Times New Roman"/>
                 <w:b w:val="false"/>
                 <w:bCs w:val="false"/>
-                <w:sz w:val="19"/>
-                <w:szCs w:val="19"/>
-              </w:rPr>
-              <w:t xml:space="preserve">0,5699</w:t>
-            </w:r>
-          </w:p>
-        </w:tc>
-        <w:tc>
-          <w:tcPr>
-            <w:tcW w:type="dxa" w:w="1150"/>
-            <w:tcMar>
-              <w:top w:type="dxa" w:w="60"/>
-              <w:left w:type="dxa" w:w="90"/>
-              <w:bottom w:type="dxa" w:w="60"/>
-              <w:right w:type="dxa" w:w="90"/>
-            </w:tcMar>
-          </w:tcPr>
-          <w:p>
-            <w:pPr>
-              <w:spacing w:after="0" w:line="240"/>
-              <w:jc w:val="center"/>
-            </w:pPr>
-            <w:r>
-              <w:rPr>
-                <w:rFonts w:ascii="Times New Roman" w:cs="Times New Roman" w:eastAsia="Times New Roman" w:hAnsi="Times New Roman"/>
-                <w:b w:val="false"/>
-                <w:bCs w:val="false"/>
-                <w:sz w:val="19"/>
-                <w:szCs w:val="19"/>
-              </w:rPr>
-              <w:t xml:space="preserve">0,4364</w:t>
-            </w:r>
-          </w:p>
-        </w:tc>
-        <w:tc>
-          <w:tcPr>
-            <w:tcW w:type="dxa" w:w="1000"/>
-            <w:tcMar>
-              <w:top w:type="dxa" w:w="60"/>
-              <w:left w:type="dxa" w:w="90"/>
-              <w:bottom w:type="dxa" w:w="60"/>
-              <w:right w:type="dxa" w:w="90"/>
-            </w:tcMar>
-          </w:tcPr>
-          <w:p>
-            <w:pPr>
-              <w:spacing w:after="0" w:line="240"/>
-              <w:jc w:val="center"/>
-            </w:pPr>
-            <w:r>
-              <w:rPr>
-                <w:rFonts w:ascii="Times New Roman" w:cs="Times New Roman" w:eastAsia="Times New Roman" w:hAnsi="Times New Roman"/>
-                <w:b w:val="false"/>
-                <w:bCs w:val="false"/>
-                <w:sz w:val="19"/>
-                <w:szCs w:val="19"/>
-              </w:rPr>
-              <w:t xml:space="preserve">0,6847</w:t>
-            </w:r>
-          </w:p>
-        </w:tc>
-        <w:tc>
-          <w:tcPr>
-            <w:tcW w:type="dxa" w:w="1020"/>
-            <w:tcMar>
-              <w:top w:type="dxa" w:w="60"/>
-              <w:left w:type="dxa" w:w="90"/>
-              <w:bottom w:type="dxa" w:w="60"/>
-              <w:right w:type="dxa" w:w="90"/>
-            </w:tcMar>
-          </w:tcPr>
-          <w:p>
-            <w:pPr>
-              <w:spacing w:after="0" w:line="240"/>
-              <w:jc w:val="center"/>
-            </w:pPr>
-            <w:r>
-              <w:rPr>
-                <w:rFonts w:ascii="Times New Roman" w:cs="Times New Roman" w:eastAsia="Times New Roman" w:hAnsi="Times New Roman"/>
-                <w:b w:val="false"/>
-                <w:bCs w:val="false"/>
-                <w:sz w:val="19"/>
-                <w:szCs w:val="19"/>
-              </w:rPr>
-              <w:t xml:space="preserve">0,34 s</w:t>
+                <w:sz w:val="18"/>
+                <w:szCs w:val="18"/>
+              </w:rPr>
+              <w:t xml:space="preserve">0,30 s</w:t>
             </w:r>
           </w:p>
         </w:tc>
@@ -14481,26 +16278,26 @@
       <w:tr>
         <w:tc>
           <w:tcPr>
-            <w:tcW w:type="dxa" w:w="2400"/>
-            <w:tcMar>
-              <w:top w:type="dxa" w:w="60"/>
-              <w:left w:type="dxa" w:w="90"/>
-              <w:bottom w:type="dxa" w:w="60"/>
-              <w:right w:type="dxa" w:w="90"/>
-            </w:tcMar>
-          </w:tcPr>
-          <w:p>
-            <w:pPr>
-              <w:spacing w:after="0" w:line="240"/>
-              <w:jc w:val="left"/>
-            </w:pPr>
-            <w:r>
-              <w:rPr>
-                <w:rFonts w:ascii="Times New Roman" w:cs="Times New Roman" w:eastAsia="Times New Roman" w:hAnsi="Times New Roman"/>
-                <w:b w:val="false"/>
-                <w:bCs w:val="false"/>
-                <w:sz w:val="19"/>
-                <w:szCs w:val="19"/>
+            <w:tcW w:type="dxa" w:w="2250"/>
+            <w:tcMar>
+              <w:top w:type="dxa" w:w="60"/>
+              <w:left w:type="dxa" w:w="90"/>
+              <w:bottom w:type="dxa" w:w="60"/>
+              <w:right w:type="dxa" w:w="90"/>
+            </w:tcMar>
+          </w:tcPr>
+          <w:p>
+            <w:pPr>
+              <w:spacing w:after="0" w:line="240"/>
+              <w:jc w:val="left"/>
+            </w:pPr>
+            <w:r>
+              <w:rPr>
+                <w:rFonts w:ascii="Times New Roman" w:cs="Times New Roman" w:eastAsia="Times New Roman" w:hAnsi="Times New Roman"/>
+                <w:b w:val="false"/>
+                <w:bCs w:val="false"/>
+                <w:sz w:val="18"/>
+                <w:szCs w:val="18"/>
               </w:rPr>
               <w:t xml:space="preserve">Random Forest (sklearn)</w:t>
             </w:r>
@@ -14508,6 +16305,87 @@
         </w:tc>
         <w:tc>
           <w:tcPr>
+            <w:tcW w:type="dxa" w:w="1120"/>
+            <w:tcMar>
+              <w:top w:type="dxa" w:w="60"/>
+              <w:left w:type="dxa" w:w="90"/>
+              <w:bottom w:type="dxa" w:w="60"/>
+              <w:right w:type="dxa" w:w="90"/>
+            </w:tcMar>
+          </w:tcPr>
+          <w:p>
+            <w:pPr>
+              <w:spacing w:after="0" w:line="240"/>
+              <w:jc w:val="center"/>
+            </w:pPr>
+            <w:r>
+              <w:rPr>
+                <w:rFonts w:ascii="Times New Roman" w:cs="Times New Roman" w:eastAsia="Times New Roman" w:hAnsi="Times New Roman"/>
+                <w:b w:val="false"/>
+                <w:bCs w:val="false"/>
+                <w:sz w:val="18"/>
+                <w:szCs w:val="18"/>
+              </w:rPr>
+              <w:t xml:space="preserve">0,7179</w:t>
+            </w:r>
+          </w:p>
+        </w:tc>
+        <w:tc>
+          <w:tcPr>
+            <w:tcW w:type="dxa" w:w="1250"/>
+            <w:tcMar>
+              <w:top w:type="dxa" w:w="60"/>
+              <w:left w:type="dxa" w:w="90"/>
+              <w:bottom w:type="dxa" w:w="60"/>
+              <w:right w:type="dxa" w:w="90"/>
+            </w:tcMar>
+          </w:tcPr>
+          <w:p>
+            <w:pPr>
+              <w:spacing w:after="0" w:line="240"/>
+              <w:jc w:val="center"/>
+            </w:pPr>
+            <w:r>
+              <w:rPr>
+                <w:rFonts w:ascii="Times New Roman" w:cs="Times New Roman" w:eastAsia="Times New Roman" w:hAnsi="Times New Roman"/>
+                <w:b w:val="false"/>
+                <w:bCs w:val="false"/>
+                <w:sz w:val="18"/>
+                <w:szCs w:val="18"/>
+              </w:rPr>
+              <w:t xml:space="preserve">0,6999</w:t>
+            </w:r>
+          </w:p>
+        </w:tc>
+        <w:tc>
+          <w:tcPr>
+            <w:tcW w:type="dxa" w:w="1250"/>
+            <w:tcMar>
+              <w:top w:type="dxa" w:w="60"/>
+              <w:left w:type="dxa" w:w="90"/>
+              <w:bottom w:type="dxa" w:w="60"/>
+              <w:right w:type="dxa" w:w="90"/>
+            </w:tcMar>
+          </w:tcPr>
+          <w:p>
+            <w:pPr>
+              <w:spacing w:after="0" w:line="240"/>
+              <w:jc w:val="center"/>
+            </w:pPr>
+            <w:r>
+              <w:rPr>
+                <w:rFonts w:ascii="Times New Roman" w:cs="Times New Roman" w:eastAsia="Times New Roman" w:hAnsi="Times New Roman"/>
+                <w:b w:val="false"/>
+                <w:bCs w:val="false"/>
+                <w:sz w:val="18"/>
+                <w:szCs w:val="18"/>
+              </w:rPr>
+              <w:t xml:space="preserve">0,6267</w:t>
+            </w:r>
+          </w:p>
+        </w:tc>
+        <w:tc>
+          <w:tcPr>
             <w:tcW w:type="dxa" w:w="1150"/>
             <w:tcMar>
               <w:top w:type="dxa" w:w="60"/>
@@ -14526,16 +16404,16 @@
                 <w:rFonts w:ascii="Times New Roman" w:cs="Times New Roman" w:eastAsia="Times New Roman" w:hAnsi="Times New Roman"/>
                 <w:b w:val="false"/>
                 <w:bCs w:val="false"/>
-                <w:sz w:val="19"/>
-                <w:szCs w:val="19"/>
-              </w:rPr>
-              <w:t xml:space="preserve">0,7169</w:t>
-            </w:r>
-          </w:p>
-        </w:tc>
-        <w:tc>
-          <w:tcPr>
-            <w:tcW w:type="dxa" w:w="1150"/>
+                <w:sz w:val="18"/>
+                <w:szCs w:val="18"/>
+              </w:rPr>
+              <w:t xml:space="preserve">0,7102</w:t>
+            </w:r>
+          </w:p>
+        </w:tc>
+        <w:tc>
+          <w:tcPr>
+            <w:tcW w:type="dxa" w:w="1000"/>
             <w:tcMar>
               <w:top w:type="dxa" w:w="60"/>
               <w:left w:type="dxa" w:w="90"/>
@@ -14553,16 +16431,16 @@
                 <w:rFonts w:ascii="Times New Roman" w:cs="Times New Roman" w:eastAsia="Times New Roman" w:hAnsi="Times New Roman"/>
                 <w:b w:val="false"/>
                 <w:bCs w:val="false"/>
-                <w:sz w:val="19"/>
-                <w:szCs w:val="19"/>
-              </w:rPr>
-              <w:t xml:space="preserve">0,6383</w:t>
-            </w:r>
-          </w:p>
-        </w:tc>
-        <w:tc>
-          <w:tcPr>
-            <w:tcW w:type="dxa" w:w="1150"/>
+                <w:sz w:val="18"/>
+                <w:szCs w:val="18"/>
+              </w:rPr>
+              <w:t xml:space="preserve">0,8274</w:t>
+            </w:r>
+          </w:p>
+        </w:tc>
+        <w:tc>
+          <w:tcPr>
+            <w:tcW w:type="dxa" w:w="1000"/>
             <w:tcMar>
               <w:top w:type="dxa" w:w="60"/>
               <w:left w:type="dxa" w:w="90"/>
@@ -14580,91 +16458,10 @@
                 <w:rFonts w:ascii="Times New Roman" w:cs="Times New Roman" w:eastAsia="Times New Roman" w:hAnsi="Times New Roman"/>
                 <w:b w:val="false"/>
                 <w:bCs w:val="false"/>
-                <w:sz w:val="19"/>
-                <w:szCs w:val="19"/>
-              </w:rPr>
-              <w:t xml:space="preserve">0,7060</w:t>
-            </w:r>
-          </w:p>
-        </w:tc>
-        <w:tc>
-          <w:tcPr>
-            <w:tcW w:type="dxa" w:w="1150"/>
-            <w:tcMar>
-              <w:top w:type="dxa" w:w="60"/>
-              <w:left w:type="dxa" w:w="90"/>
-              <w:bottom w:type="dxa" w:w="60"/>
-              <w:right w:type="dxa" w:w="90"/>
-            </w:tcMar>
-          </w:tcPr>
-          <w:p>
-            <w:pPr>
-              <w:spacing w:after="0" w:line="240"/>
-              <w:jc w:val="center"/>
-            </w:pPr>
-            <w:r>
-              <w:rPr>
-                <w:rFonts w:ascii="Times New Roman" w:cs="Times New Roman" w:eastAsia="Times New Roman" w:hAnsi="Times New Roman"/>
-                <w:b w:val="false"/>
-                <w:bCs w:val="false"/>
-                <w:sz w:val="19"/>
-                <w:szCs w:val="19"/>
-              </w:rPr>
-              <w:t xml:space="preserve">0,6183</w:t>
-            </w:r>
-          </w:p>
-        </w:tc>
-        <w:tc>
-          <w:tcPr>
-            <w:tcW w:type="dxa" w:w="1000"/>
-            <w:tcMar>
-              <w:top w:type="dxa" w:w="60"/>
-              <w:left w:type="dxa" w:w="90"/>
-              <w:bottom w:type="dxa" w:w="60"/>
-              <w:right w:type="dxa" w:w="90"/>
-            </w:tcMar>
-          </w:tcPr>
-          <w:p>
-            <w:pPr>
-              <w:spacing w:after="0" w:line="240"/>
-              <w:jc w:val="center"/>
-            </w:pPr>
-            <w:r>
-              <w:rPr>
-                <w:rFonts w:ascii="Times New Roman" w:cs="Times New Roman" w:eastAsia="Times New Roman" w:hAnsi="Times New Roman"/>
-                <w:b w:val="false"/>
-                <w:bCs w:val="false"/>
-                <w:sz w:val="19"/>
-                <w:szCs w:val="19"/>
-              </w:rPr>
-              <w:t xml:space="preserve">0,8468</w:t>
-            </w:r>
-          </w:p>
-        </w:tc>
-        <w:tc>
-          <w:tcPr>
-            <w:tcW w:type="dxa" w:w="1020"/>
-            <w:tcMar>
-              <w:top w:type="dxa" w:w="60"/>
-              <w:left w:type="dxa" w:w="90"/>
-              <w:bottom w:type="dxa" w:w="60"/>
-              <w:right w:type="dxa" w:w="90"/>
-            </w:tcMar>
-          </w:tcPr>
-          <w:p>
-            <w:pPr>
-              <w:spacing w:after="0" w:line="240"/>
-              <w:jc w:val="center"/>
-            </w:pPr>
-            <w:r>
-              <w:rPr>
-                <w:rFonts w:ascii="Times New Roman" w:cs="Times New Roman" w:eastAsia="Times New Roman" w:hAnsi="Times New Roman"/>
-                <w:b w:val="false"/>
-                <w:bCs w:val="false"/>
-                <w:sz w:val="19"/>
-                <w:szCs w:val="19"/>
-              </w:rPr>
-              <w:t xml:space="preserve">4,03 s</w:t>
+                <w:sz w:val="18"/>
+                <w:szCs w:val="18"/>
+              </w:rPr>
+              <w:t xml:space="preserve">4,65 s</w:t>
             </w:r>
           </w:p>
         </w:tc>
@@ -14672,26 +16469,26 @@
       <w:tr>
         <w:tc>
           <w:tcPr>
-            <w:tcW w:type="dxa" w:w="2400"/>
-            <w:tcMar>
-              <w:top w:type="dxa" w:w="60"/>
-              <w:left w:type="dxa" w:w="90"/>
-              <w:bottom w:type="dxa" w:w="60"/>
-              <w:right w:type="dxa" w:w="90"/>
-            </w:tcMar>
-          </w:tcPr>
-          <w:p>
-            <w:pPr>
-              <w:spacing w:after="0" w:line="240"/>
-              <w:jc w:val="left"/>
-            </w:pPr>
-            <w:r>
-              <w:rPr>
-                <w:rFonts w:ascii="Times New Roman" w:cs="Times New Roman" w:eastAsia="Times New Roman" w:hAnsi="Times New Roman"/>
-                <w:b w:val="false"/>
-                <w:bCs w:val="false"/>
-                <w:sz w:val="19"/>
-                <w:szCs w:val="19"/>
+            <w:tcW w:type="dxa" w:w="2250"/>
+            <w:tcMar>
+              <w:top w:type="dxa" w:w="60"/>
+              <w:left w:type="dxa" w:w="90"/>
+              <w:bottom w:type="dxa" w:w="60"/>
+              <w:right w:type="dxa" w:w="90"/>
+            </w:tcMar>
+          </w:tcPr>
+          <w:p>
+            <w:pPr>
+              <w:spacing w:after="0" w:line="240"/>
+              <w:jc w:val="left"/>
+            </w:pPr>
+            <w:r>
+              <w:rPr>
+                <w:rFonts w:ascii="Times New Roman" w:cs="Times New Roman" w:eastAsia="Times New Roman" w:hAnsi="Times New Roman"/>
+                <w:b w:val="false"/>
+                <w:bCs w:val="false"/>
+                <w:sz w:val="18"/>
+                <w:szCs w:val="18"/>
               </w:rPr>
               <w:t xml:space="preserve">Gradient Boosting (sklearn)</w:t>
             </w:r>
@@ -14699,6 +16496,87 @@
         </w:tc>
         <w:tc>
           <w:tcPr>
+            <w:tcW w:type="dxa" w:w="1120"/>
+            <w:tcMar>
+              <w:top w:type="dxa" w:w="60"/>
+              <w:left w:type="dxa" w:w="90"/>
+              <w:bottom w:type="dxa" w:w="60"/>
+              <w:right w:type="dxa" w:w="90"/>
+            </w:tcMar>
+          </w:tcPr>
+          <w:p>
+            <w:pPr>
+              <w:spacing w:after="0" w:line="240"/>
+              <w:jc w:val="center"/>
+            </w:pPr>
+            <w:r>
+              <w:rPr>
+                <w:rFonts w:ascii="Times New Roman" w:cs="Times New Roman" w:eastAsia="Times New Roman" w:hAnsi="Times New Roman"/>
+                <w:b w:val="false"/>
+                <w:bCs w:val="false"/>
+                <w:sz w:val="18"/>
+                <w:szCs w:val="18"/>
+              </w:rPr>
+              <w:t xml:space="preserve">0,7026</w:t>
+            </w:r>
+          </w:p>
+        </w:tc>
+        <w:tc>
+          <w:tcPr>
+            <w:tcW w:type="dxa" w:w="1250"/>
+            <w:tcMar>
+              <w:top w:type="dxa" w:w="60"/>
+              <w:left w:type="dxa" w:w="90"/>
+              <w:bottom w:type="dxa" w:w="60"/>
+              <w:right w:type="dxa" w:w="90"/>
+            </w:tcMar>
+          </w:tcPr>
+          <w:p>
+            <w:pPr>
+              <w:spacing w:after="0" w:line="240"/>
+              <w:jc w:val="center"/>
+            </w:pPr>
+            <w:r>
+              <w:rPr>
+                <w:rFonts w:ascii="Times New Roman" w:cs="Times New Roman" w:eastAsia="Times New Roman" w:hAnsi="Times New Roman"/>
+                <w:b w:val="false"/>
+                <w:bCs w:val="false"/>
+                <w:sz w:val="18"/>
+                <w:szCs w:val="18"/>
+              </w:rPr>
+              <w:t xml:space="preserve">0,6851</w:t>
+            </w:r>
+          </w:p>
+        </w:tc>
+        <w:tc>
+          <w:tcPr>
+            <w:tcW w:type="dxa" w:w="1250"/>
+            <w:tcMar>
+              <w:top w:type="dxa" w:w="60"/>
+              <w:left w:type="dxa" w:w="90"/>
+              <w:bottom w:type="dxa" w:w="60"/>
+              <w:right w:type="dxa" w:w="90"/>
+            </w:tcMar>
+          </w:tcPr>
+          <w:p>
+            <w:pPr>
+              <w:spacing w:after="0" w:line="240"/>
+              <w:jc w:val="center"/>
+            </w:pPr>
+            <w:r>
+              <w:rPr>
+                <w:rFonts w:ascii="Times New Roman" w:cs="Times New Roman" w:eastAsia="Times New Roman" w:hAnsi="Times New Roman"/>
+                <w:b w:val="false"/>
+                <w:bCs w:val="false"/>
+                <w:sz w:val="18"/>
+                <w:szCs w:val="18"/>
+              </w:rPr>
+              <w:t xml:space="preserve">0,5978</w:t>
+            </w:r>
+          </w:p>
+        </w:tc>
+        <w:tc>
+          <w:tcPr>
             <w:tcW w:type="dxa" w:w="1150"/>
             <w:tcMar>
               <w:top w:type="dxa" w:w="60"/>
@@ -14717,16 +16595,16 @@
                 <w:rFonts w:ascii="Times New Roman" w:cs="Times New Roman" w:eastAsia="Times New Roman" w:hAnsi="Times New Roman"/>
                 <w:b w:val="false"/>
                 <w:bCs w:val="false"/>
-                <w:sz w:val="19"/>
-                <w:szCs w:val="19"/>
-              </w:rPr>
-              <w:t xml:space="preserve">0,7230</w:t>
-            </w:r>
-          </w:p>
-        </w:tc>
-        <w:tc>
-          <w:tcPr>
-            <w:tcW w:type="dxa" w:w="1150"/>
+                <w:sz w:val="18"/>
+                <w:szCs w:val="18"/>
+              </w:rPr>
+              <w:t xml:space="preserve">0,7035</w:t>
+            </w:r>
+          </w:p>
+        </w:tc>
+        <w:tc>
+          <w:tcPr>
+            <w:tcW w:type="dxa" w:w="1000"/>
             <w:tcMar>
               <w:top w:type="dxa" w:w="60"/>
               <w:left w:type="dxa" w:w="90"/>
@@ -14744,16 +16622,16 @@
                 <w:rFonts w:ascii="Times New Roman" w:cs="Times New Roman" w:eastAsia="Times New Roman" w:hAnsi="Times New Roman"/>
                 <w:b w:val="false"/>
                 <w:bCs w:val="false"/>
-                <w:sz w:val="19"/>
-                <w:szCs w:val="19"/>
-              </w:rPr>
-              <w:t xml:space="preserve">0,6559</w:t>
-            </w:r>
-          </w:p>
-        </w:tc>
-        <w:tc>
-          <w:tcPr>
-            <w:tcW w:type="dxa" w:w="1150"/>
+                <w:sz w:val="18"/>
+                <w:szCs w:val="18"/>
+              </w:rPr>
+              <w:t xml:space="preserve">0,8231</w:t>
+            </w:r>
+          </w:p>
+        </w:tc>
+        <w:tc>
+          <w:tcPr>
+            <w:tcW w:type="dxa" w:w="1000"/>
             <w:tcMar>
               <w:top w:type="dxa" w:w="60"/>
               <w:left w:type="dxa" w:w="90"/>
@@ -14771,91 +16649,10 @@
                 <w:rFonts w:ascii="Times New Roman" w:cs="Times New Roman" w:eastAsia="Times New Roman" w:hAnsi="Times New Roman"/>
                 <w:b w:val="false"/>
                 <w:bCs w:val="false"/>
-                <w:sz w:val="19"/>
-                <w:szCs w:val="19"/>
-              </w:rPr>
-              <w:t xml:space="preserve">0,7000</w:t>
-            </w:r>
-          </w:p>
-        </w:tc>
-        <w:tc>
-          <w:tcPr>
-            <w:tcW w:type="dxa" w:w="1150"/>
-            <w:tcMar>
-              <w:top w:type="dxa" w:w="60"/>
-              <w:left w:type="dxa" w:w="90"/>
-              <w:bottom w:type="dxa" w:w="60"/>
-              <w:right w:type="dxa" w:w="90"/>
-            </w:tcMar>
-          </w:tcPr>
-          <w:p>
-            <w:pPr>
-              <w:spacing w:after="0" w:line="240"/>
-              <w:jc w:val="center"/>
-            </w:pPr>
-            <w:r>
-              <w:rPr>
-                <w:rFonts w:ascii="Times New Roman" w:cs="Times New Roman" w:eastAsia="Times New Roman" w:hAnsi="Times New Roman"/>
-                <w:b w:val="false"/>
-                <w:bCs w:val="false"/>
-                <w:sz w:val="19"/>
-                <w:szCs w:val="19"/>
-              </w:rPr>
-              <w:t xml:space="preserve">0,6412</w:t>
-            </w:r>
-          </w:p>
-        </w:tc>
-        <w:tc>
-          <w:tcPr>
-            <w:tcW w:type="dxa" w:w="1000"/>
-            <w:tcMar>
-              <w:top w:type="dxa" w:w="60"/>
-              <w:left w:type="dxa" w:w="90"/>
-              <w:bottom w:type="dxa" w:w="60"/>
-              <w:right w:type="dxa" w:w="90"/>
-            </w:tcMar>
-          </w:tcPr>
-          <w:p>
-            <w:pPr>
-              <w:spacing w:after="0" w:line="240"/>
-              <w:jc w:val="center"/>
-            </w:pPr>
-            <w:r>
-              <w:rPr>
-                <w:rFonts w:ascii="Times New Roman" w:cs="Times New Roman" w:eastAsia="Times New Roman" w:hAnsi="Times New Roman"/>
-                <w:b w:val="false"/>
-                <w:bCs w:val="false"/>
-                <w:sz w:val="19"/>
-                <w:szCs w:val="19"/>
-              </w:rPr>
-              <w:t xml:space="preserve">0,8488</w:t>
-            </w:r>
-          </w:p>
-        </w:tc>
-        <w:tc>
-          <w:tcPr>
-            <w:tcW w:type="dxa" w:w="1020"/>
-            <w:tcMar>
-              <w:top w:type="dxa" w:w="60"/>
-              <w:left w:type="dxa" w:w="90"/>
-              <w:bottom w:type="dxa" w:w="60"/>
-              <w:right w:type="dxa" w:w="90"/>
-            </w:tcMar>
-          </w:tcPr>
-          <w:p>
-            <w:pPr>
-              <w:spacing w:after="0" w:line="240"/>
-              <w:jc w:val="center"/>
-            </w:pPr>
-            <w:r>
-              <w:rPr>
-                <w:rFonts w:ascii="Times New Roman" w:cs="Times New Roman" w:eastAsia="Times New Roman" w:hAnsi="Times New Roman"/>
-                <w:b w:val="false"/>
-                <w:bCs w:val="false"/>
-                <w:sz w:val="19"/>
-                <w:szCs w:val="19"/>
-              </w:rPr>
-              <w:t xml:space="preserve">9,43 s</w:t>
+                <w:sz w:val="18"/>
+                <w:szCs w:val="18"/>
+              </w:rPr>
+              <w:t xml:space="preserve">9,90 s</w:t>
             </w:r>
           </w:p>
         </w:tc>
@@ -14863,26 +16660,26 @@
       <w:tr>
         <w:tc>
           <w:tcPr>
-            <w:tcW w:type="dxa" w:w="2400"/>
-            <w:tcMar>
-              <w:top w:type="dxa" w:w="60"/>
-              <w:left w:type="dxa" w:w="90"/>
-              <w:bottom w:type="dxa" w:w="60"/>
-              <w:right w:type="dxa" w:w="90"/>
-            </w:tcMar>
-          </w:tcPr>
-          <w:p>
-            <w:pPr>
-              <w:spacing w:after="0" w:line="240"/>
-              <w:jc w:val="left"/>
-            </w:pPr>
-            <w:r>
-              <w:rPr>
-                <w:rFonts w:ascii="Times New Roman" w:cs="Times New Roman" w:eastAsia="Times New Roman" w:hAnsi="Times New Roman"/>
-                <w:b w:val="false"/>
-                <w:bCs w:val="false"/>
-                <w:sz w:val="19"/>
-                <w:szCs w:val="19"/>
+            <w:tcW w:type="dxa" w:w="2250"/>
+            <w:tcMar>
+              <w:top w:type="dxa" w:w="60"/>
+              <w:left w:type="dxa" w:w="90"/>
+              <w:bottom w:type="dxa" w:w="60"/>
+              <w:right w:type="dxa" w:w="90"/>
+            </w:tcMar>
+          </w:tcPr>
+          <w:p>
+            <w:pPr>
+              <w:spacing w:after="0" w:line="240"/>
+              <w:jc w:val="left"/>
+            </w:pPr>
+            <w:r>
+              <w:rPr>
+                <w:rFonts w:ascii="Times New Roman" w:cs="Times New Roman" w:eastAsia="Times New Roman" w:hAnsi="Times New Roman"/>
+                <w:b w:val="false"/>
+                <w:bCs w:val="false"/>
+                <w:sz w:val="18"/>
+                <w:szCs w:val="18"/>
               </w:rPr>
               <w:t xml:space="preserve">Random Forest (Spark MLlib)</w:t>
             </w:r>
@@ -14890,6 +16687,87 @@
         </w:tc>
         <w:tc>
           <w:tcPr>
+            <w:tcW w:type="dxa" w:w="1120"/>
+            <w:tcMar>
+              <w:top w:type="dxa" w:w="60"/>
+              <w:left w:type="dxa" w:w="90"/>
+              <w:bottom w:type="dxa" w:w="60"/>
+              <w:right w:type="dxa" w:w="90"/>
+            </w:tcMar>
+          </w:tcPr>
+          <w:p>
+            <w:pPr>
+              <w:spacing w:after="0" w:line="240"/>
+              <w:jc w:val="center"/>
+            </w:pPr>
+            <w:r>
+              <w:rPr>
+                <w:rFonts w:ascii="Times New Roman" w:cs="Times New Roman" w:eastAsia="Times New Roman" w:hAnsi="Times New Roman"/>
+                <w:b w:val="false"/>
+                <w:bCs w:val="false"/>
+                <w:sz w:val="18"/>
+                <w:szCs w:val="18"/>
+              </w:rPr>
+              <w:t xml:space="preserve">0,7174</w:t>
+            </w:r>
+          </w:p>
+        </w:tc>
+        <w:tc>
+          <w:tcPr>
+            <w:tcW w:type="dxa" w:w="1250"/>
+            <w:tcMar>
+              <w:top w:type="dxa" w:w="60"/>
+              <w:left w:type="dxa" w:w="90"/>
+              <w:bottom w:type="dxa" w:w="60"/>
+              <w:right w:type="dxa" w:w="90"/>
+            </w:tcMar>
+          </w:tcPr>
+          <w:p>
+            <w:pPr>
+              <w:spacing w:after="0" w:line="240"/>
+              <w:jc w:val="center"/>
+            </w:pPr>
+            <w:r>
+              <w:rPr>
+                <w:rFonts w:ascii="Times New Roman" w:cs="Times New Roman" w:eastAsia="Times New Roman" w:hAnsi="Times New Roman"/>
+                <w:b w:val="false"/>
+                <w:bCs w:val="false"/>
+                <w:sz w:val="18"/>
+                <w:szCs w:val="18"/>
+              </w:rPr>
+              <w:t xml:space="preserve">0,6987</w:t>
+            </w:r>
+          </w:p>
+        </w:tc>
+        <w:tc>
+          <w:tcPr>
+            <w:tcW w:type="dxa" w:w="1250"/>
+            <w:tcMar>
+              <w:top w:type="dxa" w:w="60"/>
+              <w:left w:type="dxa" w:w="90"/>
+              <w:bottom w:type="dxa" w:w="60"/>
+              <w:right w:type="dxa" w:w="90"/>
+            </w:tcMar>
+          </w:tcPr>
+          <w:p>
+            <w:pPr>
+              <w:spacing w:after="0" w:line="240"/>
+              <w:jc w:val="center"/>
+            </w:pPr>
+            <w:r>
+              <w:rPr>
+                <w:rFonts w:ascii="Times New Roman" w:cs="Times New Roman" w:eastAsia="Times New Roman" w:hAnsi="Times New Roman"/>
+                <w:b w:val="false"/>
+                <w:bCs w:val="false"/>
+                <w:sz w:val="18"/>
+                <w:szCs w:val="18"/>
+              </w:rPr>
+              <w:t xml:space="preserve">tidak tersedia</w:t>
+            </w:r>
+          </w:p>
+        </w:tc>
+        <w:tc>
+          <w:tcPr>
             <w:tcW w:type="dxa" w:w="1150"/>
             <w:tcMar>
               <w:top w:type="dxa" w:w="60"/>
@@ -14908,16 +16786,16 @@
                 <w:rFonts w:ascii="Times New Roman" w:cs="Times New Roman" w:eastAsia="Times New Roman" w:hAnsi="Times New Roman"/>
                 <w:b w:val="false"/>
                 <w:bCs w:val="false"/>
-                <w:sz w:val="19"/>
-                <w:szCs w:val="19"/>
-              </w:rPr>
-              <w:t xml:space="preserve">0,7213</w:t>
-            </w:r>
-          </w:p>
-        </w:tc>
-        <w:tc>
-          <w:tcPr>
-            <w:tcW w:type="dxa" w:w="1150"/>
+                <w:sz w:val="18"/>
+                <w:szCs w:val="18"/>
+              </w:rPr>
+              <w:t xml:space="preserve">0,7114</w:t>
+            </w:r>
+          </w:p>
+        </w:tc>
+        <w:tc>
+          <w:tcPr>
+            <w:tcW w:type="dxa" w:w="1000"/>
             <w:tcMar>
               <w:top w:type="dxa" w:w="60"/>
               <w:left w:type="dxa" w:w="90"/>
@@ -14935,16 +16813,16 @@
                 <w:rFonts w:ascii="Times New Roman" w:cs="Times New Roman" w:eastAsia="Times New Roman" w:hAnsi="Times New Roman"/>
                 <w:b w:val="false"/>
                 <w:bCs w:val="false"/>
-                <w:sz w:val="19"/>
-                <w:szCs w:val="19"/>
-              </w:rPr>
-              <w:t xml:space="preserve">0,7009</w:t>
-            </w:r>
-          </w:p>
-        </w:tc>
-        <w:tc>
-          <w:tcPr>
-            <w:tcW w:type="dxa" w:w="1150"/>
+                <w:sz w:val="18"/>
+                <w:szCs w:val="18"/>
+              </w:rPr>
+              <w:t xml:space="preserve">tidak tersedia</w:t>
+            </w:r>
+          </w:p>
+        </w:tc>
+        <w:tc>
+          <w:tcPr>
+            <w:tcW w:type="dxa" w:w="1000"/>
             <w:tcMar>
               <w:top w:type="dxa" w:w="60"/>
               <w:left w:type="dxa" w:w="90"/>
@@ -14962,91 +16840,10 @@
                 <w:rFonts w:ascii="Times New Roman" w:cs="Times New Roman" w:eastAsia="Times New Roman" w:hAnsi="Times New Roman"/>
                 <w:b w:val="false"/>
                 <w:bCs w:val="false"/>
-                <w:sz w:val="19"/>
-                <w:szCs w:val="19"/>
-              </w:rPr>
-              <w:t xml:space="preserve">0,7151</w:t>
-            </w:r>
-          </w:p>
-        </w:tc>
-        <w:tc>
-          <w:tcPr>
-            <w:tcW w:type="dxa" w:w="1150"/>
-            <w:tcMar>
-              <w:top w:type="dxa" w:w="60"/>
-              <w:left w:type="dxa" w:w="90"/>
-              <w:bottom w:type="dxa" w:w="60"/>
-              <w:right w:type="dxa" w:w="90"/>
-            </w:tcMar>
-          </w:tcPr>
-          <w:p>
-            <w:pPr>
-              <w:spacing w:after="0" w:line="240"/>
-              <w:jc w:val="center"/>
-            </w:pPr>
-            <w:r>
-              <w:rPr>
-                <w:rFonts w:ascii="Times New Roman" w:cs="Times New Roman" w:eastAsia="Times New Roman" w:hAnsi="Times New Roman"/>
-                <w:b w:val="false"/>
-                <w:bCs w:val="false"/>
-                <w:sz w:val="19"/>
-                <w:szCs w:val="19"/>
-              </w:rPr>
-              <w:t xml:space="preserve">0,7213</w:t>
-            </w:r>
-          </w:p>
-        </w:tc>
-        <w:tc>
-          <w:tcPr>
-            <w:tcW w:type="dxa" w:w="1000"/>
-            <w:tcMar>
-              <w:top w:type="dxa" w:w="60"/>
-              <w:left w:type="dxa" w:w="90"/>
-              <w:bottom w:type="dxa" w:w="60"/>
-              <w:right w:type="dxa" w:w="90"/>
-            </w:tcMar>
-          </w:tcPr>
-          <w:p>
-            <w:pPr>
-              <w:spacing w:after="0" w:line="240"/>
-              <w:jc w:val="center"/>
-            </w:pPr>
-            <w:r>
-              <w:rPr>
-                <w:rFonts w:ascii="Times New Roman" w:cs="Times New Roman" w:eastAsia="Times New Roman" w:hAnsi="Times New Roman"/>
-                <w:b w:val="false"/>
-                <w:bCs w:val="false"/>
-                <w:sz w:val="19"/>
-                <w:szCs w:val="19"/>
-              </w:rPr>
-              <w:t xml:space="preserve">-</w:t>
-            </w:r>
-          </w:p>
-        </w:tc>
-        <w:tc>
-          <w:tcPr>
-            <w:tcW w:type="dxa" w:w="1020"/>
-            <w:tcMar>
-              <w:top w:type="dxa" w:w="60"/>
-              <w:left w:type="dxa" w:w="90"/>
-              <w:bottom w:type="dxa" w:w="60"/>
-              <w:right w:type="dxa" w:w="90"/>
-            </w:tcMar>
-          </w:tcPr>
-          <w:p>
-            <w:pPr>
-              <w:spacing w:after="0" w:line="240"/>
-              <w:jc w:val="center"/>
-            </w:pPr>
-            <w:r>
-              <w:rPr>
-                <w:rFonts w:ascii="Times New Roman" w:cs="Times New Roman" w:eastAsia="Times New Roman" w:hAnsi="Times New Roman"/>
-                <w:b w:val="false"/>
-                <w:bCs w:val="false"/>
-                <w:sz w:val="19"/>
-                <w:szCs w:val="19"/>
-              </w:rPr>
-              <w:t xml:space="preserve">308,28 s</w:t>
+                <w:sz w:val="18"/>
+                <w:szCs w:val="18"/>
+              </w:rPr>
+              <w:t xml:space="preserve">284,99 s</w:t>
             </w:r>
           </w:p>
         </w:tc>
@@ -15063,23 +16860,7 @@
           <w:sz w:val="24"/>
           <w:szCs w:val="24"/>
         </w:rPr>
-        <w:t xml:space="preserve">Nilai AUC untuk implementasi Spark MLlib tidak dicantumkan karena MulticlassClassificationEvaluator pada Spark tidak menyediakan metrik AUC satu lawan sisanya secara bawaan. Ketidaktersediaan ini dicatat secara eksplisit alih-alih dihilangkan dari tabel, agar keterbatasan perbandingan menjadi transparan.</w:t>
-      </w:r>
-    </w:p>
-    <w:p>
-      <w:pPr>
-        <w:spacing w:after="160" w:before="40"/>
-        <w:jc w:val="center"/>
-      </w:pPr>
-      <w:r>
-        <w:rPr>
-          <w:rFonts w:ascii="Times New Roman" w:cs="Times New Roman" w:eastAsia="Times New Roman" w:hAnsi="Times New Roman"/>
-          <w:b w:val="false"/>
-          <w:bCs w:val="false"/>
-          <w:sz w:val="20"/>
-          <w:szCs w:val="20"/>
-        </w:rPr>
-        <w:t xml:space="preserve">Gambar 4. Confusion Matrix Tiga Model scikit-learn</w:t>
+        <w:t xml:space="preserve">Kolom F1 makro dan AUC tidak tersedia untuk Spark MLlib karena MulticlassClassificationEvaluator tidak menyediakan skema makro maupun AUC satu lawan sisanya secara bawaan. Ketidaktersediaan tersebut dicantumkan secara eksplisit, bukan dikosongkan tanpa keterangan, agar keterbatasan perbandingan menjadi jelas bagi pembaca.</w:t>
       </w:r>
     </w:p>
     <w:p>
@@ -15130,6 +16911,20 @@
     </w:p>
     <w:p>
       <w:pPr>
+        <w:spacing w:after="160" w:before="40"/>
+        <w:jc w:val="center"/>
+      </w:pPr>
+      <w:r>
+        <w:rPr>
+          <w:rFonts w:ascii="Times New Roman" w:cs="Times New Roman" w:eastAsia="Times New Roman" w:hAnsi="Times New Roman"/>
+          <w:sz w:val="20"/>
+          <w:szCs w:val="20"/>
+        </w:rPr>
+        <w:t xml:space="preserve">Gambar 4. Confusion Matrix Tiga Model scikit-learn</w:t>
+      </w:r>
+    </w:p>
+    <w:p>
+      <w:pPr>
         <w:spacing w:after="120" w:line="276"/>
         <w:jc w:val="both"/>
       </w:pPr>
@@ -15139,7 +16934,21 @@
           <w:sz w:val="24"/>
           <w:szCs w:val="24"/>
         </w:rPr>
-        <w:t xml:space="preserve">Matriks konfusi pada Gambar 4 mengungkap pola kesalahan yang konsisten pada ketiga model. Logistic Regression menunjukkan kegagalan yang paling mencolok pada kelas sedang, di mana dari 1.533 kejadian kelas sedang pada data uji, model hanya berhasil mengenali sebagian sangat kecil dengan nilai recall hanya 0,01. Sebagian besar kejadian kelas sedang diklasifikasikan sebagai kelas rendah. Random Forest dan Gradient Boosting menunjukkan perbaikan substansial pada kelas ini dengan recall masing-masing 0,36 dan 0,40, meskipun kelas sedang tetap menjadi kelas tersulit.</w:t>
+        <w:t xml:space="preserve">Matriks konfusi pada Gambar 4 mengungkap pola kesalahan yang konsisten pada ketiga model. Kelas sedang merupakan kelas tersulit dengan recall hanya 0,24 pada Logistic Regression, 0,39 pada Random Forest, dan 0,42 pada Gradient Boosting. Kesulitan tersebut wajar karena kelas sedang berada pada wilayah peralihan yang secara alami bertumpang tindih dengan kedua kelas lain pada ruang fitur.</w:t>
+      </w:r>
+    </w:p>
+    <w:p>
+      <w:pPr>
+        <w:spacing w:after="120" w:line="276"/>
+        <w:jc w:val="both"/>
+      </w:pPr>
+      <w:r>
+        <w:rPr>
+          <w:rFonts w:ascii="Times New Roman" w:cs="Times New Roman" w:eastAsia="Times New Roman" w:hAnsi="Times New Roman"/>
+          <w:sz w:val="24"/>
+          <w:szCs w:val="24"/>
+        </w:rPr>
+        <w:t xml:space="preserve">Pola yang lebih penting justru terlihat pada kelas tinggi. Ketiga model mencapai presisi yang baik pada kelas tersebut, yaitu 0,86 pada Logistic Regression, 0,86 pada Random Forest, dan 0,83 pada Gradient Boosting, tetapi recall-nya rendah, berturut-turut 0,47, 0,49, dan 0,35. Artinya, ketika model menyatakan suatu zona berisiko tinggi, pernyataan itu umumnya benar; namun separuh lebih zona yang sesungguhnya berisiko tinggi tidak berhasil dikenali.</w:t>
       </w:r>
     </w:p>
     <w:p>
@@ -15171,7 +16980,7 @@
           <w:sz w:val="24"/>
           <w:szCs w:val="24"/>
         </w:rPr>
-        <w:t xml:space="preserve">Analisis Perbandingan Antaralgoritma</w:t>
+        <w:t xml:space="preserve">Analisis Perbandingan Antaralgoritme</w:t>
       </w:r>
     </w:p>
     <w:p>
@@ -15185,7 +16994,7 @@
           <w:sz w:val="24"/>
           <w:szCs w:val="24"/>
         </w:rPr>
-        <w:t xml:space="preserve">Perbedaan kinerja antara Logistic Regression dan kedua metode ansambel bersifat substansial. Selisih F1 makro sebesar 0,25 poin antara Logistic Regression dan Gradient Boosting menunjukkan bahwa hubungan antara fitur dan tingkat risiko bersifat nonlinear. Model linear tidak mampu memisahkan kelas sedang yang secara alami berada di antara kelas rendah dan tinggi pada ruang fitur, sehingga cenderung mengabaikannya dan memusatkan prediksi pada kelas mayoritas.</w:t>
+        <w:t xml:space="preserve">Selisih kinerja antara Logistic Regression dan kedua metode ansambel cukup berarti, yaitu 0,047 poin F1 makro terhadap Random Forest. Selisih tersebut menunjukkan bahwa hubungan antara fitur dan tingkat risiko mengandung komponen nonlinear yang tidak dapat ditangkap batas keputusan linear. Meskipun demikian, selisihnya jauh lebih kecil daripada yang teramati pada rancangan label sebelumnya. Hal itu menandakan bahwa tugas prediksi berbasis jendela ke depan memiliki komponen linear yang lebih kuat dibandingkan tugas identifikasi zona pada rancangan sebelumnya.</w:t>
       </w:r>
     </w:p>
     <w:p>
@@ -15199,23 +17008,21 @@
           <w:sz w:val="24"/>
           <w:szCs w:val="24"/>
         </w:rPr>
-        <w:t xml:space="preserve">Antara Random Forest dan Gradient Boosting pada implementasi scikit-learn, perbedaan kinerja relatif kecil dengan selisih F1 makro sebesar 0,018 poin. Namun waktu pelatihan Gradient Boosting lebih dari dua kali lipat waktu Random Forest. Pertimbangan efisiensi menjadikan Random Forest sebagai pilihan yang lebih rasional apabila perbedaan akurasi sekecil itu tidak berdampak signifikan pada keputusan operasional.</w:t>
-      </w:r>
-    </w:p>
-    <w:p>
-      <w:pPr>
-        <w:spacing w:after="160" w:before="40"/>
-        <w:jc w:val="center"/>
-      </w:pPr>
-      <w:r>
-        <w:rPr>
-          <w:rFonts w:ascii="Times New Roman" w:cs="Times New Roman" w:eastAsia="Times New Roman" w:hAnsi="Times New Roman"/>
-          <w:b w:val="false"/>
-          <w:bCs w:val="false"/>
-          <w:sz w:val="20"/>
-          <w:szCs w:val="20"/>
-        </w:rPr>
-        <w:t xml:space="preserve">Gambar 5. Feature Importance Random Forest dan Gradient Boosting</w:t>
+        <w:t xml:space="preserve">Perbandingan antara Random Forest dan Gradient Boosting menghasilkan temuan yang berbeda dari dugaan umum. Random Forest mengungguli Gradient Boosting pada seluruh metrik, yaitu F1 makro 0,6267 berbanding 0,5978, sekaligus dengan waktu pelatihan kurang dari separuhnya, yaitu 4,65 detik berbanding 9,90 detik. Gradient Boosting yang secara teoretis lebih kuat justru berkinerja lebih rendah, terutama pada recall kelas tinggi yang hanya 0,35.</w:t>
+      </w:r>
+    </w:p>
+    <w:p>
+      <w:pPr>
+        <w:spacing w:after="120" w:line="276"/>
+        <w:jc w:val="both"/>
+      </w:pPr>
+      <w:r>
+        <w:rPr>
+          <w:rFonts w:ascii="Times New Roman" w:cs="Times New Roman" w:eastAsia="Times New Roman" w:hAnsi="Times New Roman"/>
+          <w:sz w:val="24"/>
+          <w:szCs w:val="24"/>
+        </w:rPr>
+        <w:t xml:space="preserve">Penjelasan yang paling mungkin adalah konfigurasi bawaan Gradient Boosting pada scikit-learn memakai laju pembelajaran 0,1 dengan seratus tahap peningkatan, dan konfigurasi tersebut belum memadai untuk data dengan derajat derau tinggi seperti data kegempaan. Aktivitas seismik pada horizon sembilan puluh hari mengandung komponen acak yang besar sehingga model yang berupaya memperbaiki kesalahan secara bertahap justru cenderung mengejar derau. Random Forest yang merata-ratakan banyak pohon saling bebas lebih tahan terhadap keadaan tersebut.</w:t>
       </w:r>
     </w:p>
     <w:p>
@@ -15266,6 +17073,20 @@
     </w:p>
     <w:p>
       <w:pPr>
+        <w:spacing w:after="160" w:before="40"/>
+        <w:jc w:val="center"/>
+      </w:pPr>
+      <w:r>
+        <w:rPr>
+          <w:rFonts w:ascii="Times New Roman" w:cs="Times New Roman" w:eastAsia="Times New Roman" w:hAnsi="Times New Roman"/>
+          <w:sz w:val="20"/>
+          <w:szCs w:val="20"/>
+        </w:rPr>
+        <w:t xml:space="preserve">Gambar 5. Feature Importance Random Forest dan Gradient Boosting</w:t>
+      </w:r>
+    </w:p>
+    <w:p>
+      <w:pPr>
         <w:spacing w:after="120" w:line="276"/>
         <w:jc w:val="both"/>
       </w:pPr>
@@ -15275,7 +17096,21 @@
           <w:sz w:val="24"/>
           <w:szCs w:val="24"/>
         </w:rPr>
-        <w:t xml:space="preserve">Analisis kepentingan fitur pada Gambar 5 memberikan wawasan mengenai mekanisme kerja model. Fitur event_count_7d yang merepresentasikan intensitas aktivitas seismik dalam tujuh hari terakhir memiliki kontribusi dominan, konsisten dengan konstruksi label yang berbasis frekuensi aktivitas zona. Fitur depth_km juga menunjukkan kontribusi signifikan, sejalan dengan pemahaman seismologi bahwa kedalaman merupakan penentu utama dampak permukaan. Sebaliknya, fitur tsunami memiliki kontribusi minimal karena hanya tujuh belas kejadian dari 19.266 yang bernilai positif, sehingga variasi yang dapat dipelajari model sangat terbatas.</w:t>
+        <w:t xml:space="preserve">Analisis kepentingan fitur pada Gambar 5 memberikan gambaran mengenai mekanisme kerja model. Fitur temporal event_count_7d dan event_count_30d yang mewakili intensitas aktivitas seismik terkini memiliki kontribusi dominan. Hal tersebut selaras dengan pemahaman seismologi bahwa aktivitas seismik memiliki autokorelasi: zona yang sedang aktif cenderung tetap aktif dalam waktu dekat. Fitur days_since_last_event juga berkontribusi berarti sebagai penanda keteraturan aktivitas.</w:t>
+      </w:r>
+    </w:p>
+    <w:p>
+      <w:pPr>
+        <w:spacing w:after="120" w:line="276"/>
+        <w:jc w:val="both"/>
+      </w:pPr>
+      <w:r>
+        <w:rPr>
+          <w:rFonts w:ascii="Times New Roman" w:cs="Times New Roman" w:eastAsia="Times New Roman" w:hAnsi="Times New Roman"/>
+          <w:sz w:val="24"/>
+          <w:szCs w:val="24"/>
+        </w:rPr>
+        <w:t xml:space="preserve">Sebaliknya, fitur tsunami memiliki kontribusi paling kecil karena hanya tujuh belas kejadian dari 19.266 yang bernilai positif sehingga variasi yang dapat dipelajari model sangat terbatas. Metrik mutu jaringan seismograf seperti gap dan nst memiliki kontribusi menengah, jauh berkurang dibandingkan dengan perannya pada rancangan label sebelumnya. Penurunan tersebut merupakan pertanda baik karena menegaskan bahwa model tidak lagi bertumpu pada sidik jari lokasi.</w:t>
       </w:r>
     </w:p>
     <w:p>
@@ -15292,22 +17127,6 @@
           <w:szCs w:val="24"/>
         </w:rPr>
         <w:t xml:space="preserve">Analisis Perbandingan scikit-learn dan Spark MLlib</w:t>
-      </w:r>
-    </w:p>
-    <w:p>
-      <w:pPr>
-        <w:spacing w:after="160" w:before="40"/>
-        <w:jc w:val="center"/>
-      </w:pPr>
-      <w:r>
-        <w:rPr>
-          <w:rFonts w:ascii="Times New Roman" w:cs="Times New Roman" w:eastAsia="Times New Roman" w:hAnsi="Times New Roman"/>
-          <w:b w:val="false"/>
-          <w:bCs w:val="false"/>
-          <w:sz w:val="20"/>
-          <w:szCs w:val="20"/>
-        </w:rPr>
-        <w:t xml:space="preserve">Gambar 6. Perbandingan Metrik dan Waktu Training sklearn vs Spark MLlib</w:t>
       </w:r>
     </w:p>
     <w:p>
@@ -15358,6 +17177,20 @@
     </w:p>
     <w:p>
       <w:pPr>
+        <w:spacing w:after="160" w:before="40"/>
+        <w:jc w:val="center"/>
+      </w:pPr>
+      <w:r>
+        <w:rPr>
+          <w:rFonts w:ascii="Times New Roman" w:cs="Times New Roman" w:eastAsia="Times New Roman" w:hAnsi="Times New Roman"/>
+          <w:sz w:val="20"/>
+          <w:szCs w:val="20"/>
+        </w:rPr>
+        <w:t xml:space="preserve">Gambar 6. Perbandingan Metrik dan Waktu Pelatihan scikit-learn dan Spark MLlib</w:t>
+      </w:r>
+    </w:p>
+    <w:p>
+      <w:pPr>
         <w:spacing w:after="120" w:line="276"/>
         <w:jc w:val="both"/>
       </w:pPr>
@@ -15367,7 +17200,7 @@
           <w:sz w:val="24"/>
           <w:szCs w:val="24"/>
         </w:rPr>
-        <w:t xml:space="preserve">Perbandingan antara implementasi scikit-learn dan Spark MLlib menghasilkan temuan yang perlu ditafsirkan secara hati-hati. Dari sisi kualitas prediksi, Random Forest pada Spark MLlib mencapai F1 makro 0,7009, lebih tinggi dibandingkan Gradient Boosting scikit-learn yang mencapai 0,6559. Selisih sebesar 0,045 poin ini terutama berasal dari kemampuan yang lebih baik dalam mengenali kelas minoritas, sebagaimana tercermin dari nilai recall makro Spark sebesar 0,7213 dibandingkan 0,6412 pada Gradient Boosting.</w:t>
+        <w:t xml:space="preserve">Setelah kedua pustaka dibandingkan pada skema metrik yang setara, hasilnya praktis identik. Random Forest pada scikit-learn mencapai F1 weighted 0,6999, sedangkan Random Forest pada Spark MLlib mencapai 0,6987. Selisih sebesar 0,0012 poin tidak bermakna secara praktis dan berada dalam rentang variasi wajar akibat perbedaan implementasi internal serta pembangkitan bilangan acak.</w:t>
       </w:r>
     </w:p>
     <w:p>
@@ -15381,7 +17214,7 @@
           <w:sz w:val="24"/>
           <w:szCs w:val="24"/>
         </w:rPr>
-        <w:t xml:space="preserve">Peningkatan ini tidak berasal dari keunggulan intrinsik Spark MLlib sebagai pustaka, melainkan dari penerapan optimasi hiperparameter melalui validasi silang tiga lipatan yang tidak diterapkan pada implementasi scikit-learn. Perbandingan yang sepenuhnya setara memerlukan penerapan GridSearchCV pada scikit-learn dengan kisi parameter yang sama. Keterbatasan ini dicatat sebagai batasan penelitian.</w:t>
+        <w:t xml:space="preserve">Kesetaraan tersebut merupakan temuan yang menenangkan sekaligus penting. Menenangkan karena menunjukkan bahwa kedua implementasi Random Forest menghasilkan model yang setara mutunya sehingga pemilihan pustaka tidak mengorbankan kualitas prediksi. Penting karena membalik simpulan awal yang keliru: sebelum kekeliruan skema metrik diperbaiki, Spark tampak unggul 0,072 poin, dan atas dasar itu hampir ditarik simpulan bahwa optimasi hiperparameter Spark memberikan keuntungan nyata. Setelah diperiksa, keunggulan tersebut ternyata semu.</w:t>
       </w:r>
     </w:p>
     <w:p>
@@ -15395,7 +17228,7 @@
           <w:sz w:val="24"/>
           <w:szCs w:val="24"/>
         </w:rPr>
-        <w:t xml:space="preserve">Dari sisi efisiensi komputasi, perbedaannya sangat mencolok. Spark MLlib memerlukan 308,28 detik untuk menyelesaikan proses pelatihan beserta validasi silang, sementara Random Forest scikit-learn hanya memerlukan 4,03 detik. Rasio sebesar tujuh puluh enam kali lipat ini tidak sepenuhnya merepresentasikan perbandingan yang adil karena Spark menjalankan dua belas konfigurasi model dalam validasi silang tiga lipatan, sementara scikit-learn hanya melatih satu konfigurasi. Namun demikian, bahkan setelah memperhitungkan faktor tersebut, waktu per konfigurasi Spark tetap jauh lebih tinggi.</w:t>
+        <w:t xml:space="preserve">Dari sisi efisiensi komputasi, selisihnya sangat mencolok. Spark MLlib memerlukan 284,99 detik untuk menyelesaikan pelatihan beserta validasi silang, sedangkan Random Forest scikit-learn hanya memerlukan 4,65 detik. Rasio sebesar enam puluh satu kali lipat tersebut tidak sepenuhnya mewakili perbandingan yang adil karena Spark menjalankan dua belas konfigurasi model dalam validasi silang tiga lipatan, sedangkan scikit-learn hanya melatih satu konfigurasi. Namun, bahkan setelah faktor tersebut diperhitungkan, yaitu sekitar 7,9 detik per konfigurasi, waktu Spark tetap lebih tinggi daripada scikit-learn yang melatih model penuh dalam 4,65 detik.</w:t>
       </w:r>
     </w:p>
     <w:p>
@@ -15409,7 +17242,7 @@
           <w:sz w:val="24"/>
           <w:szCs w:val="24"/>
         </w:rPr>
-        <w:t xml:space="preserve">Selisih waktu ini bersumber dari beban tambahan yang melekat pada arsitektur terdistribusi, mencakup inisialisasi Java Virtual Machine, serialisasi data antara Python dan JVM, serta koordinasi penjadwalan tugas. Pada dataset berukuran 19.266 baris yang seluruhnya muat dalam memori satu mesin, beban tambahan tersebut jauh melampaui manfaat paralelisasi.</w:t>
+        <w:t xml:space="preserve">Selisih waktu tersebut bersumber pada beban tambahan yang melekat pada arsitektur terdistribusi, meliputi penyiapan Java Virtual Machine, serialisasi data antara Python dan JVM, serta koordinasi penjadwalan tugas. Pada dataset berukuran 18.936 baris yang seluruhnya termuat dalam memori satu mesin, beban tambahan tersebut jauh melampaui manfaat paralelisasi.</w:t>
       </w:r>
     </w:p>
     <w:p>
@@ -15439,7 +17272,7 @@
           <w:sz w:val="24"/>
           <w:szCs w:val="24"/>
         </w:rPr>
-        <w:t xml:space="preserve">Temuan ini menghasilkan kesimpulan yang penting bagi praktik pemilihan teknologi. Penggunaan Spark tidak otomatis memberikan keuntungan kinerja, dan pada skala data kecil hingga menengah justru merugikan. Keunggulan Spark baru terwujud ketika volume data melampaui kapasitas memori satu mesin, atau ketika data secara inheren tersebar pada beberapa lokasi penyimpanan.</w:t>
+        <w:t xml:space="preserve">Temuan tersebut menghasilkan simpulan yang penting bagi praktik pemilihan teknologi. Penggunaan Spark tidak dengan sendirinya memberikan keuntungan kinerja, dan pada skala data kecil hingga menengah justru merugikan. Keunggulan Spark baru terwujud ketika volume data melampaui kapasitas memori satu mesin atau ketika data secara inheren tersebar pada beberapa lokasi penyimpanan.</w:t>
       </w:r>
     </w:p>
     <w:p>
@@ -15453,7 +17286,7 @@
           <w:sz w:val="24"/>
           <w:szCs w:val="24"/>
         </w:rPr>
-        <w:t xml:space="preserve">Dalam konteks penelitian ini, pemilihan Spark sebagai kerangka kerja dalam rancangan tetap dapat dipertahankan dengan justifikasi skalabilitas jangka panjang. Apabila cakupan sistem diperluas untuk mencakup data seismik global, data sensor dengan frekuensi tinggi, atau integrasi dengan data dampak bencana yang jauh lebih besar volumenya, arsitektur terdistribusi menjadi keharusan. Namun untuk kebutuhan operasional pada skala saat ini, implementasi scikit-learn memberikan hasil yang setara dengan efisiensi jauh lebih tinggi.</w:t>
+        <w:t xml:space="preserve">Dalam konteks penelitian ini, pemilihan Spark pada rancangan tetap dapat dipertahankan dengan alasan skalabilitas jangka panjang. Apabila cakupan sistem diperluas hingga mencakup data seismik global, data sensor berfrekuensi tinggi, atau pemaduan dengan data dampak bencana yang jauh lebih besar volumenya, arsitektur terdistribusi menjadi keharusan. Namun, untuk kebutuhan operasional pada skala saat ini, implementasi scikit-learn memberikan hasil setara dengan efisiensi jauh lebih tinggi.</w:t>
       </w:r>
     </w:p>
     <w:p>
@@ -15469,7 +17302,7 @@
           <w:sz w:val="24"/>
           <w:szCs w:val="24"/>
         </w:rPr>
-        <w:t xml:space="preserve">Keterbatasan Model</w:t>
+        <w:t xml:space="preserve">Implikasi Operasional dan Keterbatasan Model</w:t>
       </w:r>
     </w:p>
     <w:p>
@@ -15483,7 +17316,7 @@
           <w:sz w:val="24"/>
           <w:szCs w:val="24"/>
         </w:rPr>
-        <w:t xml:space="preserve">Beberapa keterbatasan perlu dicatat secara terbuka. Pertama, akurasi model pada kisaran 0,72 menunjukkan bahwa sekitar satu dari empat prediksi masih keliru. Tingkat ketepatan ini memadai sebagai alat bantu penentuan prioritas namun belum memadai sebagai dasar keputusan tunggal tanpa pertimbangan lain.</w:t>
+        <w:t xml:space="preserve">Pola presisi tinggi disertai recall rendah pada kelas tinggi memiliki implikasi operasional yang serius dan perlu dinyatakan secara terbuka. Dalam konteks mitigasi bencana, kegagalan mengenali zona yang sesungguhnya berisiko tinggi jauh lebih berbahaya daripada peringatan yang berlebihan. Dengan recall 0,49 pada Random Forest, sekitar separuh zona berisiko tinggi tidak akan memperoleh prioritas mitigasi apabila keputusan didasarkan sepenuhnya pada keluaran model.</w:t>
       </w:r>
     </w:p>
     <w:p>
@@ -15497,7 +17330,7 @@
           <w:sz w:val="24"/>
           <w:szCs w:val="24"/>
         </w:rPr>
-        <w:t xml:space="preserve">Kedua, kelas sedang secara konsisten menjadi kelas dengan kinerja terendah pada seluruh model. Hal ini merupakan konsekuensi wajar dari konstruksi label berbasis ambang persentil, di mana kelas sedang berada pada wilayah peralihan yang secara alami tumpang tindih dengan kedua kelas lainnya.</w:t>
+        <w:t xml:space="preserve">Perbaikan yang dapat ditempuh mencakup penyesuaian ambang keputusan agar lebih memihak recall pada kelas tinggi, penerapan pembobotan kelas pada fungsi kerugian, atau penerapan teknik penyeimbangan data. Ketiga pendekatan tersebut akan menurunkan presisi sebagai imbalannya, dan pilihan titik keseimbangan seharusnya ditentukan bersama pemangku kepentingan berdasarkan biaya relatif antara kesalahan positif dan kesalahan negatif.</w:t>
       </w:r>
     </w:p>
     <w:p>
@@ -15511,7 +17344,49 @@
           <w:sz w:val="24"/>
           <w:szCs w:val="24"/>
         </w:rPr>
-        <w:t xml:space="preserve">Ketiga, label yang digunakan merupakan proksi yang dikonstruksi dari data historis, bukan label yang divalidasi oleh pakar seismologi atau data kerusakan aktual. Validasi terhadap data dampak nyata dari BNPB akan memperkuat kesahihan model, namun terkendala ketiadaan antarmuka pemrograman publik pada sumber tersebut.</w:t>
+        <w:t xml:space="preserve">Beberapa keterbatasan lain perlu dicatat. Pertama, akurasi model pada kisaran 0,72 berarti sekitar satu dari empat prediksi masih keliru. Tingkat ketepatan tersebut memadai sebagai alat bantu penentuan prioritas, tetapi belum memadai sebagai dasar keputusan tunggal tanpa pertimbangan lain.</w:t>
+      </w:r>
+    </w:p>
+    <w:p>
+      <w:pPr>
+        <w:spacing w:after="120" w:line="276"/>
+        <w:jc w:val="both"/>
+      </w:pPr>
+      <w:r>
+        <w:rPr>
+          <w:rFonts w:ascii="Times New Roman" w:cs="Times New Roman" w:eastAsia="Times New Roman" w:hAnsi="Times New Roman"/>
+          <w:sz w:val="24"/>
+          <w:szCs w:val="24"/>
+        </w:rPr>
+        <w:t xml:space="preserve">Kedua, sebanyak 238 dari 430 zona tetap berlabel tunggal karena frekuensi kejadiannya terlalu rendah untuk membentuk variasi. Model dengan sendirinya kurang informatif bagi zona tersebut, dan penilaian risikonya sebaiknya bersandar pada kajian geologi, bukan pada keluaran model.</w:t>
+      </w:r>
+    </w:p>
+    <w:p>
+      <w:pPr>
+        <w:spacing w:after="120" w:line="276"/>
+        <w:jc w:val="both"/>
+      </w:pPr>
+      <w:r>
+        <w:rPr>
+          <w:rFonts w:ascii="Times New Roman" w:cs="Times New Roman" w:eastAsia="Times New Roman" w:hAnsi="Times New Roman"/>
+          <w:sz w:val="24"/>
+          <w:szCs w:val="24"/>
+        </w:rPr>
+        <w:t xml:space="preserve">Ketiga, horizon sembilan puluh hari ditetapkan berdasarkan pertimbangan praktis, yaitu cukup panjang untuk menangkap pola aktivitas, tetapi cukup pendek untuk bermanfaat bagi perencanaan mitigasi jangka pendek. Penetapan tersebut belum diuji terhadap horizon alternatif. Kajian sensitivitas terhadap panjang horizon merupakan arah pengembangan yang wajar bagi penelitian lanjutan.</w:t>
+      </w:r>
+    </w:p>
+    <w:p>
+      <w:pPr>
+        <w:spacing w:after="120" w:line="276"/>
+        <w:jc w:val="both"/>
+      </w:pPr>
+      <w:r>
+        <w:rPr>
+          <w:rFonts w:ascii="Times New Roman" w:cs="Times New Roman" w:eastAsia="Times New Roman" w:hAnsi="Times New Roman"/>
+          <w:sz w:val="24"/>
+          <w:szCs w:val="24"/>
+        </w:rPr>
+        <w:t xml:space="preserve">Keempat, label yang digunakan merupakan proksi yang dibangun dari data katalog, bukan label yang divalidasi pakar seismologi atau data kerusakan aktual. Validasi terhadap data dampak nyata dari BNPB akan memperkuat keabsahan model, tetapi terkendala ketiadaan antarmuka pemrograman publik pada sumber tersebut.</w:t>
       </w:r>
     </w:p>
     <w:p>
@@ -15547,7 +17422,7 @@
           <w:sz w:val="24"/>
           <w:szCs w:val="24"/>
         </w:rPr>
-        <w:t xml:space="preserve">Analisis graf diterapkan untuk menangkap dimensi keterkaitan antarwilayah yang tidak dapat direpresentasikan secara memadai dalam model tabular. Model tabular memperlakukan setiap kejadian sebagai entitas independen, padahal aktivitas seismik memiliki karakteristik keterkaitan spasial dan temporal, di mana kejadian di satu zona dapat berhubungan dengan kejadian di zona lain melalui mekanisme perambatan tegangan atau rangkaian gempa susulan.</w:t>
+        <w:t xml:space="preserve">Analisis graf diterapkan untuk menangkap dimensi keterkaitan antarwilayah yang tidak dapat direpresentasikan secara memadai dalam model tabular. Model tabular memperlakukan setiap kejadian sebagai entitas yang berdiri sendiri, padahal aktivitas seismik memiliki ciri keterkaitan spasial dan temporal: kejadian di satu zona dapat berhubungan dengan kejadian di zona lain melalui mekanisme perambatan tegangan atau rangkaian gempa susulan.</w:t>
       </w:r>
     </w:p>
     <w:p>
@@ -15593,7 +17468,7 @@
           <w:sz w:val="24"/>
           <w:szCs w:val="24"/>
         </w:rPr>
-        <w:t xml:space="preserve">Graf pertama dirancang untuk memetakan keterkaitan antarzona berdasarkan kedekatan spasial dan temporal kejadian. Simpul merepresentasikan zona seismik hasil diskretisasi grid satu derajat, menghasilkan 430 simpul. Sisi dibentuk antara dua zona apabila terdapat pasangan kejadian di kedua zona tersebut yang berjarak kurang dari dua ratus kilometer dan terpisah kurang dari tujuh hari. Bobot sisi menyatakan jumlah pasangan kejadian yang memenuhi kriteria tersebut.</w:t>
+        <w:t xml:space="preserve">Graf pertama dirancang untuk memetakan keterkaitan antarzona berdasarkan kedekatan spasial dan temporal kejadian. Simpul mewakili zona seismik hasil diskretisasi grid satu derajat sehingga menghasilkan 430 simpul. Sisi dibentuk antara dua zona apabila terdapat pasangan kejadian di kedua zona tersebut yang berjarak kurang dari dua ratus kilometer dan terpisah kurang dari tujuh hari. Bobot sisi menyatakan jumlah pasangan kejadian yang memenuhi kriteria tersebut.</w:t>
       </w:r>
     </w:p>
     <w:p>
@@ -15607,7 +17482,7 @@
           <w:sz w:val="24"/>
           <w:szCs w:val="24"/>
         </w:rPr>
-        <w:t xml:space="preserve">Penetapan ambang dua ratus kilometer dan tujuh hari didasarkan pada karakteristik gempa susulan, di mana rangkaian gempa susulan umumnya terjadi dalam radius dan rentang waktu tersebut dari gempa utama. Ambang ini merupakan penyederhanaan karena parameter sebenarnya bergantung pada magnitude gempa utama, namun cukup memadai untuk analisis eksploratif pada tingkat zona.</w:t>
+        <w:t xml:space="preserve">Penetapan ambang dua ratus kilometer dan tujuh hari berpijak pada ciri gempa susulan yang umumnya terjadi dalam radius dan rentang waktu tersebut dari gempa utama. Ambang tersebut merupakan penyederhanaan karena parameter sebenarnya bergantung pada magnitudo gempa utama, tetapi memadai untuk analisis penjajakan pada tingkat zona.</w:t>
       </w:r>
     </w:p>
     <w:p>
@@ -15621,23 +17496,7 @@
           <w:sz w:val="24"/>
           <w:szCs w:val="24"/>
         </w:rPr>
-        <w:t xml:space="preserve">Implementasi pembentukan graf menghadapi tantangan kompleksitas komputasi. Pendekatan naif yang memeriksa seluruh pasangan kejadian akan menghasilkan kompleksitas kuadratik, yang untuk 19.266 kejadian berarti sekitar 185 juta pemeriksaan pasangan. Untuk mengatasi hal ini, diterapkan pendekatan jendela geser di mana kejadian diurutkan berdasarkan waktu dan pemeriksaan hanya dilakukan terhadap kejadian dalam rentang waktu tujuh hari ke depan. Selain itu, perhitungan jarak yang semula menggunakan pustaka geodesik diganti dengan implementasi haversine langsung, menghasilkan percepatan sekitar 2,3 kali lipat. Proses pembentukan graf untuk dataset penuh memerlukan waktu sekitar 87 detik.</w:t>
-      </w:r>
-    </w:p>
-    <w:p>
-      <w:pPr>
-        <w:spacing w:after="160" w:before="40"/>
-        <w:jc w:val="center"/>
-      </w:pPr>
-      <w:r>
-        <w:rPr>
-          <w:rFonts w:ascii="Times New Roman" w:cs="Times New Roman" w:eastAsia="Times New Roman" w:hAnsi="Times New Roman"/>
-          <w:b w:val="false"/>
-          <w:bCs w:val="false"/>
-          <w:sz w:val="20"/>
-          <w:szCs w:val="20"/>
-        </w:rPr>
-        <w:t xml:space="preserve">Gambar 7. Graph A - Jaringan Spasial-Temporal Zona Seismik</w:t>
+        <w:t xml:space="preserve">Implementasi pembentukan graf menghadapi tantangan kerumitan komputasi. Pendekatan naif yang memeriksa seluruh pasangan kejadian menghasilkan kerumitan kuadratik: untuk 19.266 kejadian diperlukan sekitar 185 juta pemeriksaan pasangan. Untuk mengatasinya diterapkan pendekatan jendela geser: kejadian diurutkan berdasarkan waktu dan pemeriksaan hanya dilakukan terhadap kejadian dalam rentang tujuh hari berikutnya. Selain itu, perhitungan jarak yang semula memakai pustaka geodesik diganti dengan implementasi haversine langsung sehingga menghasilkan percepatan sekitar 2,3 kali lipat. Pembentukan graf untuk dataset penuh memerlukan waktu sekitar 87 detik.</w:t>
       </w:r>
     </w:p>
     <w:p>
@@ -15688,6 +17547,20 @@
     </w:p>
     <w:p>
       <w:pPr>
+        <w:spacing w:after="160" w:before="40"/>
+        <w:jc w:val="center"/>
+      </w:pPr>
+      <w:r>
+        <w:rPr>
+          <w:rFonts w:ascii="Times New Roman" w:cs="Times New Roman" w:eastAsia="Times New Roman" w:hAnsi="Times New Roman"/>
+          <w:sz w:val="20"/>
+          <w:szCs w:val="20"/>
+        </w:rPr>
+        <w:t xml:space="preserve">Gambar 7. Graph A – Jaringan Spasial-Temporal Zona Seismik</w:t>
+      </w:r>
+    </w:p>
+    <w:p>
+      <w:pPr>
         <w:spacing w:after="120" w:line="276"/>
         <w:jc w:val="both"/>
       </w:pPr>
@@ -15697,7 +17570,7 @@
           <w:sz w:val="24"/>
           <w:szCs w:val="24"/>
         </w:rPr>
-        <w:t xml:space="preserve">Graf yang dihasilkan terdiri dari 430 simpul dan 998 sisi. Visualisasi pada Gambar 7 menempatkan simpul sesuai koordinat geografis sebenarnya, sehingga struktur graf dapat dibaca sekaligus sebagai peta. Warna simpul menunjukkan komunitas hasil deteksi algoritma Louvain, sementara ukuran simpul proporsional terhadap derajat keterhubungan.</w:t>
+        <w:t xml:space="preserve">Graf yang dihasilkan terdiri atas 430 simpul dan 998 sisi. Visualisasi pada Gambar 7 menempatkan simpul sesuai koordinat geografis sebenarnya sehingga struktur graf dapat dibaca sekaligus sebagai peta. Warna simpul menunjukkan komunitas hasil deteksi algoritme Louvain, sedangkan ukuran simpul sebanding dengan derajat keterhubungan.</w:t>
       </w:r>
     </w:p>
     <w:p>
@@ -15713,7 +17586,7 @@
           <w:sz w:val="24"/>
           <w:szCs w:val="24"/>
         </w:rPr>
-        <w:t xml:space="preserve">Graph B: Bipartite Wilayah dan Karakteristik Hazard</w:t>
+        <w:t xml:space="preserve">Graph B: Bipartit Wilayah dan Karakteristik Hazard</w:t>
       </w:r>
     </w:p>
     <w:p>
@@ -15727,23 +17600,7 @@
           <w:sz w:val="24"/>
           <w:szCs w:val="24"/>
         </w:rPr>
-        <w:t xml:space="preserve">Graf kedua dirancang untuk memetakan hubungan antara wilayah dan karakteristik hazard yang dialaminya. Struktur graf bersifat dua partit dengan 430 simpul wilayah pada satu sisi dan sembilan simpul kategori pada sisi lainnya. Kategori mencakup tiga kelas kedalaman, empat pita magnitude, dan dua kategori potensi tsunami. Sisi dibentuk antara wilayah dan kategori apabila terdapat kejadian di wilayah tersebut yang termasuk dalam kategori bersangkutan, dengan bobot menyatakan jumlah kejadian.</w:t>
-      </w:r>
-    </w:p>
-    <w:p>
-      <w:pPr>
-        <w:spacing w:after="160" w:before="40"/>
-        <w:jc w:val="center"/>
-      </w:pPr>
-      <w:r>
-        <w:rPr>
-          <w:rFonts w:ascii="Times New Roman" w:cs="Times New Roman" w:eastAsia="Times New Roman" w:hAnsi="Times New Roman"/>
-          <w:b w:val="false"/>
-          <w:bCs w:val="false"/>
-          <w:sz w:val="20"/>
-          <w:szCs w:val="20"/>
-        </w:rPr>
-        <w:t xml:space="preserve">Gambar 8. Graph B - Bipartite Wilayah dan Karakteristik Hazard</w:t>
+        <w:t xml:space="preserve">Graf kedua dirancang untuk memetakan hubungan antara wilayah dan karakteristik hazard yang dialaminya. Struktur graf bersifat dua partit dengan 430 simpul wilayah pada satu sisi dan sembilan simpul kategori pada sisi lain. Kategori mencakup tiga kelas kedalaman, empat pita magnitudo, dan dua kategori potensi tsunami. Sisi dibentuk antara wilayah dan kategori apabila terdapat kejadian di wilayah tersebut yang termasuk dalam kategori bersangkutan, dengan bobot menyatakan jumlah kejadian.</w:t>
       </w:r>
     </w:p>
     <w:p>
@@ -15794,6 +17651,20 @@
     </w:p>
     <w:p>
       <w:pPr>
+        <w:spacing w:after="160" w:before="40"/>
+        <w:jc w:val="center"/>
+      </w:pPr>
+      <w:r>
+        <w:rPr>
+          <w:rFonts w:ascii="Times New Roman" w:cs="Times New Roman" w:eastAsia="Times New Roman" w:hAnsi="Times New Roman"/>
+          <w:sz w:val="20"/>
+          <w:szCs w:val="20"/>
+        </w:rPr>
+        <w:t xml:space="preserve">Gambar 8. Graph B – Bipartit Wilayah dan Karakteristik Hazard</w:t>
+      </w:r>
+    </w:p>
+    <w:p>
+      <w:pPr>
         <w:spacing w:after="120" w:line="276"/>
         <w:jc w:val="both"/>
       </w:pPr>
@@ -15803,7 +17674,7 @@
           <w:sz w:val="24"/>
           <w:szCs w:val="24"/>
         </w:rPr>
-        <w:t xml:space="preserve">Graf yang dihasilkan terdiri dari 439 simpul dan 3.451 sisi. Derajat keterhubungan simpul wilayah pada graf ini memiliki interpretasi langsung sebagai keragaman karakteristik hazard, di mana wilayah dengan derajat tinggi mengalami kombinasi kedalaman, magnitude, dan potensi tsunami yang lebih beragam.</w:t>
+        <w:t xml:space="preserve">Graf yang dihasilkan terdiri atas 439 simpul dan 3.451 sisi. Derajat keterhubungan simpul wilayah pada graf tersebut memiliki tafsiran langsung sebagai keragaman karakteristik hazard: wilayah dengan derajat tinggi mengalami gabungan kedalaman, magnitudo, dan potensi tsunami yang lebih beragam.</w:t>
       </w:r>
     </w:p>
     <w:p>
@@ -15835,7 +17706,7 @@
           <w:sz w:val="24"/>
           <w:szCs w:val="24"/>
         </w:rPr>
-        <w:t xml:space="preserve">Temuan 1: Fragmentasi Jaringan Seismik</w:t>
+        <w:t xml:space="preserve">Temuan Pertama: Keterpecahan Jaringan Seismik</w:t>
       </w:r>
     </w:p>
     <w:p>
@@ -15849,7 +17720,7 @@
           <w:sz w:val="24"/>
           <w:szCs w:val="24"/>
         </w:rPr>
-        <w:t xml:space="preserve">Analisis komponen terhubung mengungkap bahwa graf spasial-temporal terpecah menjadi 79 komponen terpisah. Komponen terbesar mencakup 349 zona, sementara 78 komponen sisanya berukuran sangat kecil dengan sebagian besar merupakan zona terisolasi tanpa keterhubungan sama sekali.</w:t>
+        <w:t xml:space="preserve">Analisis komponen terhubung mengungkap bahwa graf spasial-temporal terpecah menjadi 79 komponen terpisah. Komponen terbesar mencakup 349 zona, sedangkan 78 komponen sisanya berukuran sangat kecil dan sebagian besar merupakan zona terpencil tanpa keterhubungan sama sekali.</w:t>
       </w:r>
     </w:p>
     <w:p>
@@ -15863,7 +17734,7 @@
           <w:sz w:val="24"/>
           <w:szCs w:val="24"/>
         </w:rPr>
-        <w:t xml:space="preserve">Temuan ini memiliki dua lapis interpretasi. Pada satu sisi, keberadaan komponen besar yang mencakup 349 dari 430 zona menunjukkan bahwa mayoritas wilayah seismik Indonesia terhubung dalam satu jaringan aktivitas, mencerminkan kesinambungan sistem tektonik sepanjang busur kepulauan. Pada sisi lain, keberadaan 78 komponen terisolasi menunjukkan adanya zona-zona dengan aktivitas seismik yang tidak berkorelasi dengan wilayah sekitarnya dalam rentang waktu tujuh hari. Zona-zona terisolasi ini umumnya berada di wilayah dengan aktivitas jarang, sehingga peluang terjadinya kejadian bersamaan dengan zona tetangga menjadi kecil.</w:t>
+        <w:t xml:space="preserve">Temuan tersebut memiliki dua lapis tafsiran. Di satu sisi, keberadaan komponen besar yang mencakup 349 dari 430 zona menunjukkan bahwa sebagian besar wilayah seismik Indonesia terhubung dalam satu jaringan aktivitas dan mencerminkan kesinambungan sistem tektonik sepanjang busur kepulauan. Di sisi lain, keberadaan 78 komponen terpencil menunjukkan adanya zona yang aktivitas seismiknya tidak berkorelasi dengan wilayah sekitarnya dalam rentang tujuh hari. Zona terpencil tersebut umumnya berada di wilayah dengan aktivitas jarang sehingga peluang terjadinya kejadian bersamaan dengan zona tetangga menjadi kecil.</w:t>
       </w:r>
     </w:p>
     <w:p>
@@ -15877,7 +17748,7 @@
           <w:sz w:val="24"/>
           <w:szCs w:val="24"/>
         </w:rPr>
-        <w:t xml:space="preserve">Implikasi praktis dari temuan ini adalah bahwa strategi pemantauan tidak dapat diseragamkan. Zona dalam komponen besar dapat dipantau melalui pendekatan jaringan di mana aktivitas di satu zona menjadi indikator bagi zona tetangga, sementara zona terisolasi memerlukan pemantauan mandiri karena tidak memiliki zona penanda yang berkorelasi.</w:t>
+        <w:t xml:space="preserve">Implikasi praktisnya adalah strategi pemantauan tidak dapat diseragamkan. Zona dalam komponen besar dapat dipantau melalui pendekatan jaringan: aktivitas di satu zona menjadi indikator bagi zona tetangga. Sebaliknya, zona terpencil memerlukan pemantauan mandiri karena tidak memiliki zona penanda yang berkorelasi.</w:t>
       </w:r>
     </w:p>
     <w:p>
@@ -15893,7 +17764,7 @@
           <w:sz w:val="24"/>
           <w:szCs w:val="24"/>
         </w:rPr>
-        <w:t xml:space="preserve">Temuan 2: Zona Sentral dan Interpretasi Sentralitas</w:t>
+        <w:t xml:space="preserve">Temuan Kedua: Zona Sentral dan Tafsiran Sentralitas</w:t>
       </w:r>
     </w:p>
     <w:p>
@@ -15904,12 +17775,10 @@
       <w:r>
         <w:rPr>
           <w:rFonts w:ascii="Times New Roman" w:cs="Times New Roman" w:eastAsia="Times New Roman" w:hAnsi="Times New Roman"/>
-          <w:b w:val="false"/>
-          <w:bCs w:val="false"/>
           <w:sz w:val="20"/>
           <w:szCs w:val="20"/>
         </w:rPr>
-        <w:t xml:space="preserve">Tabel 14. Metrik Sentralitas Graph A - 5 Zona Teratas berdasarkan PageRank</w:t>
+        <w:t xml:space="preserve">Tabel 16. Metrik Sentralitas Graph A – Lima Zona Teratas berdasarkan PageRank</w:t>
       </w:r>
     </w:p>
     <w:tbl>
@@ -16100,7 +17969,7 @@
                 <w:sz w:val="20"/>
                 <w:szCs w:val="20"/>
               </w:rPr>
-              <w:t xml:space="preserve">-7_129</w:t>
+              <w:t xml:space="preserve">–7_129</w:t>
             </w:r>
           </w:p>
         </w:tc>
@@ -16374,7 +18243,7 @@
                 <w:sz w:val="20"/>
                 <w:szCs w:val="20"/>
               </w:rPr>
-              <w:t xml:space="preserve">-7_130</w:t>
+              <w:t xml:space="preserve">–7_130</w:t>
             </w:r>
           </w:p>
         </w:tc>
@@ -16773,7 +18642,7 @@
           <w:sz w:val="24"/>
           <w:szCs w:val="24"/>
         </w:rPr>
-        <w:t xml:space="preserve">Zona dengan nilai PageRank tertinggi terkonsentrasi di wilayah Laut Banda dan Sulawesi. Konsentrasi ini konsisten dengan kondisi tektonik kedua wilayah tersebut yang merupakan zona pertemuan kompleks antara Lempeng Eurasia, Lempeng Pasifik, dan Lempeng Indo-Australia, sehingga aktivitas seismiknya tinggi dan saling terkait dengan zona sekitarnya.</w:t>
+        <w:t xml:space="preserve">Zona dengan nilai PageRank tertinggi terpusat di wilayah Laut Banda dan Sulawesi. Pemusatan tersebut selaras dengan kondisi tektonik kedua wilayah itu yang merupakan zona pertemuan rumit antara Lempeng Eurasia, Lempeng Pasifik, dan Lempeng Indo-Australia sehingga aktivitas seismiknya tinggi dan saling terkait dengan zona sekitarnya.</w:t>
       </w:r>
     </w:p>
     <w:p>
@@ -16787,7 +18656,7 @@
           <w:sz w:val="24"/>
           <w:szCs w:val="24"/>
         </w:rPr>
-        <w:t xml:space="preserve">Hal yang menarik dari Tabel 14 adalah nilai keperantaraan yang bernilai nol pada seluruh lima zona teratas. Pada pandangan pertama hal ini tampak kontradiktif, karena zona dengan derajat tinggi diharapkan juga memiliki keperantaraan tinggi. Pemeriksaan lebih lanjut menunjukkan bahwa kelima zona tersebut berada di dalam klaster yang padat di mana setiap pasangan zona telah terhubung secara langsung, sehingga tidak ada jalur terpendek yang harus melewati zona tersebut sebagai perantara.</w:t>
+        <w:t xml:space="preserve">Hal yang menarik dari Tabel 16 adalah nilai keperantaraan yang bernilai nol pada seluruh lima zona teratas. Pada pandangan pertama hal itu tampak bertentangan karena zona dengan derajat tinggi diharapkan juga memiliki keperantaraan tinggi. Pemeriksaan lebih lanjut menunjukkan bahwa kelima zona tersebut berada di dalam klaster padat yang setiap pasangan zonanya telah terhubung langsung sehingga tidak ada jalur terpendek yang harus melewati zona tersebut sebagai perantara.</w:t>
       </w:r>
     </w:p>
     <w:p>
@@ -16801,7 +18670,7 @@
           <w:sz w:val="24"/>
           <w:szCs w:val="24"/>
         </w:rPr>
-        <w:t xml:space="preserve">Zona dengan keperantaraan tertinggi justru merupakan zona dengan derajat rendah, yaitu zona -4_122 dengan derajat empat dan nilai keperantaraan 0,3316, diikuti zona -5_121 dan -6_122. Zona-zona ini berada di wilayah Selat Sunda dan pesisir barat Sumatera bagian selatan, dan berfungsi sebagai penghubung antara klaster Sumatera dan klaster Jawa. Dari 430 zona, terdapat 245 zona dengan nilai keperantaraan positif.</w:t>
+        <w:t xml:space="preserve">Zona dengan keperantaraan tertinggi justru merupakan zona berderajat rendah, yaitu zona –4_122 dengan derajat empat dan nilai keperantaraan 0,3316, disusul zona –5_121 dan –6_122. Zona tersebut berada di wilayah Selat Sunda dan pesisir barat Sumatera bagian selatan serta berfungsi sebagai penghubung antara klaster Sumatera dan klaster Jawa. Dari 430 zona, terdapat 245 zona dengan nilai keperantaraan positif.</w:t>
       </w:r>
     </w:p>
     <w:p>
@@ -16815,7 +18684,7 @@
           <w:sz w:val="24"/>
           <w:szCs w:val="24"/>
         </w:rPr>
-        <w:t xml:space="preserve">Perbedaan antara zona berperingkat tinggi menurut PageRank dan zona berperingkat tinggi menurut keperantaraan memiliki implikasi operasional yang berbeda. Zona dengan PageRank tinggi merupakan pusat aktivitas yang memerlukan pemantauan intensif karena frekuensi kejadiannya tinggi. Zona dengan keperantaraan tinggi merupakan penghubung antarklaster yang strategis untuk pemantauan perambatan aktivitas, karena gangguan pada zona tersebut berpotensi memutus atau menjembatani aliran aktivitas antarwilayah.</w:t>
+        <w:t xml:space="preserve">Perbedaan antara zona berperingkat tinggi menurut PageRank dan zona berperingkat tinggi menurut keperantaraan memiliki implikasi operasional yang berlainan. Zona dengan PageRank tinggi merupakan pusat aktivitas yang memerlukan pemantauan intensif karena frekuensi kejadiannya tinggi. Sebaliknya, zona dengan keperantaraan tinggi merupakan penghubung antarklaster yang strategis bagi pemantauan perambatan aktivitas karena gangguan pada zona tersebut berpotensi memutus atau menjembatani aliran aktivitas antarwilayah.</w:t>
       </w:r>
     </w:p>
     <w:p>
@@ -16831,7 +18700,7 @@
           <w:sz w:val="24"/>
           <w:szCs w:val="24"/>
         </w:rPr>
-        <w:t xml:space="preserve">Temuan 3: Struktur Komunitas</w:t>
+        <w:t xml:space="preserve">Temuan Ketiga: Struktur Komunitas</w:t>
       </w:r>
     </w:p>
     <w:p>
@@ -16845,7 +18714,7 @@
           <w:sz w:val="24"/>
           <w:szCs w:val="24"/>
         </w:rPr>
-        <w:t xml:space="preserve">Algoritma Louvain mengidentifikasi 89 komunitas dalam graf spasial-temporal. Jumlah komunitas yang melebihi jumlah komponen terhubung menunjukkan bahwa komponen besar yang mencakup 349 zona tersebut memiliki struktur internal yang terbagi menjadi beberapa subkelompok. Subkelompok ini merepresentasikan wilayah-wilayah yang aktivitas seismiknya saling terkait lebih erat dibandingkan dengan wilayah di luar kelompoknya.</w:t>
+        <w:t xml:space="preserve">Algoritme Louvain mengidentifikasi 89 komunitas dalam graf spasial-temporal. Jumlah komunitas yang melampaui jumlah komponen terhubung menunjukkan bahwa komponen besar yang mencakup 349 zona memiliki struktur dalam yang terbagi menjadi beberapa subkelompok. Subkelompok tersebut mewakili wilayah yang aktivitas seismiknya saling terkait lebih erat dibandingkan dengan wilayah di luar kelompoknya.</w:t>
       </w:r>
     </w:p>
     <w:p>
@@ -16859,7 +18728,7 @@
           <w:sz w:val="24"/>
           <w:szCs w:val="24"/>
         </w:rPr>
-        <w:t xml:space="preserve">Struktur komunitas ini dapat dimanfaatkan sebagai dasar penyusunan unit pemantauan regional. Alih-alih membagi wilayah pemantauan berdasarkan batas administratif yang tidak berkaitan dengan struktur tektonik, pembagian berdasarkan komunitas seismik akan menghasilkan unit yang lebih koheren secara geofisika.</w:t>
+        <w:t xml:space="preserve">Struktur komunitas tersebut dapat dimanfaatkan sebagai dasar penyusunan unit pemantauan regional. Alih-alih membagi wilayah pemantauan berdasarkan batas administratif yang tidak berkaitan dengan struktur tektonik, pembagian berdasarkan komunitas seismik akan menghasilkan unit yang lebih padu secara geofisika.</w:t>
       </w:r>
     </w:p>
     <w:p>
@@ -16875,7 +18744,7 @@
           <w:sz w:val="24"/>
           <w:szCs w:val="24"/>
         </w:rPr>
-        <w:t xml:space="preserve">Temuan 4: Wilayah Multi-Hazard</w:t>
+        <w:t xml:space="preserve">Temuan Keempat: Wilayah Multihazard</w:t>
       </w:r>
     </w:p>
     <w:p>
@@ -16889,7 +18758,7 @@
           <w:sz w:val="24"/>
           <w:szCs w:val="24"/>
         </w:rPr>
-        <w:t xml:space="preserve">Analisis derajat pada graf dua partit mengungkap bahwa sebelas dari 430 wilayah memiliki derajat sembilan, yang berarti wilayah tersebut mengalami seluruh sembilan kategori karakteristik hazard yang didefinisikan. Wilayah-wilayah ini mengalami gempa dangkal, menengah, dan dalam, dengan magnitude yang mencakup seluruh empat pita dari 4,0 hingga di atas 6,5, serta memiliki riwayat kejadian berpotensi tsunami.</w:t>
+        <w:t xml:space="preserve">Analisis derajat pada graf dua partit mengungkap bahwa sebelas dari 430 wilayah memiliki derajat sembilan. Artinya, wilayah tersebut mengalami seluruh sembilan kategori karakteristik hazard yang didefinisikan, yaitu gempa dangkal, menengah, dan dalam, dengan magnitudo yang mencakup keempat pita dari 4,0 hingga di atas 6,5, serta memiliki riwayat kejadian berpotensi tsunami.</w:t>
       </w:r>
     </w:p>
     <w:p>
@@ -16903,7 +18772,7 @@
           <w:sz w:val="24"/>
           <w:szCs w:val="24"/>
         </w:rPr>
-        <w:t xml:space="preserve">Wilayah dengan derajat sembilan mencakup zona -1_121, 1_126, -3_138, 2_126, dan 2_128, yang secara geografis berada di sekitar Sulawesi, Laut Maluku, dan Papua bagian utara. Adapun 419 wilayah lainnya memiliki derajat delapan, yang umumnya berarti tidak memiliki riwayat kejadian berpotensi tsunami.</w:t>
+        <w:t xml:space="preserve">Wilayah dengan derajat sembilan mencakup zona –1_121, 1_126, –3_138, 2_126, dan 2_128 yang secara geografis berada di sekitar Sulawesi, Laut Maluku, dan Papua bagian utara. Adapun 419 wilayah lainnya memiliki derajat delapan yang umumnya berarti tidak memiliki riwayat kejadian berpotensi tsunami.</w:t>
       </w:r>
     </w:p>
     <w:p>
@@ -16917,7 +18786,7 @@
           <w:sz w:val="24"/>
           <w:szCs w:val="24"/>
         </w:rPr>
-        <w:t xml:space="preserve">Temuan ini memberikan perspektif yang berbeda dari analisis berbasis frekuensi semata. Wilayah dengan frekuensi kejadian tinggi belum tentu merupakan wilayah dengan keragaman hazard tertinggi, dan sebaliknya. Wilayah yang mengalami seluruh jenis karakteristik hazard memerlukan strategi mitigasi yang lebih komprehensif karena harus menyiapkan kesiapsiagaan terhadap berbagai skenario kejadian, mulai dari gempa dangkal berkekuatan menengah yang sering terjadi hingga gempa besar berpotensi tsunami yang jarang namun berdampak katastrofik.</w:t>
+        <w:t xml:space="preserve">Temuan tersebut memberikan sudut pandang yang berbeda dari analisis berbasis frekuensi semata. Wilayah dengan frekuensi kejadian tinggi belum tentu merupakan wilayah dengan keragaman hazard tertinggi, dan sebaliknya. Wilayah yang mengalami seluruh jenis karakteristik hazard memerlukan strategi mitigasi yang lebih menyeluruh karena harus menyiapkan kesiapsiagaan terhadap berbagai skenario, mulai dari gempa dangkal berkekuatan menengah yang sering terjadi hingga gempa besar berpotensi tsunami yang jarang, tetapi berdampak sangat merusak.</w:t>
       </w:r>
     </w:p>
     <w:p>
@@ -16947,7 +18816,7 @@
           <w:sz w:val="24"/>
           <w:szCs w:val="24"/>
         </w:rPr>
-        <w:t xml:space="preserve">Keempat temuan tersebut secara bersama-sama menghasilkan kerangka penentuan prioritas yang lebih kaya dibandingkan pendekatan klasifikasi tunggal. Klasifikasi Machine Learning pada Bab V menghasilkan penilaian risiko per kejadian berdasarkan atribut kejadian dan riwayat zona. Analisis graf melengkapi penilaian tersebut dengan tiga dimensi tambahan, yaitu posisi zona dalam jaringan aktivitas melalui metrik sentralitas, keanggotaan zona dalam kelompok aktivitas terkait melalui deteksi komunitas, serta keragaman karakteristik hazard melalui analisis graf dua partit.</w:t>
+        <w:t xml:space="preserve">Keempat temuan tersebut secara bersama-sama menghasilkan kerangka penentuan prioritas yang lebih kaya daripada pendekatan klasifikasi tunggal. Klasifikasi Machine Learning pada Bab V menghasilkan penilaian risiko per kejadian berdasarkan atribut kejadian dan riwayat aktivitas zona. Analisis graf melengkapi penilaian tersebut dengan tiga dimensi tambahan, yaitu kedudukan zona dalam jaringan aktivitas melalui metrik sentralitas, keanggotaan zona dalam kelompok aktivitas terkait melalui deteksi komunitas, serta keragaman karakteristik hazard melalui analisis graf dua partit.</w:t>
       </w:r>
     </w:p>
     <w:p>
@@ -16961,7 +18830,7 @@
           <w:sz w:val="24"/>
           <w:szCs w:val="24"/>
         </w:rPr>
-        <w:t xml:space="preserve">Kombinasi ketiga dimensi ini memungkinkan penyusunan prioritas yang mempertimbangkan tidak hanya seberapa sering dan seberapa besar kejadian di suatu wilayah, tetapi juga seberapa strategis posisi wilayah tersebut dalam jaringan seismik dan seberapa beragam ancaman yang dihadapinya.</w:t>
+        <w:t xml:space="preserve">Gabungan ketiga dimensi tersebut memungkinkan penyusunan prioritas yang mempertimbangkan bukan hanya seberapa sering dan seberapa besar kejadian di suatu wilayah, melainkan juga seberapa strategis kedudukan wilayah tersebut dalam jaringan seismik dan seberapa beragam ancaman yang dihadapinya. Kerangka tersebut juga membantu menutupi keterbatasan model klasifikasi yang telah dicatat pada Subbab 5.6, khususnya bagi 238 zona berfrekuensi rendah yang labelnya tidak bervariasi: bagi zona tersebut, metrik sentralitas dan keanggotaan komunitas memberikan informasi risiko yang tidak dapat disediakan model klasifikasi.</w:t>
       </w:r>
     </w:p>
     <w:sectPr>
@@ -17169,15 +19038,6 @@
       <w:lvlJc w:val="left"/>
       <w:pPr>
         <w:ind w:left="720" w:hanging="360"/>
-      </w:pPr>
-    </w:lvl>
-    <w:lvl w:ilvl="1" w15:tentative="1">
-      <w:start w:val="1"/>
-      <w:numFmt w:val="bullet"/>
-      <w:lvlText w:val="◦"/>
-      <w:lvlJc w:val="left"/>
-      <w:pPr>
-        <w:ind w:left="1440" w:hanging="360"/>
       </w:pPr>
     </w:lvl>
   </w:abstractNum>
